--- a/高中物理/高中物理同步/人教版必修3 第11章 电路及其应用·简单卷（15题）.docx
+++ b/高中物理/高中物理同步/人教版必修3 第11章 电路及其应用·简单卷（15题）.docx
@@ -66,11 +66,9 @@
       <w:r>
         <w:rPr>
           <w:rFonts w:ascii="Times New Roman" w:eastAsia="宋体" w:hAnsi="Times New Roman" w:cs="Times New Roman"/>
-          <w:strike w:val="0"/>
           <w:kern w:val="0"/>
           <w:sz w:val="21"/>
           <w:szCs w:val="21"/>
-          <w:u w:val="none"/>
         </w:rPr>
         <w:drawing>
           <wp:inline>
@@ -468,11 +466,9 @@
       <w:r>
         <w:rPr>
           <w:rFonts w:ascii="Times New Roman" w:eastAsia="宋体" w:hAnsi="Times New Roman" w:cs="Times New Roman"/>
-          <w:strike w:val="0"/>
           <w:kern w:val="0"/>
           <w:sz w:val="21"/>
           <w:szCs w:val="21"/>
-          <w:u w:val="none"/>
         </w:rPr>
         <w:drawing>
           <wp:inline>
@@ -1019,11 +1015,9 @@
       <w:r>
         <w:rPr>
           <w:rFonts w:ascii="Times New Roman" w:eastAsia="宋体" w:hAnsi="Times New Roman" w:cs="Times New Roman"/>
-          <w:strike w:val="0"/>
           <w:kern w:val="0"/>
           <w:sz w:val="21"/>
           <w:szCs w:val="21"/>
-          <w:u w:val="none"/>
         </w:rPr>
         <w:drawing>
           <wp:inline>
@@ -1406,11 +1400,9 @@
       <w:r>
         <w:rPr>
           <w:rFonts w:ascii="Times New Roman" w:eastAsia="宋体" w:hAnsi="Times New Roman" w:cs="Times New Roman"/>
-          <w:strike w:val="0"/>
           <w:kern w:val="0"/>
           <w:sz w:val="21"/>
           <w:szCs w:val="21"/>
-          <w:u w:val="none"/>
         </w:rPr>
         <w:drawing>
           <wp:inline>
@@ -2140,11 +2132,9 @@
       <w:r>
         <w:rPr>
           <w:rFonts w:ascii="Times New Roman" w:eastAsia="宋体" w:hAnsi="Times New Roman" w:cs="Times New Roman"/>
-          <w:strike w:val="0"/>
           <w:kern w:val="0"/>
           <w:sz w:val="21"/>
           <w:szCs w:val="21"/>
-          <w:u w:val="none"/>
         </w:rPr>
         <w:drawing>
           <wp:inline>
@@ -2406,11 +2396,9 @@
       <w:r>
         <w:rPr>
           <w:rFonts w:ascii="Times New Roman" w:eastAsia="宋体" w:hAnsi="Times New Roman" w:cs="Times New Roman"/>
-          <w:strike w:val="0"/>
           <w:kern w:val="0"/>
           <w:sz w:val="21"/>
           <w:szCs w:val="21"/>
-          <w:u w:val="none"/>
         </w:rPr>
         <w:drawing>
           <wp:inline>
@@ -4334,11 +4322,9 @@
       <w:r>
         <w:rPr>
           <w:rFonts w:ascii="Times New Roman" w:eastAsia="宋体" w:hAnsi="Times New Roman" w:cs="Times New Roman"/>
-          <w:strike w:val="0"/>
           <w:kern w:val="0"/>
           <w:sz w:val="21"/>
           <w:szCs w:val="21"/>
-          <w:u w:val="none"/>
         </w:rPr>
         <w:drawing>
           <wp:inline>
@@ -4526,11 +4512,9 @@
       <w:r>
         <w:rPr>
           <w:rFonts w:ascii="Times New Roman" w:eastAsia="宋体" w:hAnsi="Times New Roman" w:cs="Times New Roman"/>
-          <w:strike w:val="0"/>
           <w:kern w:val="0"/>
           <w:sz w:val="21"/>
           <w:szCs w:val="21"/>
-          <w:u w:val="none"/>
         </w:rPr>
         <w:drawing>
           <wp:inline>
@@ -4983,11 +4967,9 @@
       <w:r>
         <w:rPr>
           <w:rFonts w:ascii="Times New Roman" w:eastAsia="宋体" w:hAnsi="Times New Roman" w:cs="Times New Roman"/>
-          <w:strike w:val="0"/>
           <w:kern w:val="0"/>
           <w:sz w:val="21"/>
           <w:szCs w:val="21"/>
-          <w:u w:val="none"/>
         </w:rPr>
         <w:drawing>
           <wp:inline>
@@ -5647,11 +5629,9 @@
       <w:r>
         <w:rPr>
           <w:rFonts w:ascii="Times New Roman" w:eastAsia="宋体" w:hAnsi="Times New Roman" w:cs="Times New Roman"/>
-          <w:strike w:val="0"/>
           <w:kern w:val="0"/>
           <w:sz w:val="21"/>
           <w:szCs w:val="21"/>
-          <w:u w:val="none"/>
         </w:rPr>
         <w:drawing>
           <wp:inline>
@@ -6356,11 +6336,9 @@
       <w:r>
         <w:rPr>
           <w:rFonts w:ascii="Times New Roman" w:eastAsia="宋体" w:hAnsi="Times New Roman" w:cs="Times New Roman"/>
-          <w:strike w:val="0"/>
           <w:kern w:val="0"/>
           <w:sz w:val="21"/>
           <w:szCs w:val="21"/>
-          <w:u w:val="none"/>
         </w:rPr>
         <w:drawing>
           <wp:inline>
@@ -6666,11 +6644,9 @@
       <w:r>
         <w:rPr>
           <w:rFonts w:ascii="Times New Roman" w:eastAsia="宋体" w:hAnsi="Times New Roman" w:cs="Times New Roman"/>
-          <w:strike w:val="0"/>
           <w:kern w:val="0"/>
           <w:sz w:val="21"/>
           <w:szCs w:val="21"/>
-          <w:u w:val="none"/>
         </w:rPr>
         <w:drawing>
           <wp:inline>
@@ -7816,11 +7792,9 @@
       <w:r>
         <w:rPr>
           <w:rFonts w:ascii="Times New Roman" w:eastAsia="宋体" w:hAnsi="Times New Roman" w:cs="Times New Roman"/>
-          <w:strike w:val="0"/>
           <w:kern w:val="0"/>
           <w:sz w:val="21"/>
           <w:szCs w:val="21"/>
-          <w:u w:val="none"/>
         </w:rPr>
         <w:drawing>
           <wp:inline>
@@ -8435,11 +8409,9 @@
       <w:r>
         <w:rPr>
           <w:rFonts w:ascii="Times New Roman" w:eastAsia="宋体" w:hAnsi="Times New Roman" w:cs="Times New Roman"/>
-          <w:strike w:val="0"/>
           <w:kern w:val="0"/>
           <w:sz w:val="21"/>
           <w:szCs w:val="21"/>
-          <w:u w:val="none"/>
         </w:rPr>
         <w:drawing>
           <wp:inline>
@@ -8513,11 +8485,9 @@
       <w:r>
         <w:rPr>
           <w:rFonts w:ascii="Times New Roman" w:eastAsia="宋体" w:hAnsi="Times New Roman" w:cs="Times New Roman"/>
-          <w:strike w:val="0"/>
           <w:kern w:val="0"/>
           <w:sz w:val="21"/>
           <w:szCs w:val="21"/>
-          <w:u w:val="none"/>
         </w:rPr>
         <w:drawing>
           <wp:inline>
@@ -8781,11 +8751,9 @@
       <w:r>
         <w:rPr>
           <w:rFonts w:ascii="Times New Roman" w:eastAsia="宋体" w:hAnsi="Times New Roman" w:cs="Times New Roman"/>
-          <w:strike w:val="0"/>
           <w:kern w:val="0"/>
           <w:sz w:val="21"/>
           <w:szCs w:val="21"/>
-          <w:u w:val="none"/>
         </w:rPr>
         <w:drawing>
           <wp:inline>
@@ -9178,11 +9146,9 @@
       <w:r>
         <w:rPr>
           <w:rFonts w:ascii="Times New Roman" w:eastAsia="宋体" w:hAnsi="Times New Roman" w:cs="Times New Roman"/>
-          <w:strike w:val="0"/>
           <w:kern w:val="0"/>
           <w:sz w:val="21"/>
           <w:szCs w:val="21"/>
-          <w:u w:val="none"/>
         </w:rPr>
         <w:drawing>
           <wp:inline>
@@ -9602,11 +9568,9 @@
       <w:r>
         <w:rPr>
           <w:rFonts w:ascii="Times New Roman" w:eastAsia="宋体" w:hAnsi="Times New Roman" w:cs="Times New Roman"/>
-          <w:strike w:val="0"/>
           <w:kern w:val="0"/>
           <w:sz w:val="21"/>
           <w:szCs w:val="21"/>
-          <w:u w:val="none"/>
         </w:rPr>
         <w:drawing>
           <wp:inline>
@@ -9930,11 +9894,9 @@
       <w:r>
         <w:rPr>
           <w:rFonts w:ascii="Times New Roman" w:eastAsia="宋体" w:hAnsi="Times New Roman" w:cs="Times New Roman"/>
-          <w:strike w:val="0"/>
           <w:kern w:val="0"/>
           <w:sz w:val="21"/>
           <w:szCs w:val="21"/>
-          <w:u w:val="none"/>
         </w:rPr>
         <w:drawing>
           <wp:inline>
@@ -10237,11 +10199,9 @@
       <w:r>
         <w:rPr>
           <w:rFonts w:ascii="Times New Roman" w:eastAsia="宋体" w:hAnsi="Times New Roman" w:cs="Times New Roman"/>
-          <w:strike w:val="0"/>
           <w:kern w:val="0"/>
           <w:sz w:val="21"/>
           <w:szCs w:val="21"/>
-          <w:u w:val="none"/>
         </w:rPr>
         <w:drawing>
           <wp:inline>
@@ -10615,11 +10575,9 @@
       <w:r>
         <w:rPr>
           <w:rFonts w:ascii="Times New Roman" w:eastAsia="宋体" w:hAnsi="Times New Roman" w:cs="Times New Roman"/>
-          <w:strike w:val="0"/>
           <w:kern w:val="0"/>
           <w:sz w:val="21"/>
           <w:szCs w:val="21"/>
-          <w:u w:val="none"/>
         </w:rPr>
         <w:drawing>
           <wp:inline>
@@ -11699,11 +11657,9 @@
       <w:r>
         <w:rPr>
           <w:rFonts w:ascii="Times New Roman" w:eastAsia="宋体" w:hAnsi="Times New Roman" w:cs="Times New Roman"/>
-          <w:strike w:val="0"/>
           <w:kern w:val="0"/>
           <w:sz w:val="21"/>
           <w:szCs w:val="21"/>
-          <w:u w:val="none"/>
         </w:rPr>
         <w:drawing>
           <wp:inline>
@@ -13782,11 +13738,9 @@
       <w:r>
         <w:rPr>
           <w:rFonts w:ascii="Times New Roman" w:eastAsia="宋体" w:hAnsi="Times New Roman" w:cs="Times New Roman"/>
-          <w:strike w:val="0"/>
           <w:kern w:val="0"/>
           <w:sz w:val="21"/>
           <w:szCs w:val="21"/>
-          <w:u w:val="none"/>
         </w:rPr>
         <w:drawing>
           <wp:inline>
@@ -14402,11 +14356,9 @@
       <w:r>
         <w:rPr>
           <w:rFonts w:ascii="Times New Roman" w:eastAsia="宋体" w:hAnsi="Times New Roman" w:cs="Times New Roman"/>
-          <w:strike w:val="0"/>
           <w:kern w:val="0"/>
           <w:sz w:val="21"/>
           <w:szCs w:val="21"/>
-          <w:u w:val="none"/>
         </w:rPr>
         <w:drawing>
           <wp:inline>
@@ -14769,11 +14721,9 @@
             <w:r>
               <w:rPr>
                 <w:rFonts w:ascii="Times New Roman" w:eastAsia="宋体" w:hAnsi="Times New Roman" w:cs="Times New Roman"/>
-                <w:strike w:val="0"/>
                 <w:kern w:val="0"/>
                 <w:sz w:val="21"/>
                 <w:szCs w:val="21"/>
-                <w:u w:val="none"/>
               </w:rPr>
               <w:drawing>
                 <wp:inline>
@@ -14842,11 +14792,9 @@
             <w:r>
               <w:rPr>
                 <w:rFonts w:ascii="Times New Roman" w:eastAsia="宋体" w:hAnsi="Times New Roman" w:cs="Times New Roman"/>
-                <w:strike w:val="0"/>
                 <w:kern w:val="0"/>
                 <w:sz w:val="21"/>
                 <w:szCs w:val="21"/>
-                <w:u w:val="none"/>
               </w:rPr>
               <w:drawing>
                 <wp:inline>
@@ -15955,11 +15903,9 @@
       <w:r>
         <w:rPr>
           <w:rFonts w:ascii="Times New Roman" w:eastAsia="宋体" w:hAnsi="Times New Roman" w:cs="Times New Roman"/>
-          <w:strike w:val="0"/>
           <w:kern w:val="0"/>
           <w:sz w:val="21"/>
           <w:szCs w:val="21"/>
-          <w:u w:val="none"/>
         </w:rPr>
         <w:drawing>
           <wp:inline>
@@ -16220,11 +16166,9 @@
             <w:r>
               <w:rPr>
                 <w:rFonts w:ascii="Times New Roman" w:eastAsia="宋体" w:hAnsi="Times New Roman" w:cs="Times New Roman"/>
-                <w:strike w:val="0"/>
                 <w:kern w:val="0"/>
                 <w:sz w:val="21"/>
                 <w:szCs w:val="21"/>
-                <w:u w:val="none"/>
               </w:rPr>
               <w:drawing>
                 <wp:inline>
@@ -16292,11 +16236,9 @@
             <w:r>
               <w:rPr>
                 <w:rFonts w:ascii="Times New Roman" w:eastAsia="宋体" w:hAnsi="Times New Roman" w:cs="Times New Roman"/>
-                <w:strike w:val="0"/>
                 <w:kern w:val="0"/>
                 <w:sz w:val="21"/>
                 <w:szCs w:val="21"/>
-                <w:u w:val="none"/>
               </w:rPr>
               <w:drawing>
                 <wp:inline>
@@ -17240,11 +17182,9 @@
       <w:r>
         <w:rPr>
           <w:rFonts w:ascii="Times New Roman" w:eastAsia="宋体" w:hAnsi="Times New Roman" w:cs="Times New Roman"/>
-          <w:strike w:val="0"/>
           <w:kern w:val="0"/>
           <w:sz w:val="21"/>
           <w:szCs w:val="21"/>
-          <w:u w:val="none"/>
         </w:rPr>
         <w:drawing>
           <wp:inline>
@@ -17577,11 +17517,9 @@
             <w:r>
               <w:rPr>
                 <w:rFonts w:ascii="Times New Roman" w:eastAsia="宋体" w:hAnsi="Times New Roman" w:cs="Times New Roman"/>
-                <w:strike w:val="0"/>
                 <w:kern w:val="0"/>
                 <w:sz w:val="21"/>
                 <w:szCs w:val="21"/>
-                <w:u w:val="none"/>
               </w:rPr>
               <w:drawing>
                 <wp:inline>
@@ -17651,11 +17589,9 @@
             <w:r>
               <w:rPr>
                 <w:rFonts w:ascii="Times New Roman" w:eastAsia="宋体" w:hAnsi="Times New Roman" w:cs="Times New Roman"/>
-                <w:strike w:val="0"/>
                 <w:kern w:val="0"/>
                 <w:sz w:val="21"/>
                 <w:szCs w:val="21"/>
-                <w:u w:val="none"/>
               </w:rPr>
               <w:drawing>
                 <wp:inline>
@@ -18655,11 +18591,9 @@
       <w:r>
         <w:rPr>
           <w:rFonts w:ascii="Times New Roman" w:eastAsia="宋体" w:hAnsi="Times New Roman" w:cs="Times New Roman"/>
-          <w:strike w:val="0"/>
           <w:kern w:val="0"/>
           <w:sz w:val="21"/>
           <w:szCs w:val="21"/>
-          <w:u w:val="none"/>
         </w:rPr>
         <w:drawing>
           <wp:inline>
@@ -19079,11 +19013,9 @@
       <w:r>
         <w:rPr>
           <w:rFonts w:ascii="Times New Roman" w:eastAsia="宋体" w:hAnsi="Times New Roman" w:cs="Times New Roman"/>
-          <w:strike w:val="0"/>
           <w:kern w:val="0"/>
           <w:sz w:val="21"/>
           <w:szCs w:val="21"/>
-          <w:u w:val="none"/>
         </w:rPr>
         <w:drawing>
           <wp:inline>
@@ -19149,11 +19081,9 @@
       <w:r>
         <w:rPr>
           <w:rFonts w:ascii="Times New Roman" w:eastAsia="宋体" w:hAnsi="Times New Roman" w:cs="Times New Roman"/>
-          <w:strike w:val="0"/>
           <w:kern w:val="0"/>
           <w:sz w:val="21"/>
           <w:szCs w:val="21"/>
-          <w:u w:val="none"/>
         </w:rPr>
         <w:drawing>
           <wp:inline>
@@ -19813,11 +19743,9 @@
       <w:r>
         <w:rPr>
           <w:rFonts w:ascii="Times New Roman" w:eastAsia="宋体" w:hAnsi="Times New Roman" w:cs="Times New Roman"/>
-          <w:strike w:val="0"/>
           <w:kern w:val="0"/>
           <w:sz w:val="21"/>
           <w:szCs w:val="21"/>
-          <w:u w:val="none"/>
         </w:rPr>
         <w:drawing>
           <wp:inline>
@@ -20450,11 +20378,9 @@
       <w:r>
         <w:rPr>
           <w:rFonts w:ascii="Times New Roman" w:eastAsia="宋体" w:hAnsi="Times New Roman" w:cs="Times New Roman"/>
-          <w:strike w:val="0"/>
           <w:kern w:val="0"/>
           <w:sz w:val="21"/>
           <w:szCs w:val="21"/>
-          <w:u w:val="none"/>
         </w:rPr>
         <w:drawing>
           <wp:inline>
@@ -20518,11 +20444,9 @@
       <w:r>
         <w:rPr>
           <w:rFonts w:ascii="Times New Roman" w:eastAsia="宋体" w:hAnsi="Times New Roman" w:cs="Times New Roman"/>
-          <w:strike w:val="0"/>
           <w:kern w:val="0"/>
           <w:sz w:val="21"/>
           <w:szCs w:val="21"/>
-          <w:u w:val="none"/>
         </w:rPr>
         <w:drawing>
           <wp:inline>
@@ -21417,11 +21341,9 @@
       <w:r>
         <w:rPr>
           <w:rFonts w:ascii="Times New Roman" w:eastAsia="宋体" w:hAnsi="Times New Roman" w:cs="Times New Roman"/>
-          <w:strike w:val="0"/>
           <w:kern w:val="0"/>
           <w:sz w:val="21"/>
           <w:szCs w:val="21"/>
-          <w:u w:val="none"/>
         </w:rPr>
         <w:drawing>
           <wp:inline>
@@ -22399,11 +22321,9 @@
       <w:r>
         <w:rPr>
           <w:rFonts w:ascii="Times New Roman" w:eastAsia="宋体" w:hAnsi="Times New Roman" w:cs="Times New Roman"/>
-          <w:strike w:val="0"/>
           <w:kern w:val="0"/>
           <w:sz w:val="21"/>
           <w:szCs w:val="21"/>
-          <w:u w:val="none"/>
         </w:rPr>
         <w:drawing>
           <wp:inline>
@@ -22629,11 +22549,9 @@
       <w:r>
         <w:rPr>
           <w:rFonts w:ascii="Times New Roman" w:eastAsia="宋体" w:hAnsi="Times New Roman" w:cs="Times New Roman"/>
-          <w:strike w:val="0"/>
           <w:kern w:val="0"/>
           <w:sz w:val="21"/>
           <w:szCs w:val="21"/>
-          <w:u w:val="none"/>
         </w:rPr>
         <w:drawing>
           <wp:inline>
@@ -23335,11 +23253,9 @@
       <w:r>
         <w:rPr>
           <w:rFonts w:ascii="Times New Roman" w:eastAsia="宋体" w:hAnsi="Times New Roman" w:cs="Times New Roman"/>
-          <w:strike w:val="0"/>
           <w:kern w:val="0"/>
           <w:sz w:val="21"/>
           <w:szCs w:val="21"/>
-          <w:u w:val="none"/>
         </w:rPr>
         <w:drawing>
           <wp:inline>
@@ -23637,11 +23553,9 @@
       <w:r>
         <w:rPr>
           <w:rFonts w:ascii="Times New Roman" w:eastAsia="宋体" w:hAnsi="Times New Roman" w:cs="Times New Roman"/>
-          <w:strike w:val="0"/>
           <w:kern w:val="0"/>
           <w:sz w:val="21"/>
           <w:szCs w:val="21"/>
-          <w:u w:val="none"/>
         </w:rPr>
         <w:drawing>
           <wp:inline>
@@ -24144,11 +24058,9 @@
       <w:r>
         <w:rPr>
           <w:rFonts w:ascii="Times New Roman" w:eastAsia="宋体" w:hAnsi="Times New Roman" w:cs="Times New Roman"/>
-          <w:strike w:val="0"/>
           <w:kern w:val="0"/>
           <w:sz w:val="21"/>
           <w:szCs w:val="21"/>
-          <w:u w:val="none"/>
         </w:rPr>
         <w:drawing>
           <wp:inline>
@@ -24200,11 +24112,9 @@
       <w:r>
         <w:rPr>
           <w:rFonts w:ascii="Times New Roman" w:eastAsia="宋体" w:hAnsi="Times New Roman" w:cs="Times New Roman"/>
-          <w:strike w:val="0"/>
           <w:kern w:val="0"/>
           <w:sz w:val="21"/>
           <w:szCs w:val="21"/>
-          <w:u w:val="none"/>
         </w:rPr>
         <w:drawing>
           <wp:inline>
@@ -24338,11 +24248,9 @@
       <w:r>
         <w:rPr>
           <w:rFonts w:ascii="Times New Roman" w:eastAsia="宋体" w:hAnsi="Times New Roman" w:cs="Times New Roman"/>
-          <w:strike w:val="0"/>
           <w:kern w:val="0"/>
           <w:sz w:val="21"/>
           <w:szCs w:val="21"/>
-          <w:u w:val="none"/>
         </w:rPr>
         <w:drawing>
           <wp:inline>
@@ -24694,11 +24602,9 @@
       <w:r>
         <w:rPr>
           <w:rFonts w:ascii="Times New Roman" w:eastAsia="宋体" w:hAnsi="Times New Roman" w:cs="Times New Roman"/>
-          <w:strike w:val="0"/>
           <w:kern w:val="0"/>
           <w:sz w:val="21"/>
           <w:szCs w:val="21"/>
-          <w:u w:val="none"/>
         </w:rPr>
         <w:drawing>
           <wp:inline>
@@ -24778,11 +24684,9 @@
       <w:r>
         <w:rPr>
           <w:rFonts w:ascii="Times New Roman" w:eastAsia="宋体" w:hAnsi="Times New Roman" w:cs="Times New Roman"/>
-          <w:strike w:val="0"/>
           <w:kern w:val="0"/>
           <w:sz w:val="21"/>
           <w:szCs w:val="21"/>
-          <w:u w:val="none"/>
         </w:rPr>
         <w:drawing>
           <wp:inline>
@@ -24968,11 +24872,9 @@
       <w:r>
         <w:rPr>
           <w:rFonts w:ascii="Times New Roman" w:eastAsia="宋体" w:hAnsi="Times New Roman" w:cs="Times New Roman"/>
-          <w:strike w:val="0"/>
           <w:kern w:val="0"/>
           <w:sz w:val="21"/>
           <w:szCs w:val="21"/>
-          <w:u w:val="none"/>
         </w:rPr>
         <w:drawing>
           <wp:inline>
@@ -25212,11 +25114,9 @@
       <w:r>
         <w:rPr>
           <w:rFonts w:ascii="Times New Roman" w:eastAsia="宋体" w:hAnsi="Times New Roman" w:cs="Times New Roman"/>
-          <w:strike w:val="0"/>
           <w:kern w:val="0"/>
           <w:sz w:val="21"/>
           <w:szCs w:val="21"/>
-          <w:u w:val="none"/>
         </w:rPr>
         <w:drawing>
           <wp:inline>
@@ -25520,11 +25420,9 @@
       <w:r>
         <w:rPr>
           <w:rFonts w:ascii="Times New Roman" w:eastAsia="宋体" w:hAnsi="Times New Roman" w:cs="Times New Roman"/>
-          <w:strike w:val="0"/>
           <w:kern w:val="0"/>
           <w:sz w:val="21"/>
           <w:szCs w:val="21"/>
-          <w:u w:val="none"/>
         </w:rPr>
         <w:drawing>
           <wp:inline>
@@ -25909,11 +25807,9 @@
       <w:r>
         <w:rPr>
           <w:rFonts w:ascii="Times New Roman" w:eastAsia="宋体" w:hAnsi="Times New Roman" w:cs="Times New Roman"/>
-          <w:strike w:val="0"/>
           <w:kern w:val="0"/>
           <w:sz w:val="21"/>
           <w:szCs w:val="21"/>
-          <w:u w:val="none"/>
         </w:rPr>
         <w:drawing>
           <wp:inline>
@@ -25976,11 +25872,9 @@
       <w:r>
         <w:rPr>
           <w:rFonts w:ascii="Times New Roman" w:eastAsia="宋体" w:hAnsi="Times New Roman" w:cs="Times New Roman"/>
-          <w:strike w:val="0"/>
           <w:kern w:val="0"/>
           <w:sz w:val="21"/>
           <w:szCs w:val="21"/>
-          <w:u w:val="none"/>
         </w:rPr>
         <w:drawing>
           <wp:inline>
@@ -26034,11 +25928,9 @@
       <w:r>
         <w:rPr>
           <w:rFonts w:ascii="Times New Roman" w:eastAsia="宋体" w:hAnsi="Times New Roman" w:cs="Times New Roman"/>
-          <w:strike w:val="0"/>
           <w:kern w:val="0"/>
           <w:sz w:val="21"/>
           <w:szCs w:val="21"/>
-          <w:u w:val="none"/>
         </w:rPr>
         <w:drawing>
           <wp:inline>
@@ -26092,11 +25984,9 @@
       <w:r>
         <w:rPr>
           <w:rFonts w:ascii="Times New Roman" w:eastAsia="宋体" w:hAnsi="Times New Roman" w:cs="Times New Roman"/>
-          <w:strike w:val="0"/>
           <w:kern w:val="0"/>
           <w:sz w:val="21"/>
           <w:szCs w:val="21"/>
-          <w:u w:val="none"/>
         </w:rPr>
         <w:drawing>
           <wp:inline>
@@ -26150,11 +26040,9 @@
       <w:r>
         <w:rPr>
           <w:rFonts w:ascii="Times New Roman" w:eastAsia="宋体" w:hAnsi="Times New Roman" w:cs="Times New Roman"/>
-          <w:strike w:val="0"/>
           <w:kern w:val="0"/>
           <w:sz w:val="21"/>
           <w:szCs w:val="21"/>
-          <w:u w:val="none"/>
         </w:rPr>
         <w:drawing>
           <wp:inline>
@@ -26303,7 +26191,7 @@
     <w:sectPr>
       <w:footerReference w:type="default" r:id="rId148"/>
       <w:pgSz w:w="11906" w:h="16838"/>
-      <w:pgMar w:top="720" w:right="720" w:bottom="720" w:left="720" w:header="720" w:footer="720" w:gutter="0"/>
+      <w:pgMar w:top="850" w:right="850" w:bottom="850" w:left="850" w:header="850" w:footer="850" w:gutter="0"/>
       <w:pgNumType w:start="1"/>
       <w:cols w:num="1" w:sep="1" w:space="425"/>
       <w:docGrid w:type="lines" w:linePitch="312"/>
@@ -26318,6 +26206,14 @@
     <w:pPr>
       <w:jc w:val="center"/>
     </w:pPr>
+    <w:r>
+      <w:rPr>
+        <w:rFonts w:ascii="Times New Roman" w:hAnsi="Times New Roman" w:eastAsia="宋体"/>
+        <w:sz w:val="21"/>
+        <w:szCs w:val="21"/>
+      </w:rPr>
+      <w:t xml:space="preserve">第11章·简单　</w:t>
+    </w:r>
     <w:r>
       <w:rPr>
         <w:rFonts w:ascii="Times New Roman" w:hAnsi="Times New Roman" w:eastAsia="宋体"/>

--- a/高中物理/高中物理同步/人教版必修3 第11章 电路及其应用·简单卷（15题）.docx
+++ b/高中物理/高中物理同步/人教版必修3 第11章 电路及其应用·简单卷（15题）.docx
@@ -24870,6 +24870,54 @@
           <w:szCs w:val="21"/>
         </w:rPr>
         <w:t>阻值不变，调节电阻箱的阻值，使电表的读数仍为原来记录读数，则电阻箱的读数即等于待测电阻的阻值．</w:t>
+      </w:r>
+    </w:p>
+    <w:p>
+      <w:pPr>
+        <w:shd w:val="clear" w:color="auto" w:fill="auto"/>
+        <w:spacing w:line="300" w:lineRule="auto"/>
+        <w:jc w:val="left"/>
+        <w:rPr>
+          <w:sz w:val="21"/>
+        </w:rPr>
+      </w:pPr>
+      <w:r>
+        <w:drawing>
+          <wp:inline>
+            <wp:extent cx="2657475" cy="1104900"/>
+            <wp:docPr id="100300" name="等效法测电阻电路图" descr="@@@151504c21870464d9d75e32eccb97253"/>
+            <wp:cNvGraphicFramePr>
+              <a:graphicFrameLocks xmlns:a="http://schemas.openxmlformats.org/drawingml/2006/main" noChangeAspect="1"/>
+            </wp:cNvGraphicFramePr>
+            <a:graphic xmlns:a="http://schemas.openxmlformats.org/drawingml/2006/main">
+              <a:graphicData uri="http://schemas.openxmlformats.org/drawingml/2006/picture">
+                <pic:pic xmlns:pic="http://schemas.openxmlformats.org/drawingml/2006/picture">
+                  <pic:nvPicPr>
+                    <pic:cNvPr id="100300" name=""/>
+                    <pic:cNvPicPr>
+                      <a:picLocks noChangeAspect="1"/>
+                    </pic:cNvPicPr>
+                  </pic:nvPicPr>
+                  <pic:blipFill>
+                    <a:blip xmlns:r="http://schemas.openxmlformats.org/officeDocument/2006/relationships" r:embed="rId152"/>
+                    <a:stretch>
+                      <a:fillRect/>
+                    </a:stretch>
+                  </pic:blipFill>
+                  <pic:spPr>
+                    <a:xfrm>
+                      <a:off x="0" y="0"/>
+                      <a:ext cx="2657475" cy="1104900"/>
+                    </a:xfrm>
+                    <a:prstGeom prst="rect">
+                      <a:avLst/>
+                    </a:prstGeom>
+                  </pic:spPr>
+                </pic:pic>
+              </a:graphicData>
+            </a:graphic>
+          </wp:inline>
+        </w:drawing>
       </w:r>
     </w:p>
     <w:p>

--- a/高中物理/高中物理同步/人教版必修3 第11章 电路及其应用·简单卷（15题）.docx
+++ b/高中物理/高中物理同步/人教版必修3 第11章 电路及其应用·简单卷（15题）.docx
@@ -6,7 +6,7 @@
     <w:p>
       <w:pPr>
         <w:jc w:val="left"/>
-        <w:spacing w:before="0" w:after="0" w:line="300" w:lineRule="multiple"/>
+        <w:spacing w:before="0" w:after="0" w:line="300" w:lineRule="auto"/>
         <w:rPr>
           <w:b/>
           <w:bCs/>
@@ -28,17 +28,17 @@
     <w:p>
       <w:pPr>
         <w:jc w:val="left"/>
-        <w:spacing w:before="0" w:after="0" w:line="300" w:lineRule="multiple"/>
-        <w:rPr>
-          <w:sz w:val="21"/>
-          <w:szCs w:val="21"/>
-        </w:rPr>
-      </w:pPr>
-    </w:p>
-    <w:p>
-      <w:pPr>
-        <w:jc w:val="left"/>
-        <w:spacing w:before="0" w:after="0" w:line="300" w:lineRule="multiple"/>
+        <w:spacing w:before="0" w:after="0" w:line="300" w:lineRule="auto"/>
+        <w:rPr>
+          <w:sz w:val="21"/>
+          <w:szCs w:val="21"/>
+        </w:rPr>
+      </w:pPr>
+    </w:p>
+    <w:p>
+      <w:pPr>
+        <w:jc w:val="left"/>
+        <w:spacing w:before="0" w:after="0" w:line="300" w:lineRule="auto"/>
         <w:rPr>
           <w:b/>
           <w:bCs/>
@@ -60,7 +60,7 @@
     <w:p>
       <w:pPr>
         <w:shd w:val="clear" w:color="auto" w:fill="auto"/>
-        <w:spacing w:line="300" w:lineRule="auto"/>
+        <w:spacing w:line="300" w:lineRule="auto" w:before="0" w:after="0"/>
         <w:jc w:val="left"/>
       </w:pPr>
       <w:r>
@@ -127,7 +127,7 @@
     <w:p>
       <w:pPr>
         <w:shd w:val="clear" w:color="auto" w:fill="auto"/>
-        <w:spacing w:line="300" w:lineRule="auto"/>
+        <w:spacing w:line="300" w:lineRule="auto" w:before="0" w:after="0"/>
         <w:jc w:val="left"/>
       </w:pPr>
       <w:r>
@@ -158,7 +158,7 @@
     <w:p>
       <w:pPr>
         <w:shd w:val="clear" w:color="auto" w:fill="auto"/>
-        <w:spacing w:line="300" w:lineRule="auto"/>
+        <w:spacing w:line="300" w:lineRule="auto" w:before="0" w:after="0"/>
         <w:jc w:val="left"/>
       </w:pPr>
       <w:r>
@@ -189,7 +189,7 @@
     <w:p>
       <w:pPr>
         <w:shd w:val="clear" w:color="auto" w:fill="auto"/>
-        <w:spacing w:line="300" w:lineRule="auto"/>
+        <w:spacing w:line="300" w:lineRule="auto" w:before="0" w:after="0"/>
         <w:jc w:val="left"/>
       </w:pPr>
       <w:r>
@@ -212,7 +212,7 @@
     <w:p>
       <w:pPr>
         <w:shd w:val="clear" w:color="auto" w:fill="auto"/>
-        <w:spacing w:line="300" w:lineRule="auto"/>
+        <w:spacing w:line="300" w:lineRule="auto" w:before="0" w:after="0"/>
         <w:jc w:val="left"/>
       </w:pPr>
       <w:r>
@@ -227,17 +227,17 @@
     <w:p>
       <w:pPr>
         <w:jc w:val="left"/>
-        <w:spacing w:before="0" w:after="0" w:line="300" w:lineRule="multiple"/>
-        <w:rPr>
-          <w:sz w:val="21"/>
-          <w:szCs w:val="21"/>
-        </w:rPr>
-      </w:pPr>
-    </w:p>
-    <w:p>
-      <w:pPr>
-        <w:jc w:val="left"/>
-        <w:spacing w:before="0" w:after="0" w:line="300" w:lineRule="multiple"/>
+        <w:spacing w:before="0" w:after="0" w:line="300" w:lineRule="auto"/>
+        <w:rPr>
+          <w:sz w:val="21"/>
+          <w:szCs w:val="21"/>
+        </w:rPr>
+      </w:pPr>
+    </w:p>
+    <w:p>
+      <w:pPr>
+        <w:jc w:val="left"/>
+        <w:spacing w:before="0" w:after="0" w:line="300" w:lineRule="auto"/>
         <w:rPr>
           <w:b/>
           <w:bCs/>
@@ -259,7 +259,7 @@
     <w:p>
       <w:pPr>
         <w:shd w:val="clear" w:color="auto" w:fill="auto"/>
-        <w:spacing w:line="300" w:lineRule="auto"/>
+        <w:spacing w:line="300" w:lineRule="auto" w:before="0" w:after="0"/>
         <w:jc w:val="left"/>
         <w:rPr>
           <w:sz w:val="21"/>
@@ -277,7 +277,7 @@
     <w:p>
       <w:pPr>
         <w:shd w:val="clear" w:color="auto" w:fill="auto"/>
-        <w:spacing w:line="300" w:lineRule="auto"/>
+        <w:spacing w:line="300" w:lineRule="auto" w:before="0" w:after="0"/>
         <w:jc w:val="left"/>
         <w:rPr>
           <w:sz w:val="21"/>
@@ -311,7 +311,7 @@
     <w:p>
       <w:pPr>
         <w:shd w:val="clear" w:color="auto" w:fill="auto"/>
-        <w:spacing w:line="300" w:lineRule="auto"/>
+        <w:spacing w:line="300" w:lineRule="auto" w:before="0" w:after="0"/>
         <w:jc w:val="left"/>
         <w:rPr>
           <w:sz w:val="21"/>
@@ -345,7 +345,7 @@
     <w:p>
       <w:pPr>
         <w:shd w:val="clear" w:color="auto" w:fill="auto"/>
-        <w:spacing w:line="300" w:lineRule="auto"/>
+        <w:spacing w:line="300" w:lineRule="auto" w:before="0" w:after="0"/>
         <w:jc w:val="left"/>
         <w:rPr>
           <w:sz w:val="21"/>
@@ -379,7 +379,7 @@
     <w:p>
       <w:pPr>
         <w:shd w:val="clear" w:color="auto" w:fill="auto"/>
-        <w:spacing w:line="300" w:lineRule="auto"/>
+        <w:spacing w:line="300" w:lineRule="auto" w:before="0" w:after="0"/>
         <w:jc w:val="left"/>
         <w:rPr>
           <w:sz w:val="21"/>
@@ -397,7 +397,7 @@
     <w:p>
       <w:pPr>
         <w:shd w:val="clear" w:color="auto" w:fill="auto"/>
-        <w:spacing w:line="300" w:lineRule="auto"/>
+        <w:spacing w:line="300" w:lineRule="auto" w:before="0" w:after="0"/>
         <w:jc w:val="left"/>
         <w:rPr>
           <w:sz w:val="21"/>
@@ -415,7 +415,7 @@
     <w:p>
       <w:pPr>
         <w:shd w:val="clear" w:color="auto" w:fill="auto"/>
-        <w:spacing w:line="300" w:lineRule="auto"/>
+        <w:spacing w:line="300" w:lineRule="auto" w:before="0" w:after="0"/>
         <w:jc w:val="left"/>
         <w:rPr>
           <w:sz w:val="21"/>
@@ -433,7 +433,7 @@
     <w:p>
       <w:pPr>
         <w:shd w:val="clear" w:color="auto" w:fill="auto"/>
-        <w:spacing w:line="300" w:lineRule="auto"/>
+        <w:spacing w:line="300" w:lineRule="auto" w:before="0" w:after="0"/>
         <w:jc w:val="left"/>
         <w:rPr>
           <w:sz w:val="21"/>
@@ -451,17 +451,17 @@
     <w:p>
       <w:pPr>
         <w:jc w:val="left"/>
-        <w:spacing w:before="0" w:after="0" w:line="300" w:lineRule="multiple"/>
-        <w:rPr>
-          <w:sz w:val="21"/>
-          <w:szCs w:val="21"/>
-        </w:rPr>
-      </w:pPr>
-    </w:p>
-    <w:p>
-      <w:pPr>
-        <w:jc w:val="left"/>
-        <w:spacing w:before="0" w:after="0" w:line="300" w:lineRule="multiple"/>
+        <w:spacing w:before="0" w:after="0" w:line="300" w:lineRule="auto"/>
+        <w:rPr>
+          <w:sz w:val="21"/>
+          <w:szCs w:val="21"/>
+        </w:rPr>
+      </w:pPr>
+    </w:p>
+    <w:p>
+      <w:pPr>
+        <w:jc w:val="left"/>
+        <w:spacing w:before="0" w:after="0" w:line="300" w:lineRule="auto"/>
         <w:rPr>
           <w:b/>
           <w:bCs/>
@@ -483,7 +483,7 @@
     <w:p>
       <w:pPr>
         <w:shd w:val="clear" w:color="auto" w:fill="auto"/>
-        <w:spacing w:line="300" w:lineRule="auto"/>
+        <w:spacing w:line="300" w:lineRule="auto" w:before="0" w:after="0"/>
         <w:jc w:val="left"/>
         <w:rPr>
           <w:sz w:val="21"/>
@@ -501,7 +501,7 @@
     <w:p>
       <w:pPr>
         <w:shd w:val="clear" w:color="auto" w:fill="auto"/>
-        <w:spacing w:line="300" w:lineRule="auto"/>
+        <w:spacing w:line="300" w:lineRule="auto" w:before="0" w:after="0"/>
         <w:jc w:val="left"/>
         <w:rPr>
           <w:sz w:val="21"/>
@@ -555,7 +555,7 @@
     <w:p>
       <w:pPr>
         <w:shd w:val="clear" w:color="auto" w:fill="auto"/>
-        <w:spacing w:line="300" w:lineRule="auto"/>
+        <w:spacing w:line="300" w:lineRule="auto" w:before="0" w:after="0"/>
         <w:jc w:val="left"/>
         <w:rPr>
           <w:sz w:val="21"/>
@@ -589,7 +589,7 @@
     <w:p>
       <w:pPr>
         <w:shd w:val="clear" w:color="auto" w:fill="auto"/>
-        <w:spacing w:line="300" w:lineRule="auto"/>
+        <w:spacing w:line="300" w:lineRule="auto" w:before="0" w:after="0"/>
         <w:jc w:val="left"/>
         <w:rPr>
           <w:sz w:val="21"/>
@@ -664,7 +664,7 @@
     <w:p>
       <w:pPr>
         <w:shd w:val="clear" w:color="auto" w:fill="auto"/>
-        <w:spacing w:line="300" w:lineRule="auto"/>
+        <w:spacing w:line="300" w:lineRule="auto" w:before="0" w:after="0"/>
         <w:jc w:val="left"/>
         <w:rPr>
           <w:sz w:val="21"/>
@@ -698,7 +698,7 @@
     <w:p>
       <w:pPr>
         <w:shd w:val="clear" w:color="auto" w:fill="auto"/>
-        <w:spacing w:line="300" w:lineRule="auto"/>
+        <w:spacing w:line="300" w:lineRule="auto" w:before="0" w:after="0"/>
         <w:jc w:val="left"/>
         <w:rPr>
           <w:sz w:val="21"/>
@@ -716,7 +716,7 @@
     <w:p>
       <w:pPr>
         <w:shd w:val="clear" w:color="auto" w:fill="auto"/>
-        <w:spacing w:line="300" w:lineRule="auto"/>
+        <w:spacing w:line="300" w:lineRule="auto" w:before="0" w:after="0"/>
         <w:jc w:val="left"/>
         <w:rPr>
           <w:sz w:val="21"/>
@@ -734,7 +734,7 @@
     <w:p>
       <w:pPr>
         <w:shd w:val="clear" w:color="auto" w:fill="auto"/>
-        <w:spacing w:line="300" w:lineRule="auto"/>
+        <w:spacing w:line="300" w:lineRule="auto" w:before="0" w:after="0"/>
         <w:jc w:val="left"/>
         <w:rPr>
           <w:sz w:val="21"/>
@@ -752,7 +752,7 @@
     <w:p>
       <w:pPr>
         <w:shd w:val="clear" w:color="auto" w:fill="auto"/>
-        <w:spacing w:line="300" w:lineRule="auto"/>
+        <w:spacing w:line="300" w:lineRule="auto" w:before="0" w:after="0"/>
         <w:jc w:val="left"/>
         <w:rPr>
           <w:sz w:val="21"/>
@@ -866,7 +866,7 @@
     <w:p>
       <w:pPr>
         <w:shd w:val="clear" w:color="auto" w:fill="auto"/>
-        <w:spacing w:line="300" w:lineRule="auto"/>
+        <w:spacing w:line="300" w:lineRule="auto" w:before="0" w:after="0"/>
         <w:jc w:val="left"/>
         <w:rPr>
           <w:sz w:val="21"/>
@@ -884,7 +884,7 @@
     <w:p>
       <w:pPr>
         <w:shd w:val="clear" w:color="auto" w:fill="auto"/>
-        <w:spacing w:line="300" w:lineRule="auto"/>
+        <w:spacing w:line="300" w:lineRule="auto" w:before="0" w:after="0"/>
         <w:jc w:val="left"/>
         <w:rPr>
           <w:sz w:val="21"/>
@@ -902,7 +902,7 @@
     <w:p>
       <w:pPr>
         <w:shd w:val="clear" w:color="auto" w:fill="auto"/>
-        <w:spacing w:line="300" w:lineRule="auto"/>
+        <w:spacing w:line="300" w:lineRule="auto" w:before="0" w:after="0"/>
         <w:jc w:val="left"/>
         <w:rPr>
           <w:sz w:val="21"/>
@@ -1028,7 +1028,7 @@
     <w:p>
       <w:pPr>
         <w:shd w:val="clear" w:color="auto" w:fill="auto"/>
-        <w:spacing w:line="300" w:lineRule="auto"/>
+        <w:spacing w:line="300" w:lineRule="auto" w:before="0" w:after="0"/>
         <w:jc w:val="left"/>
         <w:rPr>
           <w:sz w:val="21"/>
@@ -1046,7 +1046,7 @@
     <w:p>
       <w:pPr>
         <w:shd w:val="clear" w:color="auto" w:fill="auto"/>
-        <w:spacing w:line="300" w:lineRule="auto"/>
+        <w:spacing w:line="300" w:lineRule="auto" w:before="0" w:after="0"/>
         <w:jc w:val="left"/>
         <w:rPr>
           <w:sz w:val="21"/>
@@ -1064,17 +1064,17 @@
     <w:p>
       <w:pPr>
         <w:jc w:val="left"/>
-        <w:spacing w:before="0" w:after="0" w:line="300" w:lineRule="multiple"/>
-        <w:rPr>
-          <w:sz w:val="21"/>
-          <w:szCs w:val="21"/>
-        </w:rPr>
-      </w:pPr>
-    </w:p>
-    <w:p>
-      <w:pPr>
-        <w:shd w:val="clear" w:color="auto" w:fill="auto"/>
-        <w:spacing w:line="300" w:lineRule="auto"/>
+        <w:spacing w:before="0" w:after="0" w:line="300" w:lineRule="auto"/>
+        <w:rPr>
+          <w:sz w:val="21"/>
+          <w:szCs w:val="21"/>
+        </w:rPr>
+      </w:pPr>
+    </w:p>
+    <w:p>
+      <w:pPr>
+        <w:shd w:val="clear" w:color="auto" w:fill="auto"/>
+        <w:spacing w:line="300" w:lineRule="auto" w:before="0" w:after="0"/>
         <w:jc w:val="left"/>
         <w:rPr>
           <w:sz w:val="21"/>
@@ -1144,7 +1144,7 @@
     <w:p>
       <w:pPr>
         <w:shd w:val="clear" w:color="auto" w:fill="auto"/>
-        <w:spacing w:line="300" w:lineRule="auto"/>
+        <w:spacing w:line="300" w:lineRule="auto" w:before="0" w:after="0"/>
         <w:jc w:val="left"/>
         <w:rPr>
           <w:rFonts w:ascii="Times New Roman" w:eastAsia="宋体" w:hAnsi="Times New Roman" w:cs="Times New Roman"/>
@@ -1226,7 +1226,7 @@
     <w:p>
       <w:pPr>
         <w:shd w:val="clear" w:color="auto" w:fill="auto"/>
-        <w:spacing w:line="300" w:lineRule="auto"/>
+        <w:spacing w:line="300" w:lineRule="auto" w:before="0" w:after="0"/>
         <w:jc w:val="left"/>
         <w:rPr>
           <w:rFonts w:ascii="Times New Roman" w:eastAsia="宋体" w:hAnsi="Times New Roman" w:cs="Times New Roman"/>
@@ -1254,7 +1254,7 @@
     <w:p>
       <w:pPr>
         <w:shd w:val="clear" w:color="auto" w:fill="auto"/>
-        <w:spacing w:line="300" w:lineRule="auto"/>
+        <w:spacing w:line="300" w:lineRule="auto" w:before="0" w:after="0"/>
         <w:jc w:val="left"/>
         <w:rPr>
           <w:rFonts w:ascii="Times New Roman" w:eastAsia="宋体" w:hAnsi="Times New Roman" w:cs="Times New Roman"/>
@@ -1319,17 +1319,17 @@
     <w:p>
       <w:pPr>
         <w:jc w:val="left"/>
-        <w:spacing w:before="0" w:after="0" w:line="300" w:lineRule="multiple"/>
-        <w:rPr>
-          <w:sz w:val="21"/>
-          <w:szCs w:val="21"/>
-        </w:rPr>
-      </w:pPr>
-    </w:p>
-    <w:p>
-      <w:pPr>
-        <w:jc w:val="left"/>
-        <w:spacing w:before="0" w:after="0" w:line="300" w:lineRule="multiple"/>
+        <w:spacing w:before="0" w:after="0" w:line="300" w:lineRule="auto"/>
+        <w:rPr>
+          <w:sz w:val="21"/>
+          <w:szCs w:val="21"/>
+        </w:rPr>
+      </w:pPr>
+    </w:p>
+    <w:p>
+      <w:pPr>
+        <w:jc w:val="left"/>
+        <w:spacing w:before="0" w:after="0" w:line="300" w:lineRule="auto"/>
         <w:rPr>
           <w:b/>
           <w:bCs/>
@@ -1351,7 +1351,7 @@
     <w:p>
       <w:pPr>
         <w:shd w:val="clear" w:color="auto" w:fill="auto"/>
-        <w:spacing w:line="300" w:lineRule="auto"/>
+        <w:spacing w:line="300" w:lineRule="auto" w:before="0" w:after="0"/>
         <w:jc w:val="left"/>
         <w:rPr>
           <w:sz w:val="21"/>
@@ -1509,7 +1509,7 @@
     <w:p>
       <w:pPr>
         <w:shd w:val="clear" w:color="auto" w:fill="auto"/>
-        <w:spacing w:line="300" w:lineRule="auto"/>
+        <w:spacing w:line="300" w:lineRule="auto" w:before="0" w:after="0"/>
         <w:jc w:val="left"/>
         <w:rPr>
           <w:sz w:val="21"/>
@@ -1563,7 +1563,7 @@
     <w:p>
       <w:pPr>
         <w:shd w:val="clear" w:color="auto" w:fill="auto"/>
-        <w:spacing w:line="300" w:lineRule="auto"/>
+        <w:spacing w:line="300" w:lineRule="auto" w:before="0" w:after="0"/>
         <w:jc w:val="left"/>
         <w:rPr>
           <w:sz w:val="21"/>
@@ -1597,7 +1597,7 @@
     <w:p>
       <w:pPr>
         <w:shd w:val="clear" w:color="auto" w:fill="auto"/>
-        <w:spacing w:line="300" w:lineRule="auto"/>
+        <w:spacing w:line="300" w:lineRule="auto" w:before="0" w:after="0"/>
         <w:jc w:val="left"/>
         <w:rPr>
           <w:sz w:val="21"/>
@@ -1767,7 +1767,7 @@
     <w:p>
       <w:pPr>
         <w:shd w:val="clear" w:color="auto" w:fill="auto"/>
-        <w:spacing w:line="300" w:lineRule="auto"/>
+        <w:spacing w:line="300" w:lineRule="auto" w:before="0" w:after="0"/>
         <w:jc w:val="left"/>
         <w:rPr>
           <w:sz w:val="21"/>
@@ -1801,7 +1801,7 @@
     <w:p>
       <w:pPr>
         <w:shd w:val="clear" w:color="auto" w:fill="auto"/>
-        <w:spacing w:line="300" w:lineRule="auto"/>
+        <w:spacing w:line="300" w:lineRule="auto" w:before="0" w:after="0"/>
         <w:jc w:val="left"/>
         <w:rPr>
           <w:sz w:val="21"/>
@@ -1819,7 +1819,7 @@
     <w:p>
       <w:pPr>
         <w:shd w:val="clear" w:color="auto" w:fill="auto"/>
-        <w:spacing w:line="300" w:lineRule="auto"/>
+        <w:spacing w:line="300" w:lineRule="auto" w:before="0" w:after="0"/>
         <w:jc w:val="left"/>
         <w:rPr>
           <w:sz w:val="21"/>
@@ -1837,7 +1837,7 @@
     <w:p>
       <w:pPr>
         <w:shd w:val="clear" w:color="auto" w:fill="auto"/>
-        <w:spacing w:line="300" w:lineRule="auto"/>
+        <w:spacing w:line="300" w:lineRule="auto" w:before="0" w:after="0"/>
         <w:jc w:val="left"/>
         <w:rPr>
           <w:sz w:val="21"/>
@@ -1855,7 +1855,7 @@
     <w:p>
       <w:pPr>
         <w:shd w:val="clear" w:color="auto" w:fill="auto"/>
-        <w:spacing w:line="300" w:lineRule="auto"/>
+        <w:spacing w:line="300" w:lineRule="auto" w:before="0" w:after="0"/>
         <w:jc w:val="left"/>
         <w:rPr>
           <w:sz w:val="21"/>
@@ -1927,7 +1927,7 @@
     <w:p>
       <w:pPr>
         <w:shd w:val="clear" w:color="auto" w:fill="auto"/>
-        <w:spacing w:line="300" w:lineRule="auto"/>
+        <w:spacing w:line="300" w:lineRule="auto" w:before="0" w:after="0"/>
         <w:jc w:val="left"/>
         <w:rPr>
           <w:sz w:val="21"/>
@@ -1945,7 +1945,7 @@
     <w:p>
       <w:pPr>
         <w:shd w:val="clear" w:color="auto" w:fill="auto"/>
-        <w:spacing w:line="300" w:lineRule="auto"/>
+        <w:spacing w:line="300" w:lineRule="auto" w:before="0" w:after="0"/>
         <w:jc w:val="left"/>
         <w:rPr>
           <w:sz w:val="21"/>
@@ -2017,7 +2017,7 @@
     <w:p>
       <w:pPr>
         <w:shd w:val="clear" w:color="auto" w:fill="auto"/>
-        <w:spacing w:line="300" w:lineRule="auto"/>
+        <w:spacing w:line="300" w:lineRule="auto" w:before="0" w:after="0"/>
         <w:jc w:val="left"/>
         <w:rPr>
           <w:sz w:val="21"/>
@@ -2035,7 +2035,7 @@
     <w:p>
       <w:pPr>
         <w:shd w:val="clear" w:color="auto" w:fill="auto"/>
-        <w:spacing w:line="300" w:lineRule="auto"/>
+        <w:spacing w:line="300" w:lineRule="auto" w:before="0" w:after="0"/>
         <w:jc w:val="left"/>
         <w:rPr>
           <w:sz w:val="21"/>
@@ -2107,7 +2107,7 @@
     <w:p>
       <w:pPr>
         <w:shd w:val="clear" w:color="auto" w:fill="auto"/>
-        <w:spacing w:line="300" w:lineRule="auto"/>
+        <w:spacing w:line="300" w:lineRule="auto" w:before="0" w:after="0"/>
         <w:jc w:val="left"/>
         <w:rPr>
           <w:sz w:val="21"/>
@@ -2125,7 +2125,7 @@
     <w:p>
       <w:pPr>
         <w:shd w:val="clear" w:color="auto" w:fill="auto"/>
-        <w:spacing w:line="300" w:lineRule="auto"/>
+        <w:spacing w:line="300" w:lineRule="auto" w:before="0" w:after="0"/>
         <w:jc w:val="left"/>
         <w:rPr>
           <w:sz w:val="21"/>
@@ -2221,7 +2221,7 @@
     <w:p>
       <w:pPr>
         <w:shd w:val="clear" w:color="auto" w:fill="auto"/>
-        <w:spacing w:line="300" w:lineRule="auto"/>
+        <w:spacing w:line="300" w:lineRule="auto" w:before="0" w:after="0"/>
         <w:jc w:val="left"/>
         <w:rPr>
           <w:sz w:val="21"/>
@@ -2239,7 +2239,7 @@
     <w:p>
       <w:pPr>
         <w:shd w:val="clear" w:color="auto" w:fill="auto"/>
-        <w:spacing w:line="300" w:lineRule="auto"/>
+        <w:spacing w:line="300" w:lineRule="auto" w:before="0" w:after="0"/>
         <w:jc w:val="left"/>
         <w:rPr>
           <w:sz w:val="21"/>
@@ -2257,17 +2257,17 @@
     <w:p>
       <w:pPr>
         <w:jc w:val="left"/>
-        <w:spacing w:before="0" w:after="0" w:line="300" w:lineRule="multiple"/>
-        <w:rPr>
-          <w:sz w:val="21"/>
-          <w:szCs w:val="21"/>
-        </w:rPr>
-      </w:pPr>
-    </w:p>
-    <w:p>
-      <w:pPr>
-        <w:shd w:val="clear" w:color="auto" w:fill="auto"/>
-        <w:spacing w:line="300" w:lineRule="auto"/>
+        <w:spacing w:before="0" w:after="0" w:line="300" w:lineRule="auto"/>
+        <w:rPr>
+          <w:sz w:val="21"/>
+          <w:szCs w:val="21"/>
+        </w:rPr>
+      </w:pPr>
+    </w:p>
+    <w:p>
+      <w:pPr>
+        <w:shd w:val="clear" w:color="auto" w:fill="auto"/>
+        <w:spacing w:line="300" w:lineRule="auto" w:before="0" w:after="0"/>
         <w:jc w:val="left"/>
         <w:rPr>
           <w:sz w:val="21"/>
@@ -2337,7 +2337,7 @@
     <w:p>
       <w:pPr>
         <w:shd w:val="clear" w:color="auto" w:fill="auto"/>
-        <w:spacing w:line="300" w:lineRule="auto"/>
+        <w:spacing w:line="300" w:lineRule="auto" w:before="0" w:after="0"/>
         <w:jc w:val="left"/>
         <w:rPr>
           <w:rFonts w:ascii="Times New Roman" w:eastAsia="宋体" w:hAnsi="Times New Roman" w:cs="Times New Roman"/>
@@ -2521,7 +2521,7 @@
     <w:p>
       <w:pPr>
         <w:shd w:val="clear" w:color="auto" w:fill="auto"/>
-        <w:spacing w:line="300" w:lineRule="auto"/>
+        <w:spacing w:line="300" w:lineRule="auto" w:before="0" w:after="0"/>
         <w:jc w:val="left"/>
         <w:rPr>
           <w:rFonts w:ascii="Times New Roman" w:eastAsia="宋体" w:hAnsi="Times New Roman" w:cs="Times New Roman"/>
@@ -2567,7 +2567,7 @@
     <w:p>
       <w:pPr>
         <w:shd w:val="clear" w:color="auto" w:fill="auto"/>
-        <w:spacing w:line="300" w:lineRule="auto"/>
+        <w:spacing w:line="300" w:lineRule="auto" w:before="0" w:after="0"/>
         <w:jc w:val="left"/>
         <w:rPr>
           <w:rFonts w:ascii="Times New Roman" w:eastAsia="宋体" w:hAnsi="Times New Roman" w:cs="Times New Roman"/>
@@ -2631,7 +2631,7 @@
     <w:p>
       <w:pPr>
         <w:shd w:val="clear" w:color="auto" w:fill="auto"/>
-        <w:spacing w:line="300" w:lineRule="auto"/>
+        <w:spacing w:line="300" w:lineRule="auto" w:before="0" w:after="0"/>
         <w:jc w:val="left"/>
         <w:rPr>
           <w:rFonts w:ascii="Times New Roman" w:eastAsia="宋体" w:hAnsi="Times New Roman" w:cs="Times New Roman"/>
@@ -2738,7 +2738,7 @@
     <w:p>
       <w:pPr>
         <w:shd w:val="clear" w:color="auto" w:fill="auto"/>
-        <w:spacing w:line="300" w:lineRule="auto"/>
+        <w:spacing w:line="300" w:lineRule="auto" w:before="0" w:after="0"/>
         <w:jc w:val="left"/>
         <w:rPr>
           <w:rFonts w:ascii="Times New Roman" w:eastAsia="宋体" w:hAnsi="Times New Roman" w:cs="Times New Roman"/>
@@ -2931,7 +2931,7 @@
     <w:p>
       <w:pPr>
         <w:shd w:val="clear" w:color="auto" w:fill="auto"/>
-        <w:spacing w:line="300" w:lineRule="auto"/>
+        <w:spacing w:line="300" w:lineRule="auto" w:before="0" w:after="0"/>
         <w:jc w:val="left"/>
         <w:rPr>
           <w:rFonts w:ascii="Times New Roman" w:eastAsia="宋体" w:hAnsi="Times New Roman" w:cs="Times New Roman"/>
@@ -2959,7 +2959,7 @@
     <w:p>
       <w:pPr>
         <w:shd w:val="clear" w:color="auto" w:fill="auto"/>
-        <w:spacing w:line="300" w:lineRule="auto"/>
+        <w:spacing w:line="300" w:lineRule="auto" w:before="0" w:after="0"/>
         <w:jc w:val="left"/>
         <w:rPr>
           <w:rFonts w:ascii="Times New Roman" w:eastAsia="宋体" w:hAnsi="Times New Roman" w:cs="Times New Roman"/>
@@ -3028,7 +3028,7 @@
     <w:p>
       <w:pPr>
         <w:shd w:val="clear" w:color="auto" w:fill="auto"/>
-        <w:spacing w:line="300" w:lineRule="auto"/>
+        <w:spacing w:line="300" w:lineRule="auto" w:before="0" w:after="0"/>
         <w:jc w:val="left"/>
         <w:rPr>
           <w:rFonts w:ascii="Times New Roman" w:eastAsia="宋体" w:hAnsi="Times New Roman" w:cs="Times New Roman"/>
@@ -3106,7 +3106,7 @@
     <w:p>
       <w:pPr>
         <w:shd w:val="clear" w:color="auto" w:fill="auto"/>
-        <w:spacing w:line="300" w:lineRule="auto"/>
+        <w:spacing w:line="300" w:lineRule="auto" w:before="0" w:after="0"/>
         <w:jc w:val="left"/>
         <w:rPr>
           <w:rFonts w:ascii="Times New Roman" w:eastAsia="宋体" w:hAnsi="Times New Roman" w:cs="Times New Roman"/>
@@ -3175,17 +3175,17 @@
     <w:p>
       <w:pPr>
         <w:jc w:val="left"/>
-        <w:spacing w:before="0" w:after="0" w:line="300" w:lineRule="multiple"/>
-        <w:rPr>
-          <w:sz w:val="21"/>
-          <w:szCs w:val="21"/>
-        </w:rPr>
-      </w:pPr>
-    </w:p>
-    <w:p>
-      <w:pPr>
-        <w:jc w:val="left"/>
-        <w:spacing w:before="0" w:after="0" w:line="300" w:lineRule="multiple"/>
+        <w:spacing w:before="0" w:after="0" w:line="300" w:lineRule="auto"/>
+        <w:rPr>
+          <w:sz w:val="21"/>
+          <w:szCs w:val="21"/>
+        </w:rPr>
+      </w:pPr>
+    </w:p>
+    <w:p>
+      <w:pPr>
+        <w:jc w:val="left"/>
+        <w:spacing w:before="0" w:after="0" w:line="300" w:lineRule="auto"/>
         <w:rPr>
           <w:b/>
           <w:bCs/>
@@ -3207,7 +3207,7 @@
     <w:p>
       <w:pPr>
         <w:shd w:val="clear" w:color="auto" w:fill="auto"/>
-        <w:spacing w:line="300" w:lineRule="auto"/>
+        <w:spacing w:line="300" w:lineRule="auto" w:before="0" w:after="0"/>
         <w:jc w:val="left"/>
         <w:rPr>
           <w:sz w:val="21"/>
@@ -3463,7 +3463,7 @@
     <w:p>
       <w:pPr>
         <w:shd w:val="clear" w:color="auto" w:fill="auto"/>
-        <w:spacing w:line="300" w:lineRule="auto"/>
+        <w:spacing w:line="300" w:lineRule="auto" w:before="0" w:after="0"/>
         <w:jc w:val="left"/>
         <w:rPr>
           <w:sz w:val="21"/>
@@ -3497,7 +3497,7 @@
     <w:p>
       <w:pPr>
         <w:shd w:val="clear" w:color="auto" w:fill="auto"/>
-        <w:spacing w:line="300" w:lineRule="auto"/>
+        <w:spacing w:line="300" w:lineRule="auto" w:before="0" w:after="0"/>
         <w:jc w:val="left"/>
         <w:rPr>
           <w:sz w:val="21"/>
@@ -3531,7 +3531,7 @@
     <w:p>
       <w:pPr>
         <w:shd w:val="clear" w:color="auto" w:fill="auto"/>
-        <w:spacing w:line="300" w:lineRule="auto"/>
+        <w:spacing w:line="300" w:lineRule="auto" w:before="0" w:after="0"/>
         <w:jc w:val="left"/>
         <w:rPr>
           <w:sz w:val="21"/>
@@ -3590,7 +3590,7 @@
     <w:p>
       <w:pPr>
         <w:shd w:val="clear" w:color="auto" w:fill="auto"/>
-        <w:spacing w:line="300" w:lineRule="auto"/>
+        <w:spacing w:line="300" w:lineRule="auto" w:before="0" w:after="0"/>
         <w:jc w:val="left"/>
         <w:rPr>
           <w:sz w:val="21"/>
@@ -3775,7 +3775,7 @@
     <w:p>
       <w:pPr>
         <w:shd w:val="clear" w:color="auto" w:fill="auto"/>
-        <w:spacing w:line="300" w:lineRule="auto"/>
+        <w:spacing w:line="300" w:lineRule="auto" w:before="0" w:after="0"/>
         <w:jc w:val="left"/>
         <w:rPr>
           <w:sz w:val="21"/>
@@ -3793,7 +3793,7 @@
     <w:p>
       <w:pPr>
         <w:shd w:val="clear" w:color="auto" w:fill="auto"/>
-        <w:spacing w:line="300" w:lineRule="auto"/>
+        <w:spacing w:line="300" w:lineRule="auto" w:before="0" w:after="0"/>
         <w:jc w:val="left"/>
         <w:rPr>
           <w:sz w:val="21"/>
@@ -3993,7 +3993,7 @@
     <w:p>
       <w:pPr>
         <w:shd w:val="clear" w:color="auto" w:fill="auto"/>
-        <w:spacing w:line="300" w:lineRule="auto"/>
+        <w:spacing w:line="300" w:lineRule="auto" w:before="0" w:after="0"/>
         <w:jc w:val="left"/>
         <w:rPr>
           <w:sz w:val="21"/>
@@ -4011,7 +4011,7 @@
     <w:p>
       <w:pPr>
         <w:shd w:val="clear" w:color="auto" w:fill="auto"/>
-        <w:spacing w:line="300" w:lineRule="auto"/>
+        <w:spacing w:line="300" w:lineRule="auto" w:before="0" w:after="0"/>
         <w:jc w:val="left"/>
         <w:rPr>
           <w:sz w:val="21"/>
@@ -4059,7 +4059,7 @@
     <w:p>
       <w:pPr>
         <w:shd w:val="clear" w:color="auto" w:fill="auto"/>
-        <w:spacing w:line="300" w:lineRule="auto"/>
+        <w:spacing w:line="300" w:lineRule="auto" w:before="0" w:after="0"/>
         <w:jc w:val="left"/>
         <w:rPr>
           <w:sz w:val="21"/>
@@ -4077,7 +4077,7 @@
     <w:p>
       <w:pPr>
         <w:shd w:val="clear" w:color="auto" w:fill="auto"/>
-        <w:spacing w:line="300" w:lineRule="auto"/>
+        <w:spacing w:line="300" w:lineRule="auto" w:before="0" w:after="0"/>
         <w:jc w:val="left"/>
         <w:rPr>
           <w:sz w:val="21"/>
@@ -4341,7 +4341,7 @@
     <w:p>
       <w:pPr>
         <w:shd w:val="clear" w:color="auto" w:fill="auto"/>
-        <w:spacing w:line="300" w:lineRule="auto"/>
+        <w:spacing w:line="300" w:lineRule="auto" w:before="0" w:after="0"/>
         <w:jc w:val="left"/>
         <w:rPr>
           <w:sz w:val="21"/>
@@ -4359,7 +4359,7 @@
     <w:p>
       <w:pPr>
         <w:shd w:val="clear" w:color="auto" w:fill="auto"/>
-        <w:spacing w:line="300" w:lineRule="auto"/>
+        <w:spacing w:line="300" w:lineRule="auto" w:before="0" w:after="0"/>
         <w:jc w:val="left"/>
         <w:rPr>
           <w:sz w:val="21"/>
@@ -4401,7 +4401,7 @@
     <w:p>
       <w:pPr>
         <w:shd w:val="clear" w:color="auto" w:fill="auto"/>
-        <w:spacing w:line="300" w:lineRule="auto"/>
+        <w:spacing w:line="300" w:lineRule="auto" w:before="0" w:after="0"/>
         <w:jc w:val="left"/>
         <w:rPr>
           <w:sz w:val="21"/>
@@ -4419,7 +4419,7 @@
     <w:p>
       <w:pPr>
         <w:shd w:val="clear" w:color="auto" w:fill="auto"/>
-        <w:spacing w:line="300" w:lineRule="auto"/>
+        <w:spacing w:line="300" w:lineRule="auto" w:before="0" w:after="0"/>
         <w:jc w:val="left"/>
         <w:rPr>
           <w:sz w:val="21"/>
@@ -4599,17 +4599,17 @@
     <w:p>
       <w:pPr>
         <w:jc w:val="left"/>
-        <w:spacing w:before="0" w:after="0" w:line="300" w:lineRule="multiple"/>
-        <w:rPr>
-          <w:sz w:val="21"/>
-          <w:szCs w:val="21"/>
-        </w:rPr>
-      </w:pPr>
-    </w:p>
-    <w:p>
-      <w:pPr>
-        <w:jc w:val="left"/>
-        <w:spacing w:before="0" w:after="0" w:line="300" w:lineRule="multiple"/>
+        <w:spacing w:before="0" w:after="0" w:line="300" w:lineRule="auto"/>
+        <w:rPr>
+          <w:sz w:val="21"/>
+          <w:szCs w:val="21"/>
+        </w:rPr>
+      </w:pPr>
+    </w:p>
+    <w:p>
+      <w:pPr>
+        <w:jc w:val="left"/>
+        <w:spacing w:before="0" w:after="0" w:line="300" w:lineRule="auto"/>
         <w:rPr>
           <w:b/>
           <w:bCs/>
@@ -4631,7 +4631,7 @@
     <w:p>
       <w:pPr>
         <w:shd w:val="clear" w:color="auto" w:fill="auto"/>
-        <w:spacing w:line="300" w:lineRule="auto"/>
+        <w:spacing w:line="300" w:lineRule="auto" w:before="0" w:after="0"/>
         <w:jc w:val="left"/>
         <w:rPr>
           <w:sz w:val="21"/>
@@ -4693,7 +4693,7 @@
     <w:p>
       <w:pPr>
         <w:shd w:val="clear" w:color="auto" w:fill="auto"/>
-        <w:spacing w:line="300" w:lineRule="auto"/>
+        <w:spacing w:line="300" w:lineRule="auto" w:before="0" w:after="0"/>
         <w:jc w:val="left"/>
         <w:rPr>
           <w:sz w:val="21"/>
@@ -4727,7 +4727,7 @@
     <w:p>
       <w:pPr>
         <w:shd w:val="clear" w:color="auto" w:fill="auto"/>
-        <w:spacing w:line="300" w:lineRule="auto"/>
+        <w:spacing w:line="300" w:lineRule="auto" w:before="0" w:after="0"/>
         <w:jc w:val="left"/>
         <w:rPr>
           <w:rFonts w:ascii="Times New Roman" w:eastAsia="宋体" w:hAnsi="Times New Roman" w:cs="Times New Roman"/>
@@ -4808,7 +4808,7 @@
     <w:p>
       <w:pPr>
         <w:shd w:val="clear" w:color="auto" w:fill="auto"/>
-        <w:spacing w:line="300" w:lineRule="auto"/>
+        <w:spacing w:line="300" w:lineRule="auto" w:before="0" w:after="0"/>
         <w:jc w:val="left"/>
         <w:rPr>
           <w:rFonts w:ascii="Times New Roman" w:eastAsia="宋体" w:hAnsi="Times New Roman" w:cs="Times New Roman"/>
@@ -4844,7 +4844,7 @@
     <w:p>
       <w:pPr>
         <w:shd w:val="clear" w:color="auto" w:fill="auto"/>
-        <w:spacing w:line="300" w:lineRule="auto"/>
+        <w:spacing w:line="300" w:lineRule="auto" w:before="0" w:after="0"/>
         <w:jc w:val="left"/>
         <w:rPr>
           <w:rFonts w:ascii="Times New Roman" w:eastAsia="宋体" w:hAnsi="Times New Roman" w:cs="Times New Roman"/>
@@ -4958,7 +4958,7 @@
     <w:p>
       <w:pPr>
         <w:shd w:val="clear" w:color="auto" w:fill="auto"/>
-        <w:spacing w:line="300" w:lineRule="auto"/>
+        <w:spacing w:line="300" w:lineRule="auto" w:before="0" w:after="0"/>
         <w:jc w:val="left"/>
         <w:rPr>
           <w:rFonts w:ascii="Times New Roman" w:eastAsia="宋体" w:hAnsi="Times New Roman" w:cs="Times New Roman"/>
@@ -5107,7 +5107,7 @@
     <w:p>
       <w:pPr>
         <w:shd w:val="clear" w:color="auto" w:fill="auto"/>
-        <w:spacing w:line="300" w:lineRule="auto"/>
+        <w:spacing w:line="300" w:lineRule="auto" w:before="0" w:after="0"/>
         <w:jc w:val="left"/>
         <w:rPr>
           <w:rFonts w:ascii="Times New Roman" w:eastAsia="宋体" w:hAnsi="Times New Roman" w:cs="Times New Roman"/>
@@ -5135,7 +5135,7 @@
     <w:p>
       <w:pPr>
         <w:shd w:val="clear" w:color="auto" w:fill="auto"/>
-        <w:spacing w:line="300" w:lineRule="auto"/>
+        <w:spacing w:line="300" w:lineRule="auto" w:before="0" w:after="0"/>
         <w:jc w:val="left"/>
         <w:rPr>
           <w:rFonts w:ascii="Times New Roman" w:eastAsia="宋体" w:hAnsi="Times New Roman" w:cs="Times New Roman"/>
@@ -5163,7 +5163,7 @@
     <w:p>
       <w:pPr>
         <w:shd w:val="clear" w:color="auto" w:fill="auto"/>
-        <w:spacing w:line="300" w:lineRule="auto"/>
+        <w:spacing w:line="300" w:lineRule="auto" w:before="0" w:after="0"/>
         <w:jc w:val="left"/>
         <w:rPr>
           <w:rFonts w:ascii="Times New Roman" w:eastAsia="宋体" w:hAnsi="Times New Roman" w:cs="Times New Roman"/>
@@ -5233,17 +5233,17 @@
     <w:p>
       <w:pPr>
         <w:jc w:val="left"/>
-        <w:spacing w:before="0" w:after="0" w:line="300" w:lineRule="multiple"/>
-        <w:rPr>
-          <w:sz w:val="21"/>
-          <w:szCs w:val="21"/>
-        </w:rPr>
-      </w:pPr>
-    </w:p>
-    <w:p>
-      <w:pPr>
-        <w:jc w:val="left"/>
-        <w:spacing w:before="0" w:after="0" w:line="300" w:lineRule="multiple"/>
+        <w:spacing w:before="0" w:after="0" w:line="300" w:lineRule="auto"/>
+        <w:rPr>
+          <w:sz w:val="21"/>
+          <w:szCs w:val="21"/>
+        </w:rPr>
+      </w:pPr>
+    </w:p>
+    <w:p>
+      <w:pPr>
+        <w:jc w:val="left"/>
+        <w:spacing w:before="0" w:after="0" w:line="300" w:lineRule="auto"/>
         <w:rPr>
           <w:b/>
           <w:bCs/>
@@ -5265,7 +5265,7 @@
     <w:p>
       <w:pPr>
         <w:shd w:val="clear" w:color="auto" w:fill="auto"/>
-        <w:spacing w:line="300" w:lineRule="auto"/>
+        <w:spacing w:line="300" w:lineRule="auto" w:before="0" w:after="0"/>
         <w:jc w:val="left"/>
         <w:rPr>
           <w:sz w:val="21"/>
@@ -5366,7 +5366,7 @@
     <w:p>
       <w:pPr>
         <w:shd w:val="clear" w:color="auto" w:fill="auto"/>
-        <w:spacing w:line="300" w:lineRule="auto"/>
+        <w:spacing w:line="300" w:lineRule="auto" w:before="0" w:after="0"/>
         <w:jc w:val="left"/>
         <w:rPr>
           <w:sz w:val="21"/>
@@ -5429,7 +5429,7 @@
     <w:p>
       <w:pPr>
         <w:shd w:val="clear" w:color="auto" w:fill="auto"/>
-        <w:spacing w:line="300" w:lineRule="auto"/>
+        <w:spacing w:line="300" w:lineRule="auto" w:before="0" w:after="0"/>
         <w:jc w:val="left"/>
         <w:rPr>
           <w:sz w:val="21"/>
@@ -5480,7 +5480,7 @@
     <w:p>
       <w:pPr>
         <w:shd w:val="clear" w:color="auto" w:fill="auto"/>
-        <w:spacing w:line="300" w:lineRule="auto"/>
+        <w:spacing w:line="300" w:lineRule="auto" w:before="0" w:after="0"/>
         <w:jc w:val="left"/>
         <w:rPr>
           <w:sz w:val="21"/>
@@ -5625,7 +5625,7 @@
     <w:p>
       <w:pPr>
         <w:shd w:val="clear" w:color="auto" w:fill="auto"/>
-        <w:spacing w:line="300" w:lineRule="auto"/>
+        <w:spacing w:line="300" w:lineRule="auto" w:before="0" w:after="0"/>
         <w:jc w:val="left"/>
         <w:rPr>
           <w:sz w:val="21"/>
@@ -5659,7 +5659,7 @@
     <w:p>
       <w:pPr>
         <w:shd w:val="clear" w:color="auto" w:fill="auto"/>
-        <w:spacing w:line="300" w:lineRule="auto"/>
+        <w:spacing w:line="300" w:lineRule="auto" w:before="0" w:after="0"/>
         <w:jc w:val="left"/>
         <w:rPr>
           <w:sz w:val="21"/>
@@ -5677,7 +5677,7 @@
     <w:p>
       <w:pPr>
         <w:shd w:val="clear" w:color="auto" w:fill="auto"/>
-        <w:spacing w:line="300" w:lineRule="auto"/>
+        <w:spacing w:line="300" w:lineRule="auto" w:before="0" w:after="0"/>
         <w:jc w:val="left"/>
         <w:rPr>
           <w:sz w:val="21"/>
@@ -5818,7 +5818,7 @@
     <w:p>
       <w:pPr>
         <w:shd w:val="clear" w:color="auto" w:fill="auto"/>
-        <w:spacing w:line="300" w:lineRule="auto"/>
+        <w:spacing w:line="300" w:lineRule="auto" w:before="0" w:after="0"/>
         <w:jc w:val="left"/>
         <w:rPr>
           <w:sz w:val="21"/>
@@ -5836,7 +5836,7 @@
     <w:p>
       <w:pPr>
         <w:shd w:val="clear" w:color="auto" w:fill="auto"/>
-        <w:spacing w:line="300" w:lineRule="auto"/>
+        <w:spacing w:line="300" w:lineRule="auto" w:before="0" w:after="0"/>
         <w:jc w:val="left"/>
         <w:rPr>
           <w:sz w:val="21"/>
@@ -5899,7 +5899,7 @@
     <w:p>
       <w:pPr>
         <w:shd w:val="clear" w:color="auto" w:fill="auto"/>
-        <w:spacing w:line="300" w:lineRule="auto"/>
+        <w:spacing w:line="300" w:lineRule="auto" w:before="0" w:after="0"/>
         <w:jc w:val="left"/>
         <w:rPr>
           <w:sz w:val="21"/>
@@ -5917,7 +5917,7 @@
     <w:p>
       <w:pPr>
         <w:shd w:val="clear" w:color="auto" w:fill="auto"/>
-        <w:spacing w:line="300" w:lineRule="auto"/>
+        <w:spacing w:line="300" w:lineRule="auto" w:before="0" w:after="0"/>
         <w:jc w:val="left"/>
         <w:rPr>
           <w:sz w:val="21"/>
@@ -6006,7 +6006,7 @@
     <w:p>
       <w:pPr>
         <w:shd w:val="clear" w:color="auto" w:fill="auto"/>
-        <w:spacing w:line="300" w:lineRule="auto"/>
+        <w:spacing w:line="300" w:lineRule="auto" w:before="0" w:after="0"/>
         <w:jc w:val="left"/>
         <w:rPr>
           <w:sz w:val="21"/>
@@ -6024,7 +6024,7 @@
     <w:p>
       <w:pPr>
         <w:shd w:val="clear" w:color="auto" w:fill="auto"/>
-        <w:spacing w:line="300" w:lineRule="auto"/>
+        <w:spacing w:line="300" w:lineRule="auto" w:before="0" w:after="0"/>
         <w:jc w:val="left"/>
         <w:rPr>
           <w:sz w:val="21"/>
@@ -6042,17 +6042,17 @@
     <w:p>
       <w:pPr>
         <w:jc w:val="left"/>
-        <w:spacing w:before="0" w:after="0" w:line="300" w:lineRule="multiple"/>
-        <w:rPr>
-          <w:sz w:val="21"/>
-          <w:szCs w:val="21"/>
-        </w:rPr>
-      </w:pPr>
-    </w:p>
-    <w:p>
-      <w:pPr>
-        <w:shd w:val="clear" w:color="auto" w:fill="auto"/>
-        <w:spacing w:line="300" w:lineRule="auto"/>
+        <w:spacing w:before="0" w:after="0" w:line="300" w:lineRule="auto"/>
+        <w:rPr>
+          <w:sz w:val="21"/>
+          <w:szCs w:val="21"/>
+        </w:rPr>
+      </w:pPr>
+    </w:p>
+    <w:p>
+      <w:pPr>
+        <w:shd w:val="clear" w:color="auto" w:fill="auto"/>
+        <w:spacing w:line="300" w:lineRule="auto" w:before="0" w:after="0"/>
         <w:jc w:val="left"/>
         <w:rPr>
           <w:sz w:val="21"/>
@@ -6087,7 +6087,7 @@
     <w:p>
       <w:pPr>
         <w:shd w:val="clear" w:color="auto" w:fill="auto"/>
-        <w:spacing w:line="300" w:lineRule="auto"/>
+        <w:spacing w:line="300" w:lineRule="auto" w:before="0" w:after="0"/>
         <w:jc w:val="left"/>
         <w:rPr>
           <w:sz w:val="21"/>
@@ -6141,7 +6141,7 @@
     <w:p>
       <w:pPr>
         <w:shd w:val="clear" w:color="auto" w:fill="auto"/>
-        <w:spacing w:line="300" w:lineRule="auto"/>
+        <w:spacing w:line="300" w:lineRule="auto" w:before="0" w:after="0"/>
         <w:jc w:val="left"/>
         <w:rPr>
           <w:sz w:val="21"/>
@@ -6321,7 +6321,7 @@
     <w:p>
       <w:pPr>
         <w:shd w:val="clear" w:color="auto" w:fill="auto"/>
-        <w:spacing w:line="300" w:lineRule="auto"/>
+        <w:spacing w:line="300" w:lineRule="auto" w:before="0" w:after="0"/>
         <w:jc w:val="left"/>
         <w:rPr>
           <w:sz w:val="21"/>
@@ -6433,7 +6433,7 @@
     <w:p>
       <w:pPr>
         <w:shd w:val="clear" w:color="auto" w:fill="auto"/>
-        <w:spacing w:line="300" w:lineRule="auto"/>
+        <w:spacing w:line="300" w:lineRule="auto" w:before="0" w:after="0"/>
         <w:jc w:val="left"/>
         <w:rPr>
           <w:sz w:val="21"/>
@@ -6467,7 +6467,7 @@
     <w:p>
       <w:pPr>
         <w:shd w:val="clear" w:color="auto" w:fill="auto"/>
-        <w:spacing w:line="300" w:lineRule="auto"/>
+        <w:spacing w:line="300" w:lineRule="auto" w:before="0" w:after="0"/>
         <w:jc w:val="left"/>
         <w:rPr>
           <w:sz w:val="21"/>
@@ -6590,7 +6590,7 @@
     <w:p>
       <w:pPr>
         <w:shd w:val="clear" w:color="auto" w:fill="auto"/>
-        <w:spacing w:line="300" w:lineRule="auto"/>
+        <w:spacing w:line="300" w:lineRule="auto" w:before="0" w:after="0"/>
         <w:jc w:val="left"/>
         <w:rPr>
           <w:sz w:val="21"/>
@@ -6694,7 +6694,7 @@
     <w:p>
       <w:pPr>
         <w:shd w:val="clear" w:color="auto" w:fill="auto"/>
-        <w:spacing w:line="300" w:lineRule="auto"/>
+        <w:spacing w:line="300" w:lineRule="auto" w:before="0" w:after="0"/>
         <w:jc w:val="left"/>
         <w:rPr>
           <w:sz w:val="21"/>
@@ -6798,7 +6798,7 @@
     <w:p>
       <w:pPr>
         <w:shd w:val="clear" w:color="auto" w:fill="auto"/>
-        <w:spacing w:line="300" w:lineRule="auto"/>
+        <w:spacing w:line="300" w:lineRule="auto" w:before="0" w:after="0"/>
         <w:jc w:val="left"/>
         <w:rPr>
           <w:sz w:val="21"/>
@@ -6850,7 +6850,7 @@
     <w:p>
       <w:pPr>
         <w:shd w:val="clear" w:color="auto" w:fill="auto"/>
-        <w:spacing w:line="300" w:lineRule="auto"/>
+        <w:spacing w:line="300" w:lineRule="auto" w:before="0" w:after="0"/>
         <w:jc w:val="left"/>
         <w:rPr>
           <w:sz w:val="21"/>
@@ -6868,17 +6868,17 @@
     <w:p>
       <w:pPr>
         <w:jc w:val="left"/>
-        <w:spacing w:before="0" w:after="0" w:line="300" w:lineRule="multiple"/>
-        <w:rPr>
-          <w:sz w:val="21"/>
-          <w:szCs w:val="21"/>
-        </w:rPr>
-      </w:pPr>
-    </w:p>
-    <w:p>
-      <w:pPr>
-        <w:shd w:val="clear" w:color="auto" w:fill="auto"/>
-        <w:spacing w:line="300" w:lineRule="auto"/>
+        <w:spacing w:before="0" w:after="0" w:line="300" w:lineRule="auto"/>
+        <w:rPr>
+          <w:sz w:val="21"/>
+          <w:szCs w:val="21"/>
+        </w:rPr>
+      </w:pPr>
+    </w:p>
+    <w:p>
+      <w:pPr>
+        <w:shd w:val="clear" w:color="auto" w:fill="auto"/>
+        <w:spacing w:line="300" w:lineRule="auto" w:before="0" w:after="0"/>
         <w:jc w:val="left"/>
         <w:rPr>
           <w:sz w:val="21"/>
@@ -6948,7 +6948,7 @@
     <w:p>
       <w:pPr>
         <w:shd w:val="clear" w:color="auto" w:fill="auto"/>
-        <w:spacing w:line="300" w:lineRule="auto"/>
+        <w:spacing w:line="300" w:lineRule="auto" w:before="0" w:after="0"/>
         <w:jc w:val="left"/>
         <w:rPr>
           <w:rFonts w:ascii="Times New Roman" w:eastAsia="宋体" w:hAnsi="Times New Roman" w:cs="Times New Roman"/>
@@ -7225,7 +7225,7 @@
     <w:p>
       <w:pPr>
         <w:shd w:val="clear" w:color="auto" w:fill="auto"/>
-        <w:spacing w:line="300" w:lineRule="auto"/>
+        <w:spacing w:line="300" w:lineRule="auto" w:before="0" w:after="0"/>
         <w:jc w:val="left"/>
         <w:rPr>
           <w:rFonts w:ascii="Times New Roman" w:eastAsia="宋体" w:hAnsi="Times New Roman" w:cs="Times New Roman"/>
@@ -7305,7 +7305,7 @@
     <w:p>
       <w:pPr>
         <w:shd w:val="clear" w:color="auto" w:fill="auto"/>
-        <w:spacing w:line="300" w:lineRule="auto"/>
+        <w:spacing w:line="300" w:lineRule="auto" w:before="0" w:after="0"/>
         <w:jc w:val="left"/>
         <w:rPr>
           <w:rFonts w:ascii="Times New Roman" w:eastAsia="宋体" w:hAnsi="Times New Roman" w:cs="Times New Roman"/>
@@ -7341,7 +7341,7 @@
     <w:p>
       <w:pPr>
         <w:shd w:val="clear" w:color="auto" w:fill="auto"/>
-        <w:spacing w:line="300" w:lineRule="auto"/>
+        <w:spacing w:line="300" w:lineRule="auto" w:before="0" w:after="0"/>
         <w:jc w:val="left"/>
         <w:rPr>
           <w:rFonts w:ascii="Times New Roman" w:eastAsia="宋体" w:hAnsi="Times New Roman" w:cs="Times New Roman"/>
@@ -7512,7 +7512,7 @@
           <w:p>
             <w:pPr>
               <w:shd w:val="clear" w:color="auto" w:fill="auto"/>
-              <w:spacing w:line="300" w:lineRule="auto"/>
+              <w:spacing w:line="300" w:lineRule="auto" w:before="0" w:after="0"/>
               <w:jc w:val="left"/>
               <w:rPr>
                 <w:rFonts w:ascii="Times New Roman" w:eastAsia="宋体" w:hAnsi="Times New Roman" w:cs="Times New Roman"/>
@@ -7549,7 +7549,7 @@
           <w:p>
             <w:pPr>
               <w:shd w:val="clear" w:color="auto" w:fill="auto"/>
-              <w:spacing w:line="300" w:lineRule="auto"/>
+              <w:spacing w:line="300" w:lineRule="auto" w:before="0" w:after="0"/>
               <w:jc w:val="left"/>
               <w:rPr>
                 <w:rFonts w:ascii="Times New Roman" w:eastAsia="宋体" w:hAnsi="Times New Roman" w:cs="Times New Roman"/>
@@ -7621,7 +7621,7 @@
           <w:p>
             <w:pPr>
               <w:shd w:val="clear" w:color="auto" w:fill="auto"/>
-              <w:spacing w:line="300" w:lineRule="auto"/>
+              <w:spacing w:line="300" w:lineRule="auto" w:before="0" w:after="0"/>
               <w:jc w:val="left"/>
               <w:rPr>
                 <w:rFonts w:ascii="Times New Roman" w:eastAsia="宋体" w:hAnsi="Times New Roman" w:cs="Times New Roman"/>
@@ -7696,7 +7696,7 @@
           <w:p>
             <w:pPr>
               <w:shd w:val="clear" w:color="auto" w:fill="auto"/>
-              <w:spacing w:line="300" w:lineRule="auto"/>
+              <w:spacing w:line="300" w:lineRule="auto" w:before="0" w:after="0"/>
               <w:jc w:val="left"/>
               <w:rPr>
                 <w:rFonts w:ascii="Times New Roman" w:eastAsia="宋体" w:hAnsi="Times New Roman" w:cs="Times New Roman"/>
@@ -7733,7 +7733,7 @@
           <w:p>
             <w:pPr>
               <w:shd w:val="clear" w:color="auto" w:fill="auto"/>
-              <w:spacing w:line="300" w:lineRule="auto"/>
+              <w:spacing w:line="300" w:lineRule="auto" w:before="0" w:after="0"/>
               <w:jc w:val="left"/>
               <w:rPr>
                 <w:rFonts w:ascii="Times New Roman" w:eastAsia="宋体" w:hAnsi="Times New Roman" w:cs="Times New Roman"/>
@@ -7770,7 +7770,7 @@
           <w:p>
             <w:pPr>
               <w:shd w:val="clear" w:color="auto" w:fill="auto"/>
-              <w:spacing w:line="300" w:lineRule="auto"/>
+              <w:spacing w:line="300" w:lineRule="auto" w:before="0" w:after="0"/>
               <w:jc w:val="left"/>
               <w:rPr>
                 <w:rFonts w:ascii="Times New Roman" w:eastAsia="宋体" w:hAnsi="Times New Roman" w:cs="Times New Roman"/>
@@ -7809,7 +7809,7 @@
           <w:p>
             <w:pPr>
               <w:shd w:val="clear" w:color="auto" w:fill="auto"/>
-              <w:spacing w:line="300" w:lineRule="auto"/>
+              <w:spacing w:line="300" w:lineRule="auto" w:before="0" w:after="0"/>
               <w:jc w:val="left"/>
               <w:rPr>
                 <w:rFonts w:ascii="Times New Roman" w:eastAsia="宋体" w:hAnsi="Times New Roman" w:cs="Times New Roman"/>
@@ -7838,7 +7838,7 @@
           <w:p>
             <w:pPr>
               <w:shd w:val="clear" w:color="auto" w:fill="auto"/>
-              <w:spacing w:line="300" w:lineRule="auto"/>
+              <w:spacing w:line="300" w:lineRule="auto" w:before="0" w:after="0"/>
               <w:jc w:val="left"/>
               <w:rPr>
                 <w:rFonts w:ascii="Times New Roman" w:eastAsia="宋体" w:hAnsi="Times New Roman" w:cs="Times New Roman"/>
@@ -7926,7 +7926,7 @@
           <w:p>
             <w:pPr>
               <w:shd w:val="clear" w:color="auto" w:fill="auto"/>
-              <w:spacing w:line="300" w:lineRule="auto"/>
+              <w:spacing w:line="300" w:lineRule="auto" w:before="0" w:after="0"/>
               <w:jc w:val="left"/>
               <w:rPr>
                 <w:rFonts w:ascii="Times New Roman" w:eastAsia="宋体" w:hAnsi="Times New Roman" w:cs="Times New Roman"/>
@@ -7999,7 +7999,7 @@
           <w:p>
             <w:pPr>
               <w:shd w:val="clear" w:color="auto" w:fill="auto"/>
-              <w:spacing w:line="300" w:lineRule="auto"/>
+              <w:spacing w:line="300" w:lineRule="auto" w:before="0" w:after="0"/>
               <w:jc w:val="left"/>
               <w:rPr>
                 <w:rFonts w:ascii="Times New Roman" w:eastAsia="宋体" w:hAnsi="Times New Roman" w:cs="Times New Roman"/>
@@ -8028,7 +8028,7 @@
           <w:p>
             <w:pPr>
               <w:shd w:val="clear" w:color="auto" w:fill="auto"/>
-              <w:spacing w:line="300" w:lineRule="auto"/>
+              <w:spacing w:line="300" w:lineRule="auto" w:before="0" w:after="0"/>
               <w:jc w:val="left"/>
               <w:rPr>
                 <w:rFonts w:ascii="Times New Roman" w:eastAsia="宋体" w:hAnsi="Times New Roman" w:cs="Times New Roman"/>
@@ -8065,7 +8065,7 @@
           <w:p>
             <w:pPr>
               <w:shd w:val="clear" w:color="auto" w:fill="auto"/>
-              <w:spacing w:line="300" w:lineRule="auto"/>
+              <w:spacing w:line="300" w:lineRule="auto" w:before="0" w:after="0"/>
               <w:jc w:val="left"/>
               <w:rPr>
                 <w:rFonts w:ascii="Times New Roman" w:eastAsia="宋体" w:hAnsi="Times New Roman" w:cs="Times New Roman"/>
@@ -8110,7 +8110,7 @@
           <w:p>
             <w:pPr>
               <w:shd w:val="clear" w:color="auto" w:fill="auto"/>
-              <w:spacing w:line="300" w:lineRule="auto"/>
+              <w:spacing w:line="300" w:lineRule="auto" w:before="0" w:after="0"/>
               <w:jc w:val="left"/>
               <w:rPr>
                 <w:rFonts w:ascii="Times New Roman" w:eastAsia="宋体" w:hAnsi="Times New Roman" w:cs="Times New Roman"/>
@@ -8148,7 +8148,7 @@
           <w:p>
             <w:pPr>
               <w:shd w:val="clear" w:color="auto" w:fill="auto"/>
-              <w:spacing w:line="300" w:lineRule="auto"/>
+              <w:spacing w:line="300" w:lineRule="auto" w:before="0" w:after="0"/>
               <w:jc w:val="left"/>
               <w:rPr>
                 <w:rFonts w:ascii="Times New Roman" w:eastAsia="宋体" w:hAnsi="Times New Roman" w:cs="Times New Roman"/>
@@ -8293,17 +8293,17 @@
     <w:p>
       <w:pPr>
         <w:jc w:val="left"/>
-        <w:spacing w:before="0" w:after="0" w:line="300" w:lineRule="multiple"/>
-        <w:rPr>
-          <w:sz w:val="21"/>
-          <w:szCs w:val="21"/>
-        </w:rPr>
-      </w:pPr>
-    </w:p>
-    <w:p>
-      <w:pPr>
-        <w:jc w:val="left"/>
-        <w:spacing w:before="0" w:after="0" w:line="300" w:lineRule="multiple"/>
+        <w:spacing w:before="0" w:after="0" w:line="300" w:lineRule="auto"/>
+        <w:rPr>
+          <w:sz w:val="21"/>
+          <w:szCs w:val="21"/>
+        </w:rPr>
+      </w:pPr>
+    </w:p>
+    <w:p>
+      <w:pPr>
+        <w:jc w:val="left"/>
+        <w:spacing w:before="0" w:after="0" w:line="300" w:lineRule="auto"/>
         <w:rPr>
           <w:b/>
           <w:bCs/>
@@ -8325,7 +8325,7 @@
     <w:p>
       <w:pPr>
         <w:shd w:val="clear" w:color="auto" w:fill="auto"/>
-        <w:spacing w:line="300" w:lineRule="auto"/>
+        <w:spacing w:line="300" w:lineRule="auto" w:before="0" w:after="0"/>
         <w:jc w:val="left"/>
         <w:rPr>
           <w:sz w:val="21"/>
@@ -8472,7 +8472,7 @@
     <w:p>
       <w:pPr>
         <w:shd w:val="clear" w:color="auto" w:fill="auto"/>
-        <w:spacing w:line="300" w:lineRule="auto"/>
+        <w:spacing w:line="300" w:lineRule="auto" w:before="0" w:after="0"/>
         <w:jc w:val="left"/>
         <w:rPr>
           <w:sz w:val="21"/>
@@ -8531,7 +8531,7 @@
           <w:tab w:val="left" w:pos="4156"/>
           <w:tab w:val="left" w:pos="6234"/>
         </w:tabs>
-        <w:spacing w:line="300" w:lineRule="auto"/>
+        <w:spacing w:line="300" w:lineRule="auto" w:before="0" w:after="0"/>
         <w:jc w:val="left"/>
         <w:rPr>
           <w:sz w:val="21"/>
@@ -8591,7 +8591,7 @@
     <w:p>
       <w:pPr>
         <w:shd w:val="clear" w:color="auto" w:fill="auto"/>
-        <w:spacing w:line="300" w:lineRule="auto"/>
+        <w:spacing w:line="300" w:lineRule="auto" w:before="0" w:after="0"/>
         <w:jc w:val="left"/>
         <w:rPr>
           <w:sz w:val="21"/>
@@ -8625,7 +8625,7 @@
     <w:p>
       <w:pPr>
         <w:shd w:val="clear" w:color="auto" w:fill="auto"/>
-        <w:spacing w:line="300" w:lineRule="auto"/>
+        <w:spacing w:line="300" w:lineRule="auto" w:before="0" w:after="0"/>
         <w:jc w:val="left"/>
         <w:rPr>
           <w:sz w:val="21"/>
@@ -8643,7 +8643,7 @@
     <w:p>
       <w:pPr>
         <w:shd w:val="clear" w:color="auto" w:fill="auto"/>
-        <w:spacing w:line="300" w:lineRule="auto"/>
+        <w:spacing w:line="300" w:lineRule="auto" w:before="0" w:after="0"/>
         <w:jc w:val="left"/>
         <w:rPr>
           <w:sz w:val="21"/>
@@ -8769,7 +8769,7 @@
     <w:p>
       <w:pPr>
         <w:shd w:val="clear" w:color="auto" w:fill="auto"/>
-        <w:spacing w:line="300" w:lineRule="auto"/>
+        <w:spacing w:line="300" w:lineRule="auto" w:before="0" w:after="0"/>
         <w:jc w:val="left"/>
         <w:rPr>
           <w:sz w:val="21"/>
@@ -8787,7 +8787,7 @@
     <w:p>
       <w:pPr>
         <w:shd w:val="clear" w:color="auto" w:fill="auto"/>
-        <w:spacing w:line="300" w:lineRule="auto"/>
+        <w:spacing w:line="300" w:lineRule="auto" w:before="0" w:after="0"/>
         <w:jc w:val="left"/>
         <w:rPr>
           <w:sz w:val="21"/>
@@ -8883,7 +8883,7 @@
     <w:p>
       <w:pPr>
         <w:shd w:val="clear" w:color="auto" w:fill="auto"/>
-        <w:spacing w:line="300" w:lineRule="auto"/>
+        <w:spacing w:line="300" w:lineRule="auto" w:before="0" w:after="0"/>
         <w:jc w:val="left"/>
         <w:rPr>
           <w:sz w:val="21"/>
@@ -8901,7 +8901,7 @@
     <w:p>
       <w:pPr>
         <w:shd w:val="clear" w:color="auto" w:fill="auto"/>
-        <w:spacing w:line="300" w:lineRule="auto"/>
+        <w:spacing w:line="300" w:lineRule="auto" w:before="0" w:after="0"/>
         <w:jc w:val="left"/>
         <w:rPr>
           <w:sz w:val="21"/>
@@ -9057,7 +9057,7 @@
     <w:p>
       <w:pPr>
         <w:shd w:val="clear" w:color="auto" w:fill="auto"/>
-        <w:spacing w:line="300" w:lineRule="auto"/>
+        <w:spacing w:line="300" w:lineRule="auto" w:before="0" w:after="0"/>
         <w:jc w:val="left"/>
         <w:rPr>
           <w:sz w:val="21"/>
@@ -9075,17 +9075,17 @@
     <w:p>
       <w:pPr>
         <w:jc w:val="left"/>
-        <w:spacing w:before="0" w:after="0" w:line="300" w:lineRule="multiple"/>
-        <w:rPr>
-          <w:sz w:val="21"/>
-          <w:szCs w:val="21"/>
-        </w:rPr>
-      </w:pPr>
-    </w:p>
-    <w:p>
-      <w:pPr>
-        <w:jc w:val="left"/>
-        <w:spacing w:before="0" w:after="0" w:line="300" w:lineRule="multiple"/>
+        <w:spacing w:before="0" w:after="0" w:line="300" w:lineRule="auto"/>
+        <w:rPr>
+          <w:sz w:val="21"/>
+          <w:szCs w:val="21"/>
+        </w:rPr>
+      </w:pPr>
+    </w:p>
+    <w:p>
+      <w:pPr>
+        <w:jc w:val="left"/>
+        <w:spacing w:before="0" w:after="0" w:line="300" w:lineRule="auto"/>
         <w:rPr>
           <w:b/>
           <w:bCs/>
@@ -9107,7 +9107,7 @@
     <w:p>
       <w:pPr>
         <w:shd w:val="clear" w:color="auto" w:fill="auto"/>
-        <w:spacing w:line="300" w:lineRule="auto"/>
+        <w:spacing w:line="300" w:lineRule="auto" w:before="0" w:after="0"/>
         <w:jc w:val="left"/>
         <w:rPr>
           <w:sz w:val="21"/>
@@ -9169,7 +9169,7 @@
     <w:p>
       <w:pPr>
         <w:shd w:val="clear" w:color="auto" w:fill="auto"/>
-        <w:spacing w:line="300" w:lineRule="auto"/>
+        <w:spacing w:line="300" w:lineRule="auto" w:before="0" w:after="0"/>
         <w:jc w:val="left"/>
         <w:rPr>
           <w:sz w:val="21"/>
@@ -9187,7 +9187,7 @@
     <w:p>
       <w:pPr>
         <w:shd w:val="clear" w:color="auto" w:fill="auto"/>
-        <w:spacing w:line="300" w:lineRule="auto"/>
+        <w:spacing w:line="300" w:lineRule="auto" w:before="0" w:after="0"/>
         <w:jc w:val="left"/>
         <w:rPr>
           <w:sz w:val="21"/>
@@ -9273,7 +9273,7 @@
     <w:p>
       <w:pPr>
         <w:shd w:val="clear" w:color="auto" w:fill="auto"/>
-        <w:spacing w:line="300" w:lineRule="auto"/>
+        <w:spacing w:line="300" w:lineRule="auto" w:before="0" w:after="0"/>
         <w:jc w:val="left"/>
         <w:rPr>
           <w:sz w:val="21"/>
@@ -9363,7 +9363,7 @@
     <w:p>
       <w:pPr>
         <w:shd w:val="clear" w:color="auto" w:fill="auto"/>
-        <w:spacing w:line="300" w:lineRule="auto"/>
+        <w:spacing w:line="300" w:lineRule="auto" w:before="0" w:after="0"/>
         <w:jc w:val="left"/>
         <w:rPr>
           <w:rFonts w:ascii="Times New Roman" w:eastAsia="宋体" w:hAnsi="Times New Roman" w:cs="Times New Roman"/>
@@ -9483,7 +9483,7 @@
     <w:p>
       <w:pPr>
         <w:shd w:val="clear" w:color="auto" w:fill="auto"/>
-        <w:spacing w:line="300" w:lineRule="auto"/>
+        <w:spacing w:line="300" w:lineRule="auto" w:before="0" w:after="0"/>
         <w:jc w:val="left"/>
         <w:rPr>
           <w:rFonts w:ascii="Times New Roman" w:eastAsia="宋体" w:hAnsi="Times New Roman" w:cs="Times New Roman"/>
@@ -9503,7 +9503,7 @@
     <w:p>
       <w:pPr>
         <w:shd w:val="clear" w:color="auto" w:fill="auto"/>
-        <w:spacing w:line="300" w:lineRule="auto"/>
+        <w:spacing w:line="300" w:lineRule="auto" w:before="0" w:after="0"/>
         <w:jc w:val="left"/>
         <w:rPr>
           <w:rFonts w:ascii="Times New Roman" w:eastAsia="宋体" w:hAnsi="Times New Roman" w:cs="Times New Roman"/>
@@ -9757,7 +9757,7 @@
     <w:p>
       <w:pPr>
         <w:shd w:val="clear" w:color="auto" w:fill="auto"/>
-        <w:spacing w:line="300" w:lineRule="auto"/>
+        <w:spacing w:line="300" w:lineRule="auto" w:before="0" w:after="0"/>
         <w:jc w:val="left"/>
         <w:rPr>
           <w:rFonts w:ascii="Times New Roman" w:eastAsia="宋体" w:hAnsi="Times New Roman" w:cs="Times New Roman"/>
@@ -9849,17 +9849,17 @@
     <w:p>
       <w:pPr>
         <w:jc w:val="left"/>
-        <w:spacing w:before="0" w:after="0" w:line="300" w:lineRule="multiple"/>
-        <w:rPr>
-          <w:sz w:val="21"/>
-          <w:szCs w:val="21"/>
-        </w:rPr>
-      </w:pPr>
-    </w:p>
-    <w:p>
-      <w:pPr>
-        <w:jc w:val="left"/>
-        <w:spacing w:before="0" w:after="0" w:line="300" w:lineRule="multiple"/>
+        <w:spacing w:before="0" w:after="0" w:line="300" w:lineRule="auto"/>
+        <w:rPr>
+          <w:sz w:val="21"/>
+          <w:szCs w:val="21"/>
+        </w:rPr>
+      </w:pPr>
+    </w:p>
+    <w:p>
+      <w:pPr>
+        <w:jc w:val="left"/>
+        <w:spacing w:before="0" w:after="0" w:line="300" w:lineRule="auto"/>
         <w:rPr>
           <w:b/>
           <w:bCs/>
@@ -9881,7 +9881,7 @@
     <w:p>
       <w:pPr>
         <w:shd w:val="clear" w:color="auto" w:fill="auto"/>
-        <w:spacing w:line="300" w:lineRule="auto"/>
+        <w:spacing w:line="300" w:lineRule="auto" w:before="0" w:after="0"/>
         <w:jc w:val="left"/>
         <w:rPr>
           <w:sz w:val="21"/>
@@ -9977,7 +9977,7 @@
     <w:p>
       <w:pPr>
         <w:shd w:val="clear" w:color="auto" w:fill="auto"/>
-        <w:spacing w:line="300" w:lineRule="auto"/>
+        <w:spacing w:line="300" w:lineRule="auto" w:before="0" w:after="0"/>
         <w:jc w:val="left"/>
         <w:rPr>
           <w:sz w:val="21"/>
@@ -10031,7 +10031,7 @@
     <w:p>
       <w:pPr>
         <w:shd w:val="clear" w:color="auto" w:fill="auto"/>
-        <w:spacing w:line="300" w:lineRule="auto"/>
+        <w:spacing w:line="300" w:lineRule="auto" w:before="0" w:after="0"/>
         <w:jc w:val="left"/>
         <w:rPr>
           <w:sz w:val="21"/>
@@ -10073,7 +10073,7 @@
     <w:p>
       <w:pPr>
         <w:shd w:val="clear" w:color="auto" w:fill="auto"/>
-        <w:spacing w:line="300" w:lineRule="auto"/>
+        <w:spacing w:line="300" w:lineRule="auto" w:before="0" w:after="0"/>
         <w:jc w:val="left"/>
         <w:rPr>
           <w:sz w:val="21"/>
@@ -10116,7 +10116,7 @@
     <w:p>
       <w:pPr>
         <w:shd w:val="clear" w:color="auto" w:fill="auto"/>
-        <w:spacing w:line="300" w:lineRule="auto"/>
+        <w:spacing w:line="300" w:lineRule="auto" w:before="0" w:after="0"/>
         <w:jc w:val="left"/>
         <w:rPr>
           <w:sz w:val="21"/>
@@ -10221,7 +10221,7 @@
     <w:p>
       <w:pPr>
         <w:shd w:val="clear" w:color="auto" w:fill="auto"/>
-        <w:spacing w:line="300" w:lineRule="auto"/>
+        <w:spacing w:line="300" w:lineRule="auto" w:before="0" w:after="0"/>
         <w:jc w:val="left"/>
         <w:rPr>
           <w:sz w:val="21"/>
@@ -10264,7 +10264,7 @@
     <w:p>
       <w:pPr>
         <w:shd w:val="clear" w:color="auto" w:fill="auto"/>
-        <w:spacing w:line="300" w:lineRule="auto"/>
+        <w:spacing w:line="300" w:lineRule="auto" w:before="0" w:after="0"/>
         <w:jc w:val="left"/>
         <w:rPr>
           <w:sz w:val="21"/>
@@ -10357,17 +10357,17 @@
     <w:p>
       <w:pPr>
         <w:jc w:val="left"/>
-        <w:spacing w:before="0" w:after="0" w:line="300" w:lineRule="multiple"/>
-        <w:rPr>
-          <w:sz w:val="21"/>
-          <w:szCs w:val="21"/>
-        </w:rPr>
-      </w:pPr>
-    </w:p>
-    <w:p>
-      <w:pPr>
-        <w:shd w:val="clear" w:color="auto" w:fill="auto"/>
-        <w:spacing w:line="300" w:lineRule="auto"/>
+        <w:spacing w:before="0" w:after="0" w:line="300" w:lineRule="auto"/>
+        <w:rPr>
+          <w:sz w:val="21"/>
+          <w:szCs w:val="21"/>
+        </w:rPr>
+      </w:pPr>
+    </w:p>
+    <w:p>
+      <w:pPr>
+        <w:shd w:val="clear" w:color="auto" w:fill="auto"/>
+        <w:spacing w:line="300" w:lineRule="auto" w:before="0" w:after="0"/>
         <w:jc w:val="left"/>
         <w:rPr>
           <w:sz w:val="21"/>
@@ -10419,7 +10419,7 @@
     <w:p>
       <w:pPr>
         <w:shd w:val="clear" w:color="auto" w:fill="auto"/>
-        <w:spacing w:line="300" w:lineRule="auto"/>
+        <w:spacing w:line="300" w:lineRule="auto" w:before="0" w:after="0"/>
         <w:jc w:val="left"/>
         <w:rPr>
           <w:sz w:val="21"/>
@@ -10473,7 +10473,7 @@
     <w:p>
       <w:pPr>
         <w:shd w:val="clear" w:color="auto" w:fill="auto"/>
-        <w:spacing w:line="300" w:lineRule="auto"/>
+        <w:spacing w:line="300" w:lineRule="auto" w:before="0" w:after="0"/>
         <w:jc w:val="left"/>
         <w:rPr>
           <w:sz w:val="21"/>
@@ -10545,7 +10545,7 @@
     <w:p>
       <w:pPr>
         <w:shd w:val="clear" w:color="auto" w:fill="auto"/>
-        <w:spacing w:line="300" w:lineRule="auto"/>
+        <w:spacing w:line="300" w:lineRule="auto" w:before="0" w:after="0"/>
         <w:jc w:val="left"/>
         <w:rPr>
           <w:sz w:val="21"/>
@@ -10563,7 +10563,7 @@
     <w:p>
       <w:pPr>
         <w:shd w:val="clear" w:color="auto" w:fill="auto"/>
-        <w:spacing w:line="300" w:lineRule="auto"/>
+        <w:spacing w:line="300" w:lineRule="auto" w:before="0" w:after="0"/>
         <w:jc w:val="left"/>
         <w:rPr>
           <w:sz w:val="21"/>
@@ -10644,7 +10644,7 @@
     <w:p>
       <w:pPr>
         <w:shd w:val="clear" w:color="auto" w:fill="auto"/>
-        <w:spacing w:line="300" w:lineRule="auto"/>
+        <w:spacing w:line="300" w:lineRule="auto" w:before="0" w:after="0"/>
         <w:jc w:val="left"/>
         <w:rPr>
           <w:sz w:val="21"/>
@@ -10662,7 +10662,7 @@
     <w:p>
       <w:pPr>
         <w:shd w:val="clear" w:color="auto" w:fill="auto"/>
-        <w:spacing w:line="300" w:lineRule="auto"/>
+        <w:spacing w:line="300" w:lineRule="auto" w:before="0" w:after="0"/>
         <w:jc w:val="left"/>
         <w:rPr>
           <w:sz w:val="21"/>
@@ -10743,17 +10743,17 @@
     <w:p>
       <w:pPr>
         <w:jc w:val="left"/>
-        <w:spacing w:before="0" w:after="0" w:line="300" w:lineRule="multiple"/>
-        <w:rPr>
-          <w:sz w:val="21"/>
-          <w:szCs w:val="21"/>
-        </w:rPr>
-      </w:pPr>
-    </w:p>
-    <w:p>
-      <w:pPr>
-        <w:shd w:val="clear" w:color="auto" w:fill="auto"/>
-        <w:spacing w:line="300" w:lineRule="auto"/>
+        <w:spacing w:before="0" w:after="0" w:line="300" w:lineRule="auto"/>
+        <w:rPr>
+          <w:sz w:val="21"/>
+          <w:szCs w:val="21"/>
+        </w:rPr>
+      </w:pPr>
+    </w:p>
+    <w:p>
+      <w:pPr>
+        <w:shd w:val="clear" w:color="auto" w:fill="auto"/>
+        <w:spacing w:line="300" w:lineRule="auto" w:before="0" w:after="0"/>
         <w:jc w:val="left"/>
         <w:rPr>
           <w:sz w:val="21"/>
@@ -10815,7 +10815,7 @@
     <w:p>
       <w:pPr>
         <w:shd w:val="clear" w:color="auto" w:fill="auto"/>
-        <w:spacing w:line="300" w:lineRule="auto"/>
+        <w:spacing w:line="300" w:lineRule="auto" w:before="0" w:after="0"/>
         <w:jc w:val="left"/>
         <w:rPr>
           <w:rFonts w:ascii="Times New Roman" w:eastAsia="宋体" w:hAnsi="Times New Roman" w:cs="Times New Roman"/>
@@ -11005,7 +11005,7 @@
     <w:p>
       <w:pPr>
         <w:shd w:val="clear" w:color="auto" w:fill="auto"/>
-        <w:spacing w:line="300" w:lineRule="auto"/>
+        <w:spacing w:line="300" w:lineRule="auto" w:before="0" w:after="0"/>
         <w:jc w:val="left"/>
         <w:rPr>
           <w:rFonts w:ascii="Times New Roman" w:eastAsia="宋体" w:hAnsi="Times New Roman" w:cs="Times New Roman"/>
@@ -11089,7 +11089,7 @@
     <w:p>
       <w:pPr>
         <w:shd w:val="clear" w:color="auto" w:fill="auto"/>
-        <w:spacing w:line="300" w:lineRule="auto"/>
+        <w:spacing w:line="300" w:lineRule="auto" w:before="0" w:after="0"/>
         <w:jc w:val="left"/>
         <w:rPr>
           <w:rFonts w:ascii="Times New Roman" w:eastAsia="宋体" w:hAnsi="Times New Roman" w:cs="Times New Roman"/>
@@ -11195,7 +11195,7 @@
     <w:p>
       <w:pPr>
         <w:shd w:val="clear" w:color="auto" w:fill="auto"/>
-        <w:spacing w:line="300" w:lineRule="auto"/>
+        <w:spacing w:line="300" w:lineRule="auto" w:before="0" w:after="0"/>
         <w:jc w:val="left"/>
         <w:rPr>
           <w:rFonts w:ascii="Times New Roman" w:eastAsia="宋体" w:hAnsi="Times New Roman" w:cs="Times New Roman"/>
@@ -11274,7 +11274,7 @@
     <w:p>
       <w:pPr>
         <w:shd w:val="clear" w:color="auto" w:fill="auto"/>
-        <w:spacing w:line="300" w:lineRule="auto"/>
+        <w:spacing w:line="300" w:lineRule="auto" w:before="0" w:after="0"/>
         <w:jc w:val="left"/>
         <w:rPr>
           <w:rFonts w:ascii="Times New Roman" w:eastAsia="宋体" w:hAnsi="Times New Roman" w:cs="Times New Roman"/>
@@ -11294,7 +11294,7 @@
     <w:p>
       <w:pPr>
         <w:shd w:val="clear" w:color="auto" w:fill="auto"/>
-        <w:spacing w:line="300" w:lineRule="auto"/>
+        <w:spacing w:line="300" w:lineRule="auto" w:before="0" w:after="0"/>
         <w:jc w:val="left"/>
         <w:rPr>
           <w:rFonts w:ascii="Times New Roman" w:eastAsia="宋体" w:hAnsi="Times New Roman" w:cs="Times New Roman"/>
@@ -11314,7 +11314,7 @@
     <w:p>
       <w:pPr>
         <w:shd w:val="clear" w:color="auto" w:fill="auto"/>
-        <w:spacing w:line="300" w:lineRule="auto"/>
+        <w:spacing w:line="300" w:lineRule="auto" w:before="0" w:after="0"/>
         <w:jc w:val="left"/>
         <w:rPr>
           <w:rFonts w:ascii="Times New Roman" w:eastAsia="宋体" w:hAnsi="Times New Roman" w:cs="Times New Roman"/>
@@ -11334,7 +11334,7 @@
     <w:p>
       <w:pPr>
         <w:shd w:val="clear" w:color="auto" w:fill="auto"/>
-        <w:spacing w:line="300" w:lineRule="auto"/>
+        <w:spacing w:line="300" w:lineRule="auto" w:before="0" w:after="0"/>
         <w:jc w:val="left"/>
         <w:rPr>
           <w:rFonts w:ascii="Times New Roman" w:eastAsia="宋体" w:hAnsi="Times New Roman" w:cs="Times New Roman"/>
@@ -11362,7 +11362,7 @@
     <w:p>
       <w:pPr>
         <w:shd w:val="clear" w:color="auto" w:fill="auto"/>
-        <w:spacing w:line="300" w:lineRule="auto"/>
+        <w:spacing w:line="300" w:lineRule="auto" w:before="0" w:after="0"/>
         <w:jc w:val="left"/>
         <w:rPr>
           <w:rFonts w:ascii="Times New Roman" w:eastAsia="宋体" w:hAnsi="Times New Roman" w:cs="Times New Roman"/>
@@ -11462,7 +11462,7 @@
     <w:p>
       <w:pPr>
         <w:shd w:val="clear" w:color="auto" w:fill="auto"/>
-        <w:spacing w:line="300" w:lineRule="auto"/>
+        <w:spacing w:line="300" w:lineRule="auto" w:before="0" w:after="0"/>
         <w:jc w:val="left"/>
         <w:rPr>
           <w:rFonts w:ascii="Times New Roman" w:eastAsia="宋体" w:hAnsi="Times New Roman" w:cs="Times New Roman"/>
@@ -11490,7 +11490,7 @@
     <w:p>
       <w:pPr>
         <w:shd w:val="clear" w:color="auto" w:fill="auto"/>
-        <w:spacing w:line="300" w:lineRule="auto"/>
+        <w:spacing w:line="300" w:lineRule="auto" w:before="0" w:after="0"/>
         <w:jc w:val="left"/>
         <w:rPr>
           <w:rFonts w:ascii="Times New Roman" w:eastAsia="宋体" w:hAnsi="Times New Roman" w:cs="Times New Roman"/>
@@ -11510,7 +11510,7 @@
     <w:p>
       <w:pPr>
         <w:shd w:val="clear" w:color="auto" w:fill="auto"/>
-        <w:spacing w:line="300" w:lineRule="auto"/>
+        <w:spacing w:line="300" w:lineRule="auto" w:before="0" w:after="0"/>
         <w:jc w:val="left"/>
         <w:rPr>
           <w:rFonts w:ascii="Times New Roman" w:eastAsia="宋体" w:hAnsi="Times New Roman" w:cs="Times New Roman"/>
@@ -11582,7 +11582,7 @@
     <w:p>
       <w:pPr>
         <w:shd w:val="clear" w:color="auto" w:fill="auto"/>
-        <w:spacing w:line="300" w:lineRule="auto"/>
+        <w:spacing w:line="300" w:lineRule="auto" w:before="0" w:after="0"/>
         <w:jc w:val="left"/>
         <w:rPr>
           <w:rFonts w:ascii="Times New Roman" w:eastAsia="宋体" w:hAnsi="Times New Roman" w:cs="Times New Roman"/>
@@ -11635,7 +11635,7 @@
     <w:p>
       <w:pPr>
         <w:shd w:val="clear" w:color="auto" w:fill="auto"/>
-        <w:spacing w:line="300" w:lineRule="auto"/>
+        <w:spacing w:line="300" w:lineRule="auto" w:before="0" w:after="0"/>
         <w:jc w:val="left"/>
         <w:rPr>
           <w:rFonts w:ascii="Times New Roman" w:eastAsia="宋体" w:hAnsi="Times New Roman" w:cs="Times New Roman"/>
@@ -11697,7 +11697,7 @@
     <w:p>
       <w:pPr>
         <w:shd w:val="clear" w:color="auto" w:fill="auto"/>
-        <w:spacing w:line="300" w:lineRule="auto"/>
+        <w:spacing w:line="300" w:lineRule="auto" w:before="0" w:after="0"/>
         <w:jc w:val="left"/>
         <w:rPr>
           <w:rFonts w:ascii="Times New Roman" w:eastAsia="宋体" w:hAnsi="Times New Roman" w:cs="Times New Roman"/>
@@ -11783,7 +11783,7 @@
     <w:p>
       <w:pPr>
         <w:shd w:val="clear" w:color="auto" w:fill="auto"/>
-        <w:spacing w:line="300" w:lineRule="auto"/>
+        <w:spacing w:line="300" w:lineRule="auto" w:before="0" w:after="0"/>
         <w:jc w:val="left"/>
         <w:rPr>
           <w:rFonts w:ascii="Times New Roman" w:eastAsia="宋体" w:hAnsi="Times New Roman" w:cs="Times New Roman"/>
@@ -11811,7 +11811,7 @@
     <w:p>
       <w:pPr>
         <w:shd w:val="clear" w:color="auto" w:fill="auto"/>
-        <w:spacing w:line="300" w:lineRule="auto"/>
+        <w:spacing w:line="300" w:lineRule="auto" w:before="0" w:after="0"/>
         <w:jc w:val="left"/>
         <w:rPr>
           <w:rFonts w:ascii="Times New Roman" w:eastAsia="宋体" w:hAnsi="Times New Roman" w:cs="Times New Roman"/>
@@ -11831,7 +11831,7 @@
     <w:p>
       <w:pPr>
         <w:shd w:val="clear" w:color="auto" w:fill="auto"/>
-        <w:spacing w:line="300" w:lineRule="auto"/>
+        <w:spacing w:line="300" w:lineRule="auto" w:before="0" w:after="0"/>
         <w:jc w:val="left"/>
         <w:rPr>
           <w:sz w:val="21"/>
@@ -11882,7 +11882,7 @@
     <w:p>
       <w:pPr>
         <w:shd w:val="clear" w:color="auto" w:fill="auto"/>
-        <w:spacing w:line="300" w:lineRule="auto"/>
+        <w:spacing w:line="300" w:lineRule="auto" w:before="0" w:after="0"/>
         <w:jc w:val="left"/>
         <w:rPr>
           <w:sz w:val="21"/>
@@ -11969,7 +11969,7 @@
     <w:p>
       <w:pPr>
         <w:shd w:val="clear" w:color="auto" w:fill="auto"/>
-        <w:spacing w:line="300" w:lineRule="auto"/>
+        <w:spacing w:line="300" w:lineRule="auto" w:before="0" w:after="0"/>
         <w:jc w:val="left"/>
         <w:rPr>
           <w:rFonts w:ascii="Times New Roman" w:eastAsia="宋体" w:hAnsi="Times New Roman" w:cs="Times New Roman"/>
@@ -12031,7 +12031,7 @@
     <w:p>
       <w:pPr>
         <w:shd w:val="clear" w:color="auto" w:fill="auto"/>
-        <w:spacing w:line="300" w:lineRule="auto"/>
+        <w:spacing w:line="300" w:lineRule="auto" w:before="0" w:after="0"/>
         <w:jc w:val="left"/>
         <w:rPr>
           <w:rFonts w:ascii="Times New Roman" w:eastAsia="宋体" w:hAnsi="Times New Roman" w:cs="Times New Roman"/>
@@ -12059,7 +12059,7 @@
     <w:p>
       <w:pPr>
         <w:shd w:val="clear" w:color="auto" w:fill="auto"/>
-        <w:spacing w:line="300" w:lineRule="auto"/>
+        <w:spacing w:line="300" w:lineRule="auto" w:before="0" w:after="0"/>
         <w:jc w:val="left"/>
         <w:rPr>
           <w:sz w:val="21"/>
@@ -12256,7 +12256,7 @@
     <w:p>
       <w:pPr>
         <w:shd w:val="clear" w:color="auto" w:fill="auto"/>
-        <w:spacing w:line="300" w:lineRule="auto"/>
+        <w:spacing w:line="300" w:lineRule="auto" w:before="0" w:after="0"/>
         <w:jc w:val="left"/>
         <w:rPr>
           <w:sz w:val="21"/>
@@ -12274,7 +12274,7 @@
     <w:p>
       <w:pPr>
         <w:shd w:val="clear" w:color="auto" w:fill="auto"/>
-        <w:spacing w:line="300" w:lineRule="auto"/>
+        <w:spacing w:line="300" w:lineRule="auto" w:before="0" w:after="0"/>
         <w:jc w:val="left"/>
         <w:rPr>
           <w:sz w:val="21"/>
@@ -12300,7 +12300,7 @@
     <w:p>
       <w:pPr>
         <w:shd w:val="clear" w:color="auto" w:fill="auto"/>
-        <w:spacing w:line="300" w:lineRule="auto"/>
+        <w:spacing w:line="300" w:lineRule="auto" w:before="0" w:after="0"/>
         <w:jc w:val="left"/>
         <w:rPr>
           <w:sz w:val="21"/>
@@ -12326,7 +12326,7 @@
     <w:p>
       <w:pPr>
         <w:shd w:val="clear" w:color="auto" w:fill="auto"/>
-        <w:spacing w:line="300" w:lineRule="auto"/>
+        <w:spacing w:line="300" w:lineRule="auto" w:before="0" w:after="0"/>
         <w:jc w:val="left"/>
         <w:rPr>
           <w:sz w:val="21"/>
@@ -12352,7 +12352,7 @@
     <w:p>
       <w:pPr>
         <w:shd w:val="clear" w:color="auto" w:fill="auto"/>
-        <w:spacing w:line="300" w:lineRule="auto"/>
+        <w:spacing w:line="300" w:lineRule="auto" w:before="0" w:after="0"/>
         <w:jc w:val="left"/>
         <w:rPr>
           <w:sz w:val="21"/>
@@ -12378,7 +12378,7 @@
     <w:p>
       <w:pPr>
         <w:shd w:val="clear" w:color="auto" w:fill="auto"/>
-        <w:spacing w:line="300" w:lineRule="auto"/>
+        <w:spacing w:line="300" w:lineRule="auto" w:before="0" w:after="0"/>
         <w:jc w:val="left"/>
         <w:rPr>
           <w:sz w:val="21"/>
@@ -12396,7 +12396,7 @@
     <w:p>
       <w:pPr>
         <w:shd w:val="clear" w:color="auto" w:fill="auto"/>
-        <w:spacing w:line="300" w:lineRule="auto"/>
+        <w:spacing w:line="300" w:lineRule="auto" w:before="0" w:after="0"/>
         <w:jc w:val="left"/>
         <w:rPr>
           <w:sz w:val="21"/>
@@ -12422,7 +12422,7 @@
     <w:p>
       <w:pPr>
         <w:shd w:val="clear" w:color="auto" w:fill="auto"/>
-        <w:spacing w:line="300" w:lineRule="auto"/>
+        <w:spacing w:line="300" w:lineRule="auto" w:before="0" w:after="0"/>
         <w:jc w:val="left"/>
         <w:rPr>
           <w:sz w:val="21"/>
@@ -12448,7 +12448,7 @@
     <w:p>
       <w:pPr>
         <w:shd w:val="clear" w:color="auto" w:fill="auto"/>
-        <w:spacing w:line="300" w:lineRule="auto"/>
+        <w:spacing w:line="300" w:lineRule="auto" w:before="0" w:after="0"/>
         <w:jc w:val="left"/>
         <w:rPr>
           <w:sz w:val="21"/>
@@ -12474,7 +12474,7 @@
     <w:p>
       <w:pPr>
         <w:shd w:val="clear" w:color="auto" w:fill="auto"/>
-        <w:spacing w:line="300" w:lineRule="auto"/>
+        <w:spacing w:line="300" w:lineRule="auto" w:before="0" w:after="0"/>
         <w:jc w:val="left"/>
         <w:rPr>
           <w:sz w:val="21"/>
@@ -12500,7 +12500,7 @@
     <w:p>
       <w:pPr>
         <w:shd w:val="clear" w:color="auto" w:fill="auto"/>
-        <w:spacing w:line="300" w:lineRule="auto"/>
+        <w:spacing w:line="300" w:lineRule="auto" w:before="0" w:after="0"/>
         <w:jc w:val="left"/>
         <w:rPr>
           <w:sz w:val="21"/>
@@ -12542,7 +12542,7 @@
     <w:p>
       <w:pPr>
         <w:shd w:val="clear" w:color="auto" w:fill="auto"/>
-        <w:spacing w:line="300" w:lineRule="auto"/>
+        <w:spacing w:line="300" w:lineRule="auto" w:before="0" w:after="0"/>
         <w:jc w:val="left"/>
         <w:rPr>
           <w:rFonts w:ascii="Times New Roman" w:eastAsia="宋体" w:hAnsi="Times New Roman" w:cs="Times New Roman"/>
@@ -12619,7 +12619,7 @@
     <w:p>
       <w:pPr>
         <w:shd w:val="clear" w:color="auto" w:fill="auto"/>
-        <w:spacing w:line="300" w:lineRule="auto"/>
+        <w:spacing w:line="300" w:lineRule="auto" w:before="0" w:after="0"/>
         <w:jc w:val="left"/>
         <w:rPr>
           <w:rFonts w:ascii="Times New Roman" w:eastAsia="宋体" w:hAnsi="Times New Roman" w:cs="Times New Roman"/>
@@ -12751,17 +12751,17 @@
     <w:p>
       <w:pPr>
         <w:jc w:val="left"/>
-        <w:spacing w:before="0" w:after="0" w:line="300" w:lineRule="multiple"/>
-        <w:rPr>
-          <w:sz w:val="21"/>
-          <w:szCs w:val="21"/>
-        </w:rPr>
-      </w:pPr>
-    </w:p>
-    <w:p>
-      <w:pPr>
-        <w:jc w:val="left"/>
-        <w:spacing w:before="0" w:after="0" w:line="300" w:lineRule="multiple"/>
+        <w:spacing w:before="0" w:after="0" w:line="300" w:lineRule="auto"/>
+        <w:rPr>
+          <w:sz w:val="21"/>
+          <w:szCs w:val="21"/>
+        </w:rPr>
+      </w:pPr>
+    </w:p>
+    <w:p>
+      <w:pPr>
+        <w:jc w:val="left"/>
+        <w:spacing w:before="0" w:after="0" w:line="300" w:lineRule="auto"/>
         <w:rPr>
           <w:b/>
           <w:bCs/>
@@ -12783,7 +12783,7 @@
     <w:p>
       <w:pPr>
         <w:shd w:val="clear" w:color="auto" w:fill="auto"/>
-        <w:spacing w:line="300" w:lineRule="auto"/>
+        <w:spacing w:line="300" w:lineRule="auto" w:before="0" w:after="0"/>
         <w:jc w:val="left"/>
         <w:rPr>
           <w:sz w:val="21"/>
@@ -12900,7 +12900,7 @@
           <w:p>
             <w:pPr>
               <w:shd w:val="clear" w:color="auto" w:fill="auto"/>
-              <w:spacing w:line="300" w:lineRule="auto"/>
+              <w:spacing w:line="300" w:lineRule="auto" w:before="0" w:after="0"/>
               <w:jc w:val="left"/>
               <w:rPr>
                 <w:sz w:val="21"/>
@@ -12927,7 +12927,7 @@
           <w:p>
             <w:pPr>
               <w:shd w:val="clear" w:color="auto" w:fill="auto"/>
-              <w:spacing w:line="300" w:lineRule="auto"/>
+              <w:spacing w:line="300" w:lineRule="auto" w:before="0" w:after="0"/>
               <w:jc w:val="left"/>
               <w:rPr>
                 <w:rFonts w:ascii="Times New Roman" w:eastAsia="宋体" w:hAnsi="Times New Roman" w:cs="Times New Roman"/>
@@ -12982,7 +12982,7 @@
           <w:p>
             <w:pPr>
               <w:shd w:val="clear" w:color="auto" w:fill="auto"/>
-              <w:spacing w:line="300" w:lineRule="auto"/>
+              <w:spacing w:line="300" w:lineRule="auto" w:before="0" w:after="0"/>
               <w:jc w:val="left"/>
               <w:rPr>
                 <w:rFonts w:ascii="Times New Roman" w:eastAsia="宋体" w:hAnsi="Times New Roman" w:cs="Times New Roman"/>
@@ -13046,7 +13046,7 @@
           <w:p>
             <w:pPr>
               <w:shd w:val="clear" w:color="auto" w:fill="auto"/>
-              <w:spacing w:line="300" w:lineRule="auto"/>
+              <w:spacing w:line="300" w:lineRule="auto" w:before="0" w:after="0"/>
               <w:jc w:val="left"/>
               <w:rPr>
                 <w:sz w:val="21"/>
@@ -13081,7 +13081,7 @@
           <w:p>
             <w:pPr>
               <w:shd w:val="clear" w:color="auto" w:fill="auto"/>
-              <w:spacing w:line="300" w:lineRule="auto"/>
+              <w:spacing w:line="300" w:lineRule="auto" w:before="0" w:after="0"/>
               <w:jc w:val="left"/>
               <w:rPr>
                 <w:rFonts w:ascii="Times New Roman" w:eastAsia="宋体" w:hAnsi="Times New Roman" w:cs="Times New Roman"/>
@@ -13179,7 +13179,7 @@
           <w:p>
             <w:pPr>
               <w:shd w:val="clear" w:color="auto" w:fill="auto"/>
-              <w:spacing w:line="300" w:lineRule="auto"/>
+              <w:spacing w:line="300" w:lineRule="auto" w:before="0" w:after="0"/>
               <w:jc w:val="left"/>
               <w:rPr>
                 <w:rFonts w:ascii="Times New Roman" w:eastAsia="宋体" w:hAnsi="Times New Roman" w:cs="Times New Roman"/>
@@ -13290,7 +13290,7 @@
           <w:p>
             <w:pPr>
               <w:shd w:val="clear" w:color="auto" w:fill="auto"/>
-              <w:spacing w:line="300" w:lineRule="auto"/>
+              <w:spacing w:line="300" w:lineRule="auto" w:before="0" w:after="0"/>
               <w:jc w:val="left"/>
               <w:rPr>
                 <w:sz w:val="21"/>
@@ -13317,7 +13317,7 @@
           <w:p>
             <w:pPr>
               <w:shd w:val="clear" w:color="auto" w:fill="auto"/>
-              <w:spacing w:line="300" w:lineRule="auto"/>
+              <w:spacing w:line="300" w:lineRule="auto" w:before="0" w:after="0"/>
               <w:jc w:val="left"/>
               <w:rPr>
                 <w:rFonts w:ascii="Times New Roman" w:eastAsia="宋体" w:hAnsi="Times New Roman" w:cs="Times New Roman"/>
@@ -13372,7 +13372,7 @@
           <w:p>
             <w:pPr>
               <w:shd w:val="clear" w:color="auto" w:fill="auto"/>
-              <w:spacing w:line="300" w:lineRule="auto"/>
+              <w:spacing w:line="300" w:lineRule="auto" w:before="0" w:after="0"/>
               <w:jc w:val="left"/>
               <w:rPr>
                 <w:rFonts w:ascii="Times New Roman" w:eastAsia="宋体" w:hAnsi="Times New Roman" w:cs="Times New Roman"/>
@@ -13429,7 +13429,7 @@
           <w:p>
             <w:pPr>
               <w:shd w:val="clear" w:color="auto" w:fill="auto"/>
-              <w:spacing w:line="300" w:lineRule="auto"/>
+              <w:spacing w:line="300" w:lineRule="auto" w:before="0" w:after="0"/>
               <w:jc w:val="left"/>
               <w:rPr>
                 <w:sz w:val="21"/>
@@ -13456,7 +13456,7 @@
           <w:p>
             <w:pPr>
               <w:shd w:val="clear" w:color="auto" w:fill="auto"/>
-              <w:spacing w:line="300" w:lineRule="auto"/>
+              <w:spacing w:line="300" w:lineRule="auto" w:before="0" w:after="0"/>
               <w:jc w:val="left"/>
               <w:rPr>
                 <w:sz w:val="21"/>
@@ -13491,7 +13491,7 @@
           <w:p>
             <w:pPr>
               <w:shd w:val="clear" w:color="auto" w:fill="auto"/>
-              <w:spacing w:line="300" w:lineRule="auto"/>
+              <w:spacing w:line="300" w:lineRule="auto" w:before="0" w:after="0"/>
               <w:jc w:val="left"/>
               <w:rPr>
                 <w:sz w:val="21"/>
@@ -13534,7 +13534,7 @@
           <w:p>
             <w:pPr>
               <w:shd w:val="clear" w:color="auto" w:fill="auto"/>
-              <w:spacing w:line="300" w:lineRule="auto"/>
+              <w:spacing w:line="300" w:lineRule="auto" w:before="0" w:after="0"/>
               <w:jc w:val="left"/>
               <w:rPr>
                 <w:sz w:val="21"/>
@@ -13570,7 +13570,7 @@
           <w:p>
             <w:pPr>
               <w:shd w:val="clear" w:color="auto" w:fill="auto"/>
-              <w:spacing w:line="300" w:lineRule="auto"/>
+              <w:spacing w:line="300" w:lineRule="auto" w:before="0" w:after="0"/>
               <w:jc w:val="left"/>
               <w:rPr>
                 <w:sz w:val="21"/>
@@ -13591,7 +13591,7 @@
     <w:p>
       <w:pPr>
         <w:shd w:val="clear" w:color="auto" w:fill="auto"/>
-        <w:spacing w:line="300" w:lineRule="auto"/>
+        <w:spacing w:line="300" w:lineRule="auto" w:before="0" w:after="0"/>
         <w:jc w:val="left"/>
         <w:rPr>
           <w:sz w:val="21"/>
@@ -13617,7 +13617,7 @@
     <w:p>
       <w:pPr>
         <w:shd w:val="clear" w:color="auto" w:fill="auto"/>
-        <w:spacing w:line="300" w:lineRule="auto"/>
+        <w:spacing w:line="300" w:lineRule="auto" w:before="0" w:after="0"/>
         <w:jc w:val="left"/>
         <w:rPr>
           <w:sz w:val="21"/>
@@ -13651,7 +13651,7 @@
     <w:p>
       <w:pPr>
         <w:shd w:val="clear" w:color="auto" w:fill="auto"/>
-        <w:spacing w:line="300" w:lineRule="auto"/>
+        <w:spacing w:line="300" w:lineRule="auto" w:before="0" w:after="0"/>
         <w:jc w:val="left"/>
         <w:rPr>
           <w:rFonts w:ascii="Times New Roman" w:eastAsia="宋体" w:hAnsi="Times New Roman" w:cs="Times New Roman"/>
@@ -14290,7 +14290,7 @@
     <w:p>
       <w:pPr>
         <w:shd w:val="clear" w:color="auto" w:fill="auto"/>
-        <w:spacing w:line="300" w:lineRule="auto"/>
+        <w:spacing w:line="300" w:lineRule="auto" w:before="0" w:after="0"/>
         <w:jc w:val="left"/>
         <w:rPr>
           <w:rFonts w:ascii="Times New Roman" w:eastAsia="宋体" w:hAnsi="Times New Roman" w:cs="Times New Roman"/>
@@ -14326,7 +14326,7 @@
     <w:p>
       <w:pPr>
         <w:shd w:val="clear" w:color="auto" w:fill="auto"/>
-        <w:spacing w:line="300" w:lineRule="auto"/>
+        <w:spacing w:line="300" w:lineRule="auto" w:before="0" w:after="0"/>
         <w:jc w:val="left"/>
         <w:rPr>
           <w:rFonts w:ascii="Times New Roman" w:eastAsia="宋体" w:hAnsi="Times New Roman" w:cs="Times New Roman"/>
@@ -14923,17 +14923,17 @@
     <w:p>
       <w:pPr>
         <w:jc w:val="left"/>
-        <w:spacing w:before="0" w:after="0" w:line="300" w:lineRule="multiple"/>
-        <w:rPr>
-          <w:sz w:val="21"/>
-          <w:szCs w:val="21"/>
-        </w:rPr>
-      </w:pPr>
-    </w:p>
-    <w:p>
-      <w:pPr>
-        <w:jc w:val="left"/>
-        <w:spacing w:before="0" w:after="0" w:line="300" w:lineRule="multiple"/>
+        <w:spacing w:before="0" w:after="0" w:line="300" w:lineRule="auto"/>
+        <w:rPr>
+          <w:sz w:val="21"/>
+          <w:szCs w:val="21"/>
+        </w:rPr>
+      </w:pPr>
+    </w:p>
+    <w:p>
+      <w:pPr>
+        <w:jc w:val="left"/>
+        <w:spacing w:before="0" w:after="0" w:line="300" w:lineRule="auto"/>
         <w:rPr>
           <w:b/>
           <w:bCs/>
@@ -14955,7 +14955,7 @@
     <w:p>
       <w:pPr>
         <w:shd w:val="clear" w:color="auto" w:fill="auto"/>
-        <w:spacing w:line="300" w:lineRule="auto"/>
+        <w:spacing w:line="300" w:lineRule="auto" w:before="0" w:after="0"/>
         <w:jc w:val="left"/>
         <w:rPr>
           <w:sz w:val="21"/>
@@ -15162,7 +15162,7 @@
     <w:p>
       <w:pPr>
         <w:shd w:val="clear" w:color="auto" w:fill="auto"/>
-        <w:spacing w:line="300" w:lineRule="auto"/>
+        <w:spacing w:line="300" w:lineRule="auto" w:before="0" w:after="0"/>
         <w:jc w:val="left"/>
         <w:rPr>
           <w:sz w:val="21"/>
@@ -15221,7 +15221,7 @@
           <w:tab w:val="left" w:pos="4156"/>
           <w:tab w:val="left" w:pos="6234"/>
         </w:tabs>
-        <w:spacing w:line="300" w:lineRule="auto"/>
+        <w:spacing w:line="300" w:lineRule="auto" w:before="0" w:after="0"/>
         <w:jc w:val="left"/>
         <w:rPr>
           <w:sz w:val="21"/>
@@ -15281,7 +15281,7 @@
     <w:p>
       <w:pPr>
         <w:shd w:val="clear" w:color="auto" w:fill="auto"/>
-        <w:spacing w:line="300" w:lineRule="auto"/>
+        <w:spacing w:line="300" w:lineRule="auto" w:before="0" w:after="0"/>
         <w:jc w:val="left"/>
         <w:rPr>
           <w:sz w:val="21"/>
@@ -15315,7 +15315,7 @@
     <w:p>
       <w:pPr>
         <w:shd w:val="clear" w:color="auto" w:fill="auto"/>
-        <w:spacing w:line="300" w:lineRule="auto"/>
+        <w:spacing w:line="300" w:lineRule="auto" w:before="0" w:after="0"/>
         <w:jc w:val="left"/>
         <w:rPr>
           <w:sz w:val="21"/>
@@ -15414,7 +15414,7 @@
     <w:p>
       <w:pPr>
         <w:shd w:val="clear" w:color="auto" w:fill="auto"/>
-        <w:spacing w:line="300" w:lineRule="auto"/>
+        <w:spacing w:line="300" w:lineRule="auto" w:before="0" w:after="0"/>
         <w:jc w:val="left"/>
         <w:rPr>
           <w:sz w:val="21"/>
@@ -15567,7 +15567,7 @@
     <w:p>
       <w:pPr>
         <w:shd w:val="clear" w:color="auto" w:fill="auto"/>
-        <w:spacing w:line="300" w:lineRule="auto"/>
+        <w:spacing w:line="300" w:lineRule="auto" w:before="0" w:after="0"/>
         <w:jc w:val="left"/>
         <w:rPr>
           <w:sz w:val="21"/>
@@ -15585,7 +15585,7 @@
     <w:p>
       <w:pPr>
         <w:shd w:val="clear" w:color="auto" w:fill="auto"/>
-        <w:spacing w:line="300" w:lineRule="auto"/>
+        <w:spacing w:line="300" w:lineRule="auto" w:before="0" w:after="0"/>
         <w:jc w:val="left"/>
         <w:rPr>
           <w:sz w:val="21"/>
@@ -15647,7 +15647,7 @@
     <w:p>
       <w:pPr>
         <w:shd w:val="clear" w:color="auto" w:fill="auto"/>
-        <w:spacing w:line="300" w:lineRule="auto"/>
+        <w:spacing w:line="300" w:lineRule="auto" w:before="0" w:after="0"/>
         <w:jc w:val="left"/>
         <w:rPr>
           <w:sz w:val="21"/>
@@ -15798,7 +15798,7 @@
     <w:p>
       <w:pPr>
         <w:shd w:val="clear" w:color="auto" w:fill="auto"/>
-        <w:spacing w:line="300" w:lineRule="auto"/>
+        <w:spacing w:line="300" w:lineRule="auto" w:before="0" w:after="0"/>
         <w:jc w:val="left"/>
         <w:rPr>
           <w:sz w:val="21"/>
@@ -15816,17 +15816,17 @@
     <w:p>
       <w:pPr>
         <w:jc w:val="left"/>
-        <w:spacing w:before="0" w:after="0" w:line="300" w:lineRule="multiple"/>
-        <w:rPr>
-          <w:sz w:val="21"/>
-          <w:szCs w:val="21"/>
-        </w:rPr>
-      </w:pPr>
-    </w:p>
-    <w:p>
-      <w:pPr>
-        <w:shd w:val="clear" w:color="auto" w:fill="auto"/>
-        <w:spacing w:line="300" w:lineRule="auto"/>
+        <w:spacing w:before="0" w:after="0" w:line="300" w:lineRule="auto"/>
+        <w:rPr>
+          <w:sz w:val="21"/>
+          <w:szCs w:val="21"/>
+        </w:rPr>
+      </w:pPr>
+    </w:p>
+    <w:p>
+      <w:pPr>
+        <w:shd w:val="clear" w:color="auto" w:fill="auto"/>
+        <w:spacing w:line="300" w:lineRule="auto" w:before="0" w:after="0"/>
         <w:jc w:val="left"/>
         <w:rPr>
           <w:sz w:val="21"/>
@@ -15927,7 +15927,7 @@
           <w:p>
             <w:pPr>
               <w:shd w:val="clear" w:color="auto" w:fill="auto"/>
-              <w:spacing w:line="300" w:lineRule="auto"/>
+              <w:spacing w:line="300" w:lineRule="auto" w:before="0" w:after="0"/>
               <w:jc w:val="left"/>
               <w:rPr>
                 <w:sz w:val="21"/>
@@ -15976,7 +15976,7 @@
           <w:p>
             <w:pPr>
               <w:shd w:val="clear" w:color="auto" w:fill="auto"/>
-              <w:spacing w:line="300" w:lineRule="auto"/>
+              <w:spacing w:line="300" w:lineRule="auto" w:before="0" w:after="0"/>
               <w:jc w:val="left"/>
               <w:rPr>
                 <w:rFonts w:ascii="Times New Roman" w:eastAsia="宋体" w:hAnsi="Times New Roman" w:cs="Times New Roman"/>
@@ -16081,7 +16081,7 @@
           <w:p>
             <w:pPr>
               <w:shd w:val="clear" w:color="auto" w:fill="auto"/>
-              <w:spacing w:line="300" w:lineRule="auto"/>
+              <w:spacing w:line="300" w:lineRule="auto" w:before="0" w:after="0"/>
               <w:jc w:val="left"/>
               <w:rPr>
                 <w:rFonts w:ascii="Times New Roman" w:eastAsia="宋体" w:hAnsi="Times New Roman" w:cs="Times New Roman"/>
@@ -16194,7 +16194,7 @@
           <w:p>
             <w:pPr>
               <w:shd w:val="clear" w:color="auto" w:fill="auto"/>
-              <w:spacing w:line="300" w:lineRule="auto"/>
+              <w:spacing w:line="300" w:lineRule="auto" w:before="0" w:after="0"/>
               <w:jc w:val="left"/>
               <w:rPr>
                 <w:sz w:val="21"/>
@@ -16229,7 +16229,7 @@
           <w:p>
             <w:pPr>
               <w:shd w:val="clear" w:color="auto" w:fill="auto"/>
-              <w:spacing w:line="300" w:lineRule="auto"/>
+              <w:spacing w:line="300" w:lineRule="auto" w:before="0" w:after="0"/>
               <w:jc w:val="left"/>
               <w:rPr>
                 <w:sz w:val="21"/>
@@ -16300,7 +16300,7 @@
           <w:p>
             <w:pPr>
               <w:shd w:val="clear" w:color="auto" w:fill="auto"/>
-              <w:spacing w:line="300" w:lineRule="auto"/>
+              <w:spacing w:line="300" w:lineRule="auto" w:before="0" w:after="0"/>
               <w:jc w:val="left"/>
               <w:rPr>
                 <w:sz w:val="21"/>
@@ -16379,7 +16379,7 @@
           <w:p>
             <w:pPr>
               <w:shd w:val="clear" w:color="auto" w:fill="auto"/>
-              <w:spacing w:line="300" w:lineRule="auto"/>
+              <w:spacing w:line="300" w:lineRule="auto" w:before="0" w:after="0"/>
               <w:jc w:val="left"/>
               <w:rPr>
                 <w:sz w:val="21"/>
@@ -16414,7 +16414,7 @@
           <w:p>
             <w:pPr>
               <w:shd w:val="clear" w:color="auto" w:fill="auto"/>
-              <w:spacing w:line="300" w:lineRule="auto"/>
+              <w:spacing w:line="300" w:lineRule="auto" w:before="0" w:after="0"/>
               <w:jc w:val="left"/>
               <w:rPr>
                 <w:rFonts w:ascii="Times New Roman" w:eastAsia="宋体" w:hAnsi="Times New Roman" w:cs="Times New Roman"/>
@@ -16529,7 +16529,7 @@
           <w:p>
             <w:pPr>
               <w:shd w:val="clear" w:color="auto" w:fill="auto"/>
-              <w:spacing w:line="300" w:lineRule="auto"/>
+              <w:spacing w:line="300" w:lineRule="auto" w:before="0" w:after="0"/>
               <w:jc w:val="left"/>
               <w:rPr>
                 <w:rFonts w:ascii="Times New Roman" w:eastAsia="宋体" w:hAnsi="Times New Roman" w:cs="Times New Roman"/>
@@ -16665,7 +16665,7 @@
           <w:p>
             <w:pPr>
               <w:shd w:val="clear" w:color="auto" w:fill="auto"/>
-              <w:spacing w:line="300" w:lineRule="auto"/>
+              <w:spacing w:line="300" w:lineRule="auto" w:before="0" w:after="0"/>
               <w:jc w:val="left"/>
               <w:rPr>
                 <w:rFonts w:ascii="Times New Roman" w:eastAsia="宋体" w:hAnsi="Times New Roman" w:cs="Times New Roman"/>
@@ -16711,7 +16711,7 @@
           <w:p>
             <w:pPr>
               <w:shd w:val="clear" w:color="auto" w:fill="auto"/>
-              <w:spacing w:line="300" w:lineRule="auto"/>
+              <w:spacing w:line="300" w:lineRule="auto" w:before="0" w:after="0"/>
               <w:jc w:val="left"/>
               <w:rPr>
                 <w:sz w:val="21"/>
@@ -16746,7 +16746,7 @@
           <w:p>
             <w:pPr>
               <w:shd w:val="clear" w:color="auto" w:fill="auto"/>
-              <w:spacing w:line="300" w:lineRule="auto"/>
+              <w:spacing w:line="300" w:lineRule="auto" w:before="0" w:after="0"/>
               <w:jc w:val="left"/>
               <w:rPr>
                 <w:sz w:val="21"/>
@@ -16789,7 +16789,7 @@
           <w:p>
             <w:pPr>
               <w:shd w:val="clear" w:color="auto" w:fill="auto"/>
-              <w:spacing w:line="300" w:lineRule="auto"/>
+              <w:spacing w:line="300" w:lineRule="auto" w:before="0" w:after="0"/>
               <w:jc w:val="left"/>
               <w:rPr>
                 <w:rFonts w:ascii="Times New Roman" w:eastAsia="宋体" w:hAnsi="Times New Roman" w:cs="Times New Roman"/>
@@ -16835,7 +16835,7 @@
           <w:p>
             <w:pPr>
               <w:shd w:val="clear" w:color="auto" w:fill="auto"/>
-              <w:spacing w:line="300" w:lineRule="auto"/>
+              <w:spacing w:line="300" w:lineRule="auto" w:before="0" w:after="0"/>
               <w:jc w:val="left"/>
               <w:rPr>
                 <w:rFonts w:ascii="Times New Roman" w:eastAsia="宋体" w:hAnsi="Times New Roman" w:cs="Times New Roman"/>
@@ -16957,7 +16957,7 @@
           <w:p>
             <w:pPr>
               <w:shd w:val="clear" w:color="auto" w:fill="auto"/>
-              <w:spacing w:line="300" w:lineRule="auto"/>
+              <w:spacing w:line="300" w:lineRule="auto" w:before="0" w:after="0"/>
               <w:jc w:val="left"/>
               <w:rPr>
                 <w:rFonts w:ascii="Times New Roman" w:eastAsia="宋体" w:hAnsi="Times New Roman" w:cs="Times New Roman"/>
@@ -17085,7 +17085,7 @@
           <w:p>
             <w:pPr>
               <w:shd w:val="clear" w:color="auto" w:fill="auto"/>
-              <w:spacing w:line="300" w:lineRule="auto"/>
+              <w:spacing w:line="300" w:lineRule="auto" w:before="0" w:after="0"/>
               <w:jc w:val="left"/>
               <w:rPr>
                 <w:sz w:val="21"/>
@@ -17128,7 +17128,7 @@
           <w:p>
             <w:pPr>
               <w:shd w:val="clear" w:color="auto" w:fill="auto"/>
-              <w:spacing w:line="300" w:lineRule="auto"/>
+              <w:spacing w:line="300" w:lineRule="auto" w:before="0" w:after="0"/>
               <w:jc w:val="left"/>
               <w:rPr>
                 <w:rFonts w:ascii="Times New Roman" w:eastAsia="宋体" w:hAnsi="Times New Roman" w:cs="Times New Roman"/>
@@ -17302,7 +17302,7 @@
           <w:p>
             <w:pPr>
               <w:shd w:val="clear" w:color="auto" w:fill="auto"/>
-              <w:spacing w:line="300" w:lineRule="auto"/>
+              <w:spacing w:line="300" w:lineRule="auto" w:before="0" w:after="0"/>
               <w:jc w:val="left"/>
               <w:rPr>
                 <w:rFonts w:ascii="Times New Roman" w:eastAsia="宋体" w:hAnsi="Times New Roman" w:cs="Times New Roman"/>
@@ -17492,7 +17492,7 @@
     <w:p>
       <w:pPr>
         <w:shd w:val="clear" w:color="auto" w:fill="auto"/>
-        <w:spacing w:line="300" w:lineRule="auto"/>
+        <w:spacing w:line="300" w:lineRule="auto" w:before="0" w:after="0"/>
         <w:jc w:val="left"/>
         <w:rPr>
           <w:sz w:val="21"/>
@@ -17562,7 +17562,7 @@
     <w:p>
       <w:pPr>
         <w:shd w:val="clear" w:color="auto" w:fill="auto"/>
-        <w:spacing w:line="300" w:lineRule="auto"/>
+        <w:spacing w:line="300" w:lineRule="auto" w:before="0" w:after="0"/>
         <w:jc w:val="left"/>
         <w:rPr>
           <w:sz w:val="21"/>
@@ -17638,7 +17638,7 @@
           <w:p>
             <w:pPr>
               <w:shd w:val="clear" w:color="auto" w:fill="auto"/>
-              <w:spacing w:line="300" w:lineRule="auto"/>
+              <w:spacing w:line="300" w:lineRule="auto" w:before="0" w:after="0"/>
               <w:jc w:val="left"/>
               <w:rPr>
                 <w:sz w:val="21"/>
@@ -17664,7 +17664,7 @@
           <w:p>
             <w:pPr>
               <w:shd w:val="clear" w:color="auto" w:fill="auto"/>
-              <w:spacing w:line="300" w:lineRule="auto"/>
+              <w:spacing w:line="300" w:lineRule="auto" w:before="0" w:after="0"/>
               <w:jc w:val="left"/>
               <w:rPr>
                 <w:sz w:val="21"/>
@@ -17698,7 +17698,7 @@
           <w:p>
             <w:pPr>
               <w:shd w:val="clear" w:color="auto" w:fill="auto"/>
-              <w:spacing w:line="300" w:lineRule="auto"/>
+              <w:spacing w:line="300" w:lineRule="auto" w:before="0" w:after="0"/>
               <w:jc w:val="left"/>
               <w:rPr>
                 <w:sz w:val="21"/>
@@ -17737,7 +17737,7 @@
           <w:p>
             <w:pPr>
               <w:shd w:val="clear" w:color="auto" w:fill="auto"/>
-              <w:spacing w:line="300" w:lineRule="auto"/>
+              <w:spacing w:line="300" w:lineRule="auto" w:before="0" w:after="0"/>
               <w:jc w:val="left"/>
               <w:rPr>
                 <w:sz w:val="21"/>
@@ -17771,7 +17771,7 @@
           <w:p>
             <w:pPr>
               <w:shd w:val="clear" w:color="auto" w:fill="auto"/>
-              <w:spacing w:line="300" w:lineRule="auto"/>
+              <w:spacing w:line="300" w:lineRule="auto" w:before="0" w:after="0"/>
               <w:jc w:val="left"/>
               <w:rPr>
                 <w:sz w:val="21"/>
@@ -17841,7 +17841,7 @@
           <w:p>
             <w:pPr>
               <w:shd w:val="clear" w:color="auto" w:fill="auto"/>
-              <w:spacing w:line="300" w:lineRule="auto"/>
+              <w:spacing w:line="300" w:lineRule="auto" w:before="0" w:after="0"/>
               <w:jc w:val="left"/>
               <w:rPr>
                 <w:sz w:val="21"/>
@@ -17916,7 +17916,7 @@
           <w:p>
             <w:pPr>
               <w:shd w:val="clear" w:color="auto" w:fill="auto"/>
-              <w:spacing w:line="300" w:lineRule="auto"/>
+              <w:spacing w:line="300" w:lineRule="auto" w:before="0" w:after="0"/>
               <w:jc w:val="left"/>
               <w:rPr>
                 <w:sz w:val="21"/>
@@ -17950,7 +17950,7 @@
           <w:p>
             <w:pPr>
               <w:shd w:val="clear" w:color="auto" w:fill="auto"/>
-              <w:spacing w:line="300" w:lineRule="auto"/>
+              <w:spacing w:line="300" w:lineRule="auto" w:before="0" w:after="0"/>
               <w:jc w:val="left"/>
               <w:rPr>
                 <w:rFonts w:ascii="Times New Roman" w:eastAsia="宋体" w:hAnsi="Times New Roman" w:cs="Times New Roman"/>
@@ -18055,7 +18055,7 @@
           <w:p>
             <w:pPr>
               <w:shd w:val="clear" w:color="auto" w:fill="auto"/>
-              <w:spacing w:line="300" w:lineRule="auto"/>
+              <w:spacing w:line="300" w:lineRule="auto" w:before="0" w:after="0"/>
               <w:jc w:val="left"/>
               <w:rPr>
                 <w:rFonts w:ascii="Times New Roman" w:eastAsia="宋体" w:hAnsi="Times New Roman" w:cs="Times New Roman"/>
@@ -18156,7 +18156,7 @@
           <w:p>
             <w:pPr>
               <w:shd w:val="clear" w:color="auto" w:fill="auto"/>
-              <w:spacing w:line="300" w:lineRule="auto"/>
+              <w:spacing w:line="300" w:lineRule="auto" w:before="0" w:after="0"/>
               <w:jc w:val="left"/>
               <w:rPr>
                 <w:sz w:val="21"/>
@@ -18190,7 +18190,7 @@
           <w:p>
             <w:pPr>
               <w:shd w:val="clear" w:color="auto" w:fill="auto"/>
-              <w:spacing w:line="300" w:lineRule="auto"/>
+              <w:spacing w:line="300" w:lineRule="auto" w:before="0" w:after="0"/>
               <w:jc w:val="left"/>
               <w:rPr>
                 <w:sz w:val="21"/>
@@ -18376,7 +18376,7 @@
           <w:p>
             <w:pPr>
               <w:shd w:val="clear" w:color="auto" w:fill="auto"/>
-              <w:spacing w:line="300" w:lineRule="auto"/>
+              <w:spacing w:line="300" w:lineRule="auto" w:before="0" w:after="0"/>
               <w:jc w:val="left"/>
               <w:rPr>
                 <w:sz w:val="21"/>
@@ -18592,7 +18592,7 @@
     <w:p>
       <w:pPr>
         <w:shd w:val="clear" w:color="auto" w:fill="auto"/>
-        <w:spacing w:line="300" w:lineRule="auto"/>
+        <w:spacing w:line="300" w:lineRule="auto" w:before="0" w:after="0"/>
         <w:jc w:val="left"/>
         <w:rPr>
           <w:sz w:val="21"/>
@@ -18626,7 +18626,7 @@
     <w:p>
       <w:pPr>
         <w:shd w:val="clear" w:color="auto" w:fill="auto"/>
-        <w:spacing w:line="300" w:lineRule="auto"/>
+        <w:spacing w:line="300" w:lineRule="auto" w:before="0" w:after="0"/>
         <w:jc w:val="left"/>
         <w:rPr>
           <w:sz w:val="21"/>
@@ -18694,7 +18694,7 @@
     <w:p>
       <w:pPr>
         <w:shd w:val="clear" w:color="auto" w:fill="auto"/>
-        <w:spacing w:line="300" w:lineRule="auto"/>
+        <w:spacing w:line="300" w:lineRule="auto" w:before="0" w:after="0"/>
         <w:jc w:val="left"/>
         <w:rPr>
           <w:sz w:val="21"/>
@@ -18712,7 +18712,7 @@
     <w:p>
       <w:pPr>
         <w:shd w:val="clear" w:color="auto" w:fill="auto"/>
-        <w:spacing w:line="300" w:lineRule="auto"/>
+        <w:spacing w:line="300" w:lineRule="auto" w:before="0" w:after="0"/>
         <w:jc w:val="left"/>
         <w:rPr>
           <w:sz w:val="21"/>
@@ -18807,7 +18807,7 @@
     <w:p>
       <w:pPr>
         <w:shd w:val="clear" w:color="auto" w:fill="auto"/>
-        <w:spacing w:line="300" w:lineRule="auto"/>
+        <w:spacing w:line="300" w:lineRule="auto" w:before="0" w:after="0"/>
         <w:jc w:val="left"/>
         <w:rPr>
           <w:sz w:val="21"/>
@@ -18896,7 +18896,7 @@
     <w:p>
       <w:pPr>
         <w:shd w:val="clear" w:color="auto" w:fill="auto"/>
-        <w:spacing w:line="300" w:lineRule="auto"/>
+        <w:spacing w:line="300" w:lineRule="auto" w:before="0" w:after="0"/>
         <w:jc w:val="left"/>
         <w:rPr>
           <w:rFonts w:ascii="Times New Roman" w:eastAsia="宋体" w:hAnsi="Times New Roman" w:cs="Times New Roman"/>
@@ -19011,7 +19011,7 @@
     <w:p>
       <w:pPr>
         <w:shd w:val="clear" w:color="auto" w:fill="auto"/>
-        <w:spacing w:line="300" w:lineRule="auto"/>
+        <w:spacing w:line="300" w:lineRule="auto" w:before="0" w:after="0"/>
         <w:jc w:val="left"/>
         <w:rPr>
           <w:rFonts w:ascii="Times New Roman" w:eastAsia="宋体" w:hAnsi="Times New Roman" w:cs="Times New Roman"/>
@@ -19039,7 +19039,7 @@
     <w:p>
       <w:pPr>
         <w:shd w:val="clear" w:color="auto" w:fill="auto"/>
-        <w:spacing w:line="300" w:lineRule="auto"/>
+        <w:spacing w:line="300" w:lineRule="auto" w:before="0" w:after="0"/>
         <w:jc w:val="left"/>
         <w:rPr>
           <w:rFonts w:ascii="Times New Roman" w:eastAsia="宋体" w:hAnsi="Times New Roman" w:cs="Times New Roman"/>
@@ -19117,7 +19117,7 @@
           <w:p>
             <w:pPr>
               <w:shd w:val="clear" w:color="auto" w:fill="auto"/>
-              <w:spacing w:line="300" w:lineRule="auto"/>
+              <w:spacing w:line="300" w:lineRule="auto" w:before="0" w:after="0"/>
               <w:jc w:val="left"/>
               <w:rPr>
                 <w:rFonts w:ascii="Times New Roman" w:eastAsia="宋体" w:hAnsi="Times New Roman" w:cs="Times New Roman"/>
@@ -19145,7 +19145,7 @@
           <w:p>
             <w:pPr>
               <w:shd w:val="clear" w:color="auto" w:fill="auto"/>
-              <w:spacing w:line="300" w:lineRule="auto"/>
+              <w:spacing w:line="300" w:lineRule="auto" w:before="0" w:after="0"/>
               <w:jc w:val="left"/>
               <w:rPr>
                 <w:rFonts w:ascii="Times New Roman" w:eastAsia="宋体" w:hAnsi="Times New Roman" w:cs="Times New Roman"/>
@@ -19181,7 +19181,7 @@
           <w:p>
             <w:pPr>
               <w:shd w:val="clear" w:color="auto" w:fill="auto"/>
-              <w:spacing w:line="300" w:lineRule="auto"/>
+              <w:spacing w:line="300" w:lineRule="auto" w:before="0" w:after="0"/>
               <w:jc w:val="left"/>
               <w:rPr>
                 <w:rFonts w:ascii="Times New Roman" w:eastAsia="宋体" w:hAnsi="Times New Roman" w:cs="Times New Roman"/>
@@ -19222,7 +19222,7 @@
           <w:p>
             <w:pPr>
               <w:shd w:val="clear" w:color="auto" w:fill="auto"/>
-              <w:spacing w:line="300" w:lineRule="auto"/>
+              <w:spacing w:line="300" w:lineRule="auto" w:before="0" w:after="0"/>
               <w:jc w:val="left"/>
               <w:rPr>
                 <w:rFonts w:ascii="Times New Roman" w:eastAsia="宋体" w:hAnsi="Times New Roman" w:cs="Times New Roman"/>
@@ -19258,7 +19258,7 @@
           <w:p>
             <w:pPr>
               <w:shd w:val="clear" w:color="auto" w:fill="auto"/>
-              <w:spacing w:line="300" w:lineRule="auto"/>
+              <w:spacing w:line="300" w:lineRule="auto" w:before="0" w:after="0"/>
               <w:jc w:val="left"/>
               <w:rPr>
                 <w:rFonts w:ascii="Times New Roman" w:eastAsia="宋体" w:hAnsi="Times New Roman" w:cs="Times New Roman"/>
@@ -19330,7 +19330,7 @@
           <w:p>
             <w:pPr>
               <w:shd w:val="clear" w:color="auto" w:fill="auto"/>
-              <w:spacing w:line="300" w:lineRule="auto"/>
+              <w:spacing w:line="300" w:lineRule="auto" w:before="0" w:after="0"/>
               <w:jc w:val="left"/>
               <w:rPr>
                 <w:rFonts w:ascii="Times New Roman" w:eastAsia="宋体" w:hAnsi="Times New Roman" w:cs="Times New Roman"/>
@@ -19407,7 +19407,7 @@
           <w:p>
             <w:pPr>
               <w:shd w:val="clear" w:color="auto" w:fill="auto"/>
-              <w:spacing w:line="300" w:lineRule="auto"/>
+              <w:spacing w:line="300" w:lineRule="auto" w:before="0" w:after="0"/>
               <w:jc w:val="left"/>
               <w:rPr>
                 <w:rFonts w:ascii="Times New Roman" w:eastAsia="宋体" w:hAnsi="Times New Roman" w:cs="Times New Roman"/>
@@ -19460,7 +19460,7 @@
           <w:p>
             <w:pPr>
               <w:shd w:val="clear" w:color="auto" w:fill="auto"/>
-              <w:spacing w:line="300" w:lineRule="auto"/>
+              <w:spacing w:line="300" w:lineRule="auto" w:before="0" w:after="0"/>
               <w:jc w:val="left"/>
               <w:rPr>
                 <w:rFonts w:ascii="Times New Roman" w:eastAsia="宋体" w:hAnsi="Times New Roman" w:cs="Times New Roman"/>
@@ -19572,7 +19572,7 @@
           <w:p>
             <w:pPr>
               <w:shd w:val="clear" w:color="auto" w:fill="auto"/>
-              <w:spacing w:line="300" w:lineRule="auto"/>
+              <w:spacing w:line="300" w:lineRule="auto" w:before="0" w:after="0"/>
               <w:jc w:val="left"/>
               <w:rPr>
                 <w:rFonts w:ascii="Times New Roman" w:eastAsia="宋体" w:hAnsi="Times New Roman" w:cs="Times New Roman"/>
@@ -19647,7 +19647,7 @@
           <w:p>
             <w:pPr>
               <w:shd w:val="clear" w:color="auto" w:fill="auto"/>
-              <w:spacing w:line="300" w:lineRule="auto"/>
+              <w:spacing w:line="300" w:lineRule="auto" w:before="0" w:after="0"/>
               <w:jc w:val="left"/>
               <w:rPr>
                 <w:rFonts w:ascii="Times New Roman" w:eastAsia="宋体" w:hAnsi="Times New Roman" w:cs="Times New Roman"/>
@@ -19700,7 +19700,7 @@
           <w:p>
             <w:pPr>
               <w:shd w:val="clear" w:color="auto" w:fill="auto"/>
-              <w:spacing w:line="300" w:lineRule="auto"/>
+              <w:spacing w:line="300" w:lineRule="auto" w:before="0" w:after="0"/>
               <w:jc w:val="left"/>
               <w:rPr>
                 <w:rFonts w:ascii="Times New Roman" w:eastAsia="宋体" w:hAnsi="Times New Roman" w:cs="Times New Roman"/>
@@ -19817,7 +19817,7 @@
           <w:p>
             <w:pPr>
               <w:shd w:val="clear" w:color="auto" w:fill="auto"/>
-              <w:spacing w:line="300" w:lineRule="auto"/>
+              <w:spacing w:line="300" w:lineRule="auto" w:before="0" w:after="0"/>
               <w:jc w:val="left"/>
               <w:rPr>
                 <w:rFonts w:ascii="Times New Roman" w:eastAsia="宋体" w:hAnsi="Times New Roman" w:cs="Times New Roman"/>
@@ -19903,7 +19903,7 @@
           <w:p>
             <w:pPr>
               <w:shd w:val="clear" w:color="auto" w:fill="auto"/>
-              <w:spacing w:line="300" w:lineRule="auto"/>
+              <w:spacing w:line="300" w:lineRule="auto" w:before="0" w:after="0"/>
               <w:jc w:val="left"/>
               <w:rPr>
                 <w:rFonts w:ascii="Times New Roman" w:eastAsia="宋体" w:hAnsi="Times New Roman" w:cs="Times New Roman"/>
@@ -19955,7 +19955,7 @@
           <w:p>
             <w:pPr>
               <w:shd w:val="clear" w:color="auto" w:fill="auto"/>
-              <w:spacing w:line="300" w:lineRule="auto"/>
+              <w:spacing w:line="300" w:lineRule="auto" w:before="0" w:after="0"/>
               <w:jc w:val="left"/>
               <w:rPr>
                 <w:rFonts w:ascii="Times New Roman" w:eastAsia="宋体" w:hAnsi="Times New Roman" w:cs="Times New Roman"/>
@@ -20000,7 +20000,7 @@
           <w:p>
             <w:pPr>
               <w:shd w:val="clear" w:color="auto" w:fill="auto"/>
-              <w:spacing w:line="300" w:lineRule="auto"/>
+              <w:spacing w:line="300" w:lineRule="auto" w:before="0" w:after="0"/>
               <w:jc w:val="left"/>
               <w:rPr>
                 <w:rFonts w:ascii="Times New Roman" w:eastAsia="宋体" w:hAnsi="Times New Roman" w:cs="Times New Roman"/>
@@ -20032,7 +20032,7 @@
     <w:p>
       <w:pPr>
         <w:shd w:val="clear" w:color="auto" w:fill="auto"/>
-        <w:spacing w:line="300" w:lineRule="auto"/>
+        <w:spacing w:line="300" w:lineRule="auto" w:before="0" w:after="0"/>
         <w:jc w:val="left"/>
         <w:rPr>
           <w:rFonts w:ascii="Times New Roman" w:eastAsia="宋体" w:hAnsi="Times New Roman" w:cs="Times New Roman"/>
@@ -20068,7 +20068,7 @@
     <w:p>
       <w:pPr>
         <w:shd w:val="clear" w:color="auto" w:fill="auto"/>
-        <w:spacing w:line="300" w:lineRule="auto"/>
+        <w:spacing w:line="300" w:lineRule="auto" w:before="0" w:after="0"/>
         <w:jc w:val="left"/>
         <w:rPr>
           <w:rFonts w:ascii="Times New Roman" w:eastAsia="宋体" w:hAnsi="Times New Roman" w:cs="Times New Roman"/>
@@ -20088,7 +20088,7 @@
     <w:p>
       <w:pPr>
         <w:shd w:val="clear" w:color="auto" w:fill="auto"/>
-        <w:spacing w:line="300" w:lineRule="auto"/>
+        <w:spacing w:line="300" w:lineRule="auto" w:before="0" w:after="0"/>
         <w:jc w:val="left"/>
         <w:rPr>
           <w:rFonts w:ascii="Times New Roman" w:eastAsia="宋体" w:hAnsi="Times New Roman" w:cs="Times New Roman"/>
@@ -20108,7 +20108,7 @@
     <w:p>
       <w:pPr>
         <w:shd w:val="clear" w:color="auto" w:fill="auto"/>
-        <w:spacing w:line="300" w:lineRule="auto"/>
+        <w:spacing w:line="300" w:lineRule="auto" w:before="0" w:after="0"/>
         <w:jc w:val="left"/>
         <w:rPr>
           <w:rFonts w:ascii="Times New Roman" w:eastAsia="宋体" w:hAnsi="Times New Roman" w:cs="Times New Roman"/>
@@ -20144,7 +20144,7 @@
     <w:p>
       <w:pPr>
         <w:shd w:val="clear" w:color="auto" w:fill="auto"/>
-        <w:spacing w:line="300" w:lineRule="auto"/>
+        <w:spacing w:line="300" w:lineRule="auto" w:before="0" w:after="0"/>
         <w:jc w:val="left"/>
         <w:rPr>
           <w:rFonts w:ascii="Times New Roman" w:eastAsia="宋体" w:hAnsi="Times New Roman" w:cs="Times New Roman"/>
@@ -20164,7 +20164,7 @@
     <w:p>
       <w:pPr>
         <w:shd w:val="clear" w:color="auto" w:fill="auto"/>
-        <w:spacing w:line="300" w:lineRule="auto"/>
+        <w:spacing w:line="300" w:lineRule="auto" w:before="0" w:after="0"/>
         <w:jc w:val="left"/>
         <w:rPr>
           <w:rFonts w:ascii="Times New Roman" w:eastAsia="宋体" w:hAnsi="Times New Roman" w:cs="Times New Roman"/>
@@ -20184,7 +20184,7 @@
     <w:p>
       <w:pPr>
         <w:shd w:val="clear" w:color="auto" w:fill="auto"/>
-        <w:spacing w:line="300" w:lineRule="auto"/>
+        <w:spacing w:line="300" w:lineRule="auto" w:before="0" w:after="0"/>
         <w:jc w:val="left"/>
         <w:rPr>
           <w:rFonts w:ascii="Times New Roman" w:eastAsia="宋体" w:hAnsi="Times New Roman" w:cs="Times New Roman"/>
@@ -20204,7 +20204,7 @@
     <w:p>
       <w:pPr>
         <w:shd w:val="clear" w:color="auto" w:fill="auto"/>
-        <w:spacing w:line="300" w:lineRule="auto"/>
+        <w:spacing w:line="300" w:lineRule="auto" w:before="0" w:after="0"/>
         <w:jc w:val="left"/>
         <w:rPr>
           <w:rFonts w:ascii="Times New Roman" w:eastAsia="宋体" w:hAnsi="Times New Roman" w:cs="Times New Roman"/>
@@ -20240,17 +20240,17 @@
     <w:p>
       <w:pPr>
         <w:jc w:val="left"/>
-        <w:spacing w:before="0" w:after="0" w:line="300" w:lineRule="multiple"/>
-        <w:rPr>
-          <w:sz w:val="21"/>
-          <w:szCs w:val="21"/>
-        </w:rPr>
-      </w:pPr>
-    </w:p>
-    <w:p>
-      <w:pPr>
-        <w:jc w:val="left"/>
-        <w:spacing w:before="0" w:after="0" w:line="300" w:lineRule="multiple"/>
+        <w:spacing w:before="0" w:after="0" w:line="300" w:lineRule="auto"/>
+        <w:rPr>
+          <w:sz w:val="21"/>
+          <w:szCs w:val="21"/>
+        </w:rPr>
+      </w:pPr>
+    </w:p>
+    <w:p>
+      <w:pPr>
+        <w:jc w:val="left"/>
+        <w:spacing w:before="0" w:after="0" w:line="300" w:lineRule="auto"/>
         <w:rPr>
           <w:b/>
           <w:bCs/>
@@ -20272,7 +20272,7 @@
     <w:p>
       <w:pPr>
         <w:shd w:val="clear" w:color="auto" w:fill="auto"/>
-        <w:spacing w:line="300" w:lineRule="auto"/>
+        <w:spacing w:line="300" w:lineRule="auto" w:before="0" w:after="0"/>
         <w:jc w:val="left"/>
         <w:rPr>
           <w:sz w:val="21"/>
@@ -20290,7 +20290,7 @@
     <w:p>
       <w:pPr>
         <w:shd w:val="clear" w:color="auto" w:fill="auto"/>
-        <w:spacing w:line="300" w:lineRule="auto"/>
+        <w:spacing w:line="300" w:lineRule="auto" w:before="0" w:after="0"/>
         <w:jc w:val="left"/>
         <w:rPr>
           <w:sz w:val="21"/>
@@ -20336,7 +20336,7 @@
     <w:p>
       <w:pPr>
         <w:shd w:val="clear" w:color="auto" w:fill="auto"/>
-        <w:spacing w:line="300" w:lineRule="auto"/>
+        <w:spacing w:line="300" w:lineRule="auto" w:before="0" w:after="0"/>
         <w:jc w:val="left"/>
         <w:rPr>
           <w:sz w:val="21"/>
@@ -20354,7 +20354,7 @@
     <w:p>
       <w:pPr>
         <w:shd w:val="clear" w:color="auto" w:fill="auto"/>
-        <w:spacing w:line="300" w:lineRule="auto"/>
+        <w:spacing w:line="300" w:lineRule="auto" w:before="0" w:after="0"/>
         <w:jc w:val="left"/>
         <w:rPr>
           <w:sz w:val="21"/>
@@ -20372,7 +20372,7 @@
     <w:p>
       <w:pPr>
         <w:shd w:val="clear" w:color="auto" w:fill="auto"/>
-        <w:spacing w:line="300" w:lineRule="auto"/>
+        <w:spacing w:line="300" w:lineRule="auto" w:before="0" w:after="0"/>
         <w:jc w:val="left"/>
         <w:rPr>
           <w:sz w:val="21"/>
@@ -20390,7 +20390,7 @@
     <w:p>
       <w:pPr>
         <w:shd w:val="clear" w:color="auto" w:fill="auto"/>
-        <w:spacing w:line="300" w:lineRule="auto"/>
+        <w:spacing w:line="300" w:lineRule="auto" w:before="0" w:after="0"/>
         <w:jc w:val="left"/>
         <w:rPr>
           <w:sz w:val="21"/>
@@ -20408,7 +20408,7 @@
     <w:p>
       <w:pPr>
         <w:shd w:val="clear" w:color="auto" w:fill="auto"/>
-        <w:spacing w:line="300" w:lineRule="auto"/>
+        <w:spacing w:line="300" w:lineRule="auto" w:before="0" w:after="0"/>
         <w:jc w:val="left"/>
         <w:rPr>
           <w:sz w:val="21"/>
@@ -20426,7 +20426,7 @@
     <w:p>
       <w:pPr>
         <w:shd w:val="clear" w:color="auto" w:fill="auto"/>
-        <w:spacing w:line="300" w:lineRule="auto"/>
+        <w:spacing w:line="300" w:lineRule="auto" w:before="0" w:after="0"/>
         <w:jc w:val="left"/>
         <w:rPr>
           <w:sz w:val="21"/>
@@ -20480,7 +20480,7 @@
     <w:p>
       <w:pPr>
         <w:shd w:val="clear" w:color="auto" w:fill="auto"/>
-        <w:spacing w:line="300" w:lineRule="auto"/>
+        <w:spacing w:line="300" w:lineRule="auto" w:before="0" w:after="0"/>
         <w:jc w:val="left"/>
         <w:rPr>
           <w:sz w:val="21"/>
@@ -20515,7 +20515,7 @@
     <w:p>
       <w:pPr>
         <w:shd w:val="clear" w:color="auto" w:fill="auto"/>
-        <w:spacing w:line="300" w:lineRule="auto"/>
+        <w:spacing w:line="300" w:lineRule="auto" w:before="0" w:after="0"/>
         <w:jc w:val="left"/>
         <w:rPr>
           <w:sz w:val="21"/>
@@ -20581,7 +20581,7 @@
     <w:p>
       <w:pPr>
         <w:shd w:val="clear" w:color="auto" w:fill="auto"/>
-        <w:spacing w:line="300" w:lineRule="auto"/>
+        <w:spacing w:line="300" w:lineRule="auto" w:before="0" w:after="0"/>
         <w:jc w:val="left"/>
         <w:rPr>
           <w:sz w:val="21"/>
@@ -20743,7 +20743,7 @@
     <w:p>
       <w:pPr>
         <w:shd w:val="clear" w:color="auto" w:fill="auto"/>
-        <w:spacing w:line="300" w:lineRule="auto"/>
+        <w:spacing w:line="300" w:lineRule="auto" w:before="0" w:after="0"/>
         <w:jc w:val="left"/>
         <w:rPr>
           <w:sz w:val="21"/>
@@ -20777,7 +20777,7 @@
     <w:p>
       <w:pPr>
         <w:shd w:val="clear" w:color="auto" w:fill="auto"/>
-        <w:spacing w:line="300" w:lineRule="auto"/>
+        <w:spacing w:line="300" w:lineRule="auto" w:before="0" w:after="0"/>
         <w:jc w:val="left"/>
         <w:rPr>
           <w:sz w:val="21"/>
@@ -20795,7 +20795,7 @@
     <w:p>
       <w:pPr>
         <w:shd w:val="clear" w:color="auto" w:fill="auto"/>
-        <w:spacing w:line="300" w:lineRule="auto"/>
+        <w:spacing w:line="300" w:lineRule="auto" w:before="0" w:after="0"/>
         <w:jc w:val="left"/>
         <w:rPr>
           <w:sz w:val="21"/>
@@ -20861,7 +20861,7 @@
     <w:p>
       <w:pPr>
         <w:shd w:val="clear" w:color="auto" w:fill="auto"/>
-        <w:spacing w:line="300" w:lineRule="auto"/>
+        <w:spacing w:line="300" w:lineRule="auto" w:before="0" w:after="0"/>
         <w:jc w:val="left"/>
         <w:rPr>
           <w:sz w:val="21"/>
@@ -20879,17 +20879,17 @@
     <w:p>
       <w:pPr>
         <w:jc w:val="left"/>
-        <w:spacing w:before="0" w:after="0" w:line="300" w:lineRule="multiple"/>
-        <w:rPr>
-          <w:sz w:val="21"/>
-          <w:szCs w:val="21"/>
-        </w:rPr>
-      </w:pPr>
-    </w:p>
-    <w:p>
-      <w:pPr>
-        <w:shd w:val="clear" w:color="auto" w:fill="auto"/>
-        <w:spacing w:line="300" w:lineRule="auto"/>
+        <w:spacing w:before="0" w:after="0" w:line="300" w:lineRule="auto"/>
+        <w:rPr>
+          <w:sz w:val="21"/>
+          <w:szCs w:val="21"/>
+        </w:rPr>
+      </w:pPr>
+    </w:p>
+    <w:p>
+      <w:pPr>
+        <w:shd w:val="clear" w:color="auto" w:fill="auto"/>
+        <w:spacing w:line="300" w:lineRule="auto" w:before="0" w:after="0"/>
         <w:jc w:val="left"/>
         <w:rPr>
           <w:sz w:val="21"/>
@@ -20959,7 +20959,7 @@
     <w:p>
       <w:pPr>
         <w:shd w:val="clear" w:color="auto" w:fill="auto"/>
-        <w:spacing w:line="300" w:lineRule="auto"/>
+        <w:spacing w:line="300" w:lineRule="auto" w:before="0" w:after="0"/>
         <w:jc w:val="left"/>
         <w:rPr>
           <w:rFonts w:ascii="Times New Roman" w:eastAsia="宋体" w:hAnsi="Times New Roman" w:cs="Times New Roman"/>
@@ -21272,7 +21272,7 @@
     <w:p>
       <w:pPr>
         <w:shd w:val="clear" w:color="auto" w:fill="auto"/>
-        <w:spacing w:line="300" w:lineRule="auto"/>
+        <w:spacing w:line="300" w:lineRule="auto" w:before="0" w:after="0"/>
         <w:jc w:val="left"/>
         <w:rPr>
           <w:rFonts w:ascii="Times New Roman" w:eastAsia="宋体" w:hAnsi="Times New Roman" w:cs="Times New Roman"/>
@@ -21308,7 +21308,7 @@
     <w:p>
       <w:pPr>
         <w:shd w:val="clear" w:color="auto" w:fill="auto"/>
-        <w:spacing w:line="300" w:lineRule="auto"/>
+        <w:spacing w:line="300" w:lineRule="auto" w:before="0" w:after="0"/>
         <w:jc w:val="left"/>
         <w:rPr>
           <w:rFonts w:ascii="Times New Roman" w:eastAsia="宋体" w:hAnsi="Times New Roman" w:cs="Times New Roman"/>
@@ -21519,7 +21519,7 @@
     <w:p>
       <w:pPr>
         <w:shd w:val="clear" w:color="auto" w:fill="auto"/>
-        <w:spacing w:line="300" w:lineRule="auto"/>
+        <w:spacing w:line="300" w:lineRule="auto" w:before="0" w:after="0"/>
         <w:jc w:val="left"/>
         <w:rPr>
           <w:rFonts w:ascii="Times New Roman" w:eastAsia="宋体" w:hAnsi="Times New Roman" w:cs="Times New Roman"/>
@@ -21693,7 +21693,7 @@
     <w:p>
       <w:pPr>
         <w:shd w:val="clear" w:color="auto" w:fill="auto"/>
-        <w:spacing w:line="300" w:lineRule="auto"/>
+        <w:spacing w:line="300" w:lineRule="auto" w:before="0" w:after="0"/>
         <w:jc w:val="left"/>
         <w:rPr>
           <w:rFonts w:ascii="Times New Roman" w:eastAsia="宋体" w:hAnsi="Times New Roman" w:cs="Times New Roman"/>
@@ -21721,7 +21721,7 @@
     <w:p>
       <w:pPr>
         <w:shd w:val="clear" w:color="auto" w:fill="auto"/>
-        <w:spacing w:line="300" w:lineRule="auto"/>
+        <w:spacing w:line="300" w:lineRule="auto" w:before="0" w:after="0"/>
         <w:jc w:val="left"/>
         <w:rPr>
           <w:rFonts w:ascii="Times New Roman" w:eastAsia="宋体" w:hAnsi="Times New Roman" w:cs="Times New Roman"/>
@@ -22032,7 +22032,7 @@
     <w:p>
       <w:pPr>
         <w:shd w:val="clear" w:color="auto" w:fill="auto"/>
-        <w:spacing w:line="300" w:lineRule="auto"/>
+        <w:spacing w:line="300" w:lineRule="auto" w:before="0" w:after="0"/>
         <w:jc w:val="left"/>
         <w:rPr>
           <w:rFonts w:ascii="Times New Roman" w:eastAsia="宋体" w:hAnsi="Times New Roman" w:cs="Times New Roman"/>
@@ -22068,7 +22068,7 @@
     <w:p>
       <w:pPr>
         <w:shd w:val="clear" w:color="auto" w:fill="auto"/>
-        <w:spacing w:line="300" w:lineRule="auto"/>
+        <w:spacing w:line="300" w:lineRule="auto" w:before="0" w:after="0"/>
         <w:jc w:val="left"/>
         <w:rPr>
           <w:rFonts w:ascii="Times New Roman" w:eastAsia="宋体" w:hAnsi="Times New Roman" w:cs="Times New Roman"/>
@@ -22147,7 +22147,7 @@
     <w:p>
       <w:pPr>
         <w:shd w:val="clear" w:color="auto" w:fill="auto"/>
-        <w:spacing w:line="300" w:lineRule="auto"/>
+        <w:spacing w:line="300" w:lineRule="auto" w:before="0" w:after="0"/>
         <w:jc w:val="left"/>
         <w:rPr>
           <w:rFonts w:ascii="Times New Roman" w:eastAsia="宋体" w:hAnsi="Times New Roman" w:cs="Times New Roman"/>
@@ -22279,7 +22279,7 @@
     <w:p>
       <w:pPr>
         <w:shd w:val="clear" w:color="auto" w:fill="auto"/>
-        <w:spacing w:line="300" w:lineRule="auto"/>
+        <w:spacing w:line="300" w:lineRule="auto" w:before="0" w:after="0"/>
         <w:jc w:val="left"/>
         <w:rPr>
           <w:rFonts w:ascii="Times New Roman" w:eastAsia="宋体" w:hAnsi="Times New Roman" w:cs="Times New Roman"/>
@@ -22445,7 +22445,7 @@
     <w:p>
       <w:pPr>
         <w:shd w:val="clear" w:color="auto" w:fill="auto"/>
-        <w:spacing w:line="300" w:lineRule="auto"/>
+        <w:spacing w:line="300" w:lineRule="auto" w:before="0" w:after="0"/>
         <w:jc w:val="left"/>
         <w:rPr>
           <w:sz w:val="21"/>
@@ -22515,7 +22515,7 @@
     <w:p>
       <w:pPr>
         <w:shd w:val="clear" w:color="auto" w:fill="auto"/>
-        <w:spacing w:line="300" w:lineRule="auto"/>
+        <w:spacing w:line="300" w:lineRule="auto" w:before="0" w:after="0"/>
         <w:jc w:val="left"/>
         <w:rPr>
           <w:sz w:val="21"/>
@@ -22593,7 +22593,7 @@
     <w:p>
       <w:pPr>
         <w:shd w:val="clear" w:color="auto" w:fill="auto"/>
-        <w:spacing w:line="300" w:lineRule="auto"/>
+        <w:spacing w:line="300" w:lineRule="auto" w:before="0" w:after="0"/>
         <w:jc w:val="left"/>
         <w:rPr>
           <w:rFonts w:ascii="Times New Roman" w:eastAsia="宋体" w:hAnsi="Times New Roman" w:cs="Times New Roman"/>
@@ -22723,7 +22723,7 @@
     <w:p>
       <w:pPr>
         <w:shd w:val="clear" w:color="auto" w:fill="auto"/>
-        <w:spacing w:line="300" w:lineRule="auto"/>
+        <w:spacing w:line="300" w:lineRule="auto" w:before="0" w:after="0"/>
         <w:jc w:val="left"/>
         <w:rPr>
           <w:rFonts w:ascii="Times New Roman" w:eastAsia="宋体" w:hAnsi="Times New Roman" w:cs="Times New Roman"/>
@@ -22952,7 +22952,7 @@
     <w:p>
       <w:pPr>
         <w:shd w:val="clear" w:color="auto" w:fill="auto"/>
-        <w:spacing w:line="300" w:lineRule="auto"/>
+        <w:spacing w:line="300" w:lineRule="auto" w:before="0" w:after="0"/>
         <w:jc w:val="left"/>
         <w:rPr>
           <w:rFonts w:ascii="Times New Roman" w:eastAsia="宋体" w:hAnsi="Times New Roman" w:cs="Times New Roman"/>
@@ -22988,7 +22988,7 @@
     <w:p>
       <w:pPr>
         <w:shd w:val="clear" w:color="auto" w:fill="auto"/>
-        <w:spacing w:line="300" w:lineRule="auto"/>
+        <w:spacing w:line="300" w:lineRule="auto" w:before="0" w:after="0"/>
         <w:jc w:val="left"/>
         <w:rPr>
           <w:rFonts w:ascii="Times New Roman" w:eastAsia="宋体" w:hAnsi="Times New Roman" w:cs="Times New Roman"/>
@@ -23275,7 +23275,7 @@
     <w:p>
       <w:pPr>
         <w:shd w:val="clear" w:color="auto" w:fill="auto"/>
-        <w:spacing w:line="300" w:lineRule="auto"/>
+        <w:spacing w:line="300" w:lineRule="auto" w:before="0" w:after="0"/>
         <w:jc w:val="left"/>
         <w:rPr>
           <w:rFonts w:ascii="Times New Roman" w:eastAsia="宋体" w:hAnsi="Times New Roman" w:cs="Times New Roman"/>
@@ -23311,7 +23311,7 @@
     <w:p>
       <w:pPr>
         <w:shd w:val="clear" w:color="auto" w:fill="auto"/>
-        <w:spacing w:line="300" w:lineRule="auto"/>
+        <w:spacing w:line="300" w:lineRule="auto" w:before="0" w:after="0"/>
         <w:jc w:val="left"/>
         <w:rPr>
           <w:rFonts w:ascii="Times New Roman" w:eastAsia="宋体" w:hAnsi="Times New Roman" w:cs="Times New Roman"/>
@@ -23427,7 +23427,7 @@
     <w:p>
       <w:pPr>
         <w:shd w:val="clear" w:color="auto" w:fill="auto"/>
-        <w:spacing w:line="300" w:lineRule="auto"/>
+        <w:spacing w:line="300" w:lineRule="auto" w:before="0" w:after="0"/>
         <w:jc w:val="left"/>
         <w:rPr>
           <w:rFonts w:ascii="Times New Roman" w:eastAsia="宋体" w:hAnsi="Times New Roman" w:cs="Times New Roman"/>
@@ -23558,7 +23558,7 @@
     <w:p>
       <w:pPr>
         <w:shd w:val="clear" w:color="auto" w:fill="auto"/>
-        <w:spacing w:line="300" w:lineRule="auto"/>
+        <w:spacing w:line="300" w:lineRule="auto" w:before="0" w:after="0"/>
         <w:jc w:val="left"/>
         <w:rPr>
           <w:rFonts w:ascii="Times New Roman" w:eastAsia="宋体" w:hAnsi="Times New Roman" w:cs="Times New Roman"/>
@@ -23586,7 +23586,7 @@
     <w:p>
       <w:pPr>
         <w:shd w:val="clear" w:color="auto" w:fill="auto"/>
-        <w:spacing w:line="300" w:lineRule="auto"/>
+        <w:spacing w:line="300" w:lineRule="auto" w:before="0" w:after="0"/>
         <w:jc w:val="left"/>
         <w:rPr>
           <w:rFonts w:ascii="Times New Roman" w:eastAsia="宋体" w:hAnsi="Times New Roman" w:cs="Times New Roman"/>
@@ -23666,7 +23666,7 @@
     <w:p>
       <w:pPr>
         <w:shd w:val="clear" w:color="auto" w:fill="auto"/>
-        <w:spacing w:line="300" w:lineRule="auto"/>
+        <w:spacing w:line="300" w:lineRule="auto" w:before="0" w:after="0"/>
         <w:jc w:val="left"/>
         <w:rPr>
           <w:rFonts w:ascii="Times New Roman" w:eastAsia="宋体" w:hAnsi="Times New Roman" w:cs="Times New Roman"/>
@@ -23788,7 +23788,7 @@
     <w:p>
       <w:pPr>
         <w:shd w:val="clear" w:color="auto" w:fill="auto"/>
-        <w:spacing w:line="300" w:lineRule="auto"/>
+        <w:spacing w:line="300" w:lineRule="auto" w:before="0" w:after="0"/>
         <w:jc w:val="left"/>
         <w:rPr>
           <w:rFonts w:ascii="Times New Roman" w:eastAsia="宋体" w:hAnsi="Times New Roman" w:cs="Times New Roman"/>
@@ -23992,7 +23992,7 @@
     <w:p>
       <w:pPr>
         <w:shd w:val="clear" w:color="auto" w:fill="auto"/>
-        <w:spacing w:line="300" w:lineRule="auto"/>
+        <w:spacing w:line="300" w:lineRule="auto" w:before="0" w:after="0"/>
         <w:jc w:val="left"/>
         <w:rPr>
           <w:rFonts w:ascii="Times New Roman" w:eastAsia="宋体" w:hAnsi="Times New Roman" w:cs="Times New Roman"/>
@@ -24322,7 +24322,7 @@
     <w:p>
       <w:pPr>
         <w:shd w:val="clear" w:color="auto" w:fill="auto"/>
-        <w:spacing w:line="300" w:lineRule="auto"/>
+        <w:spacing w:line="300" w:lineRule="auto" w:before="0" w:after="0"/>
         <w:jc w:val="left"/>
         <w:rPr>
           <w:rFonts w:ascii="Times New Roman" w:eastAsia="宋体" w:hAnsi="Times New Roman" w:cs="Times New Roman"/>
@@ -24358,7 +24358,7 @@
     <w:p>
       <w:pPr>
         <w:shd w:val="clear" w:color="auto" w:fill="auto"/>
-        <w:spacing w:line="300" w:lineRule="auto"/>
+        <w:spacing w:line="300" w:lineRule="auto" w:before="0" w:after="0"/>
         <w:jc w:val="left"/>
         <w:rPr>
           <w:rFonts w:ascii="Times New Roman" w:eastAsia="宋体" w:hAnsi="Times New Roman" w:cs="Times New Roman"/>
@@ -24474,7 +24474,7 @@
     <w:p>
       <w:pPr>
         <w:shd w:val="clear" w:color="auto" w:fill="auto"/>
-        <w:spacing w:line="300" w:lineRule="auto"/>
+        <w:spacing w:line="300" w:lineRule="auto" w:before="0" w:after="0"/>
         <w:jc w:val="left"/>
         <w:rPr>
           <w:rFonts w:ascii="Times New Roman" w:eastAsia="宋体" w:hAnsi="Times New Roman" w:cs="Times New Roman"/>
@@ -24750,7 +24750,7 @@
     <w:p>
       <w:pPr>
         <w:shd w:val="clear" w:color="auto" w:fill="auto"/>
-        <w:spacing w:line="300" w:lineRule="auto"/>
+        <w:spacing w:line="300" w:lineRule="auto" w:before="0" w:after="0"/>
         <w:jc w:val="left"/>
         <w:rPr>
           <w:rFonts w:ascii="Times New Roman" w:eastAsia="宋体" w:hAnsi="Times New Roman" w:cs="Times New Roman"/>
@@ -24875,7 +24875,7 @@
     <w:p>
       <w:pPr>
         <w:shd w:val="clear" w:color="auto" w:fill="auto"/>
-        <w:spacing w:line="300" w:lineRule="auto"/>
+        <w:spacing w:line="300" w:lineRule="auto" w:before="0" w:after="0"/>
         <w:jc w:val="left"/>
         <w:rPr>
           <w:sz w:val="21"/>
@@ -24923,17 +24923,17 @@
     <w:p>
       <w:pPr>
         <w:jc w:val="left"/>
-        <w:spacing w:before="0" w:after="0" w:line="300" w:lineRule="multiple"/>
-        <w:rPr>
-          <w:sz w:val="21"/>
-          <w:szCs w:val="21"/>
-        </w:rPr>
-      </w:pPr>
-    </w:p>
-    <w:p>
-      <w:pPr>
-        <w:jc w:val="left"/>
-        <w:spacing w:before="0" w:after="0" w:line="300" w:lineRule="multiple"/>
+        <w:spacing w:before="0" w:after="0" w:line="300" w:lineRule="auto"/>
+        <w:rPr>
+          <w:sz w:val="21"/>
+          <w:szCs w:val="21"/>
+        </w:rPr>
+      </w:pPr>
+    </w:p>
+    <w:p>
+      <w:pPr>
+        <w:jc w:val="left"/>
+        <w:spacing w:before="0" w:after="0" w:line="300" w:lineRule="auto"/>
         <w:rPr>
           <w:b/>
           <w:bCs/>
@@ -24955,7 +24955,7 @@
     <w:p>
       <w:pPr>
         <w:shd w:val="clear" w:color="auto" w:fill="auto"/>
-        <w:spacing w:line="300" w:lineRule="auto"/>
+        <w:spacing w:line="300" w:lineRule="auto" w:before="0" w:after="0"/>
         <w:jc w:val="left"/>
         <w:rPr>
           <w:sz w:val="21"/>
@@ -25049,7 +25049,7 @@
     <w:p>
       <w:pPr>
         <w:shd w:val="clear" w:color="auto" w:fill="auto"/>
-        <w:spacing w:line="300" w:lineRule="auto"/>
+        <w:spacing w:line="300" w:lineRule="auto" w:before="0" w:after="0"/>
         <w:jc w:val="left"/>
         <w:rPr>
           <w:sz w:val="21"/>
@@ -25103,7 +25103,7 @@
     <w:p>
       <w:pPr>
         <w:shd w:val="clear" w:color="auto" w:fill="auto"/>
-        <w:spacing w:line="300" w:lineRule="auto"/>
+        <w:spacing w:line="300" w:lineRule="auto" w:before="0" w:after="0"/>
         <w:jc w:val="left"/>
         <w:rPr>
           <w:sz w:val="21"/>
@@ -25138,7 +25138,7 @@
     <w:p>
       <w:pPr>
         <w:shd w:val="clear" w:color="auto" w:fill="auto"/>
-        <w:spacing w:line="300" w:lineRule="auto"/>
+        <w:spacing w:line="300" w:lineRule="auto" w:before="0" w:after="0"/>
         <w:jc w:val="left"/>
         <w:rPr>
           <w:sz w:val="21"/>
@@ -25221,7 +25221,7 @@
     <w:p>
       <w:pPr>
         <w:shd w:val="clear" w:color="auto" w:fill="auto"/>
-        <w:spacing w:line="300" w:lineRule="auto"/>
+        <w:spacing w:line="300" w:lineRule="auto" w:before="0" w:after="0"/>
         <w:jc w:val="left"/>
         <w:rPr>
           <w:sz w:val="21"/>
@@ -25353,7 +25353,7 @@
     <w:p>
       <w:pPr>
         <w:shd w:val="clear" w:color="auto" w:fill="auto"/>
-        <w:spacing w:line="300" w:lineRule="auto"/>
+        <w:spacing w:line="300" w:lineRule="auto" w:before="0" w:after="0"/>
         <w:jc w:val="left"/>
         <w:rPr>
           <w:sz w:val="21"/>
@@ -25469,7 +25469,7 @@
     <w:p>
       <w:pPr>
         <w:shd w:val="clear" w:color="auto" w:fill="auto"/>
-        <w:spacing w:line="300" w:lineRule="auto"/>
+        <w:spacing w:line="300" w:lineRule="auto" w:before="0" w:after="0"/>
         <w:jc w:val="left"/>
         <w:rPr>
           <w:sz w:val="21"/>
@@ -25610,7 +25610,7 @@
     <w:p>
       <w:pPr>
         <w:shd w:val="clear" w:color="auto" w:fill="auto"/>
-        <w:spacing w:line="300" w:lineRule="auto"/>
+        <w:spacing w:line="300" w:lineRule="auto" w:before="0" w:after="0"/>
         <w:jc w:val="left"/>
         <w:rPr>
           <w:sz w:val="21"/>
@@ -25722,7 +25722,7 @@
     <w:p>
       <w:pPr>
         <w:shd w:val="clear" w:color="auto" w:fill="auto"/>
-        <w:spacing w:line="300" w:lineRule="auto"/>
+        <w:spacing w:line="300" w:lineRule="auto" w:before="0" w:after="0"/>
         <w:jc w:val="left"/>
         <w:rPr>
           <w:sz w:val="21"/>
@@ -25795,17 +25795,17 @@
     <w:p>
       <w:pPr>
         <w:jc w:val="left"/>
-        <w:spacing w:before="0" w:after="0" w:line="300" w:lineRule="multiple"/>
-        <w:rPr>
-          <w:sz w:val="21"/>
-          <w:szCs w:val="21"/>
-        </w:rPr>
-      </w:pPr>
-    </w:p>
-    <w:p>
-      <w:pPr>
-        <w:shd w:val="clear" w:color="auto" w:fill="auto"/>
-        <w:spacing w:line="300" w:lineRule="auto"/>
+        <w:spacing w:before="0" w:after="0" w:line="300" w:lineRule="auto"/>
+        <w:rPr>
+          <w:sz w:val="21"/>
+          <w:szCs w:val="21"/>
+        </w:rPr>
+      </w:pPr>
+    </w:p>
+    <w:p>
+      <w:pPr>
+        <w:shd w:val="clear" w:color="auto" w:fill="auto"/>
+        <w:spacing w:line="300" w:lineRule="auto" w:before="0" w:after="0"/>
         <w:jc w:val="left"/>
         <w:rPr>
           <w:rFonts w:ascii="Times New Roman" w:eastAsia="宋体" w:hAnsi="Times New Roman" w:cs="Times New Roman"/>
@@ -25935,7 +25935,7 @@
     <w:p>
       <w:pPr>
         <w:shd w:val="clear" w:color="auto" w:fill="auto"/>
-        <w:spacing w:line="300" w:lineRule="auto"/>
+        <w:spacing w:line="300" w:lineRule="auto" w:before="0" w:after="0"/>
         <w:jc w:val="left"/>
         <w:rPr>
           <w:sz w:val="21"/>
@@ -26179,7 +26179,7 @@
     <w:p>
       <w:pPr>
         <w:shd w:val="clear" w:color="auto" w:fill="auto"/>
-        <w:spacing w:line="300" w:lineRule="auto"/>
+        <w:spacing w:line="300" w:lineRule="auto" w:before="0" w:after="0"/>
         <w:jc w:val="left"/>
         <w:rPr>
           <w:sz w:val="21"/>
@@ -26689,17 +26689,17 @@
     <w:p>
       <w:pPr>
         <w:jc w:val="left"/>
-        <w:spacing w:before="0" w:after="0" w:line="300" w:lineRule="multiple"/>
-        <w:rPr>
-          <w:sz w:val="21"/>
-          <w:szCs w:val="21"/>
-        </w:rPr>
-      </w:pPr>
-    </w:p>
-    <w:p>
-      <w:pPr>
-        <w:jc w:val="left"/>
-        <w:spacing w:before="0" w:after="0" w:line="300" w:lineRule="multiple"/>
+        <w:spacing w:before="0" w:after="0" w:line="300" w:lineRule="auto"/>
+        <w:rPr>
+          <w:sz w:val="21"/>
+          <w:szCs w:val="21"/>
+        </w:rPr>
+      </w:pPr>
+    </w:p>
+    <w:p>
+      <w:pPr>
+        <w:jc w:val="left"/>
+        <w:spacing w:before="0" w:after="0" w:line="300" w:lineRule="auto"/>
         <w:rPr>
           <w:b/>
           <w:bCs/>
@@ -26721,7 +26721,7 @@
     <w:p>
       <w:pPr>
         <w:shd w:val="clear" w:color="auto" w:fill="auto"/>
-        <w:spacing w:line="300" w:lineRule="auto"/>
+        <w:spacing w:line="300" w:lineRule="auto" w:before="0" w:after="0"/>
         <w:jc w:val="left"/>
         <w:rPr>
           <w:sz w:val="21"/>
@@ -26775,7 +26775,7 @@
     <w:p>
       <w:pPr>
         <w:shd w:val="clear" w:color="auto" w:fill="auto"/>
-        <w:spacing w:line="300" w:lineRule="auto"/>
+        <w:spacing w:line="300" w:lineRule="auto" w:before="0" w:after="0"/>
         <w:jc w:val="left"/>
         <w:rPr>
           <w:sz w:val="21"/>
@@ -26845,7 +26845,7 @@
     <w:p>
       <w:pPr>
         <w:shd w:val="clear" w:color="auto" w:fill="auto"/>
-        <w:spacing w:line="300" w:lineRule="auto"/>
+        <w:spacing w:line="300" w:lineRule="auto" w:before="0" w:after="0"/>
         <w:jc w:val="left"/>
         <w:rPr>
           <w:sz w:val="21"/>
@@ -26871,17 +26871,17 @@
     <w:p>
       <w:pPr>
         <w:jc w:val="left"/>
-        <w:spacing w:before="0" w:after="0" w:line="300" w:lineRule="multiple"/>
-        <w:rPr>
-          <w:sz w:val="21"/>
-          <w:szCs w:val="21"/>
-        </w:rPr>
-      </w:pPr>
-    </w:p>
-    <w:p>
-      <w:pPr>
-        <w:jc w:val="left"/>
-        <w:spacing w:before="0" w:after="0" w:line="300" w:lineRule="multiple"/>
+        <w:spacing w:before="0" w:after="0" w:line="300" w:lineRule="auto"/>
+        <w:rPr>
+          <w:sz w:val="21"/>
+          <w:szCs w:val="21"/>
+        </w:rPr>
+      </w:pPr>
+    </w:p>
+    <w:p>
+      <w:pPr>
+        <w:jc w:val="left"/>
+        <w:spacing w:before="0" w:after="0" w:line="300" w:lineRule="auto"/>
         <w:rPr>
           <w:b/>
           <w:bCs/>
@@ -26903,7 +26903,7 @@
     <w:p>
       <w:pPr>
         <w:shd w:val="clear" w:color="auto" w:fill="auto"/>
-        <w:spacing w:line="300" w:lineRule="auto"/>
+        <w:spacing w:line="300" w:lineRule="auto" w:before="0" w:after="0"/>
         <w:jc w:val="left"/>
         <w:rPr>
           <w:sz w:val="21"/>
@@ -26921,7 +26921,7 @@
     <w:p>
       <w:pPr>
         <w:shd w:val="clear" w:color="auto" w:fill="auto"/>
-        <w:spacing w:line="300" w:lineRule="auto"/>
+        <w:spacing w:line="300" w:lineRule="auto" w:before="0" w:after="0"/>
         <w:jc w:val="left"/>
         <w:rPr>
           <w:sz w:val="21"/>
@@ -26975,7 +26975,7 @@
     <w:p>
       <w:pPr>
         <w:shd w:val="clear" w:color="auto" w:fill="auto"/>
-        <w:spacing w:line="300" w:lineRule="auto"/>
+        <w:spacing w:line="300" w:lineRule="auto" w:before="0" w:after="0"/>
         <w:jc w:val="left"/>
         <w:rPr>
           <w:sz w:val="21"/>
@@ -27044,7 +27044,7 @@
     <w:p>
       <w:pPr>
         <w:shd w:val="clear" w:color="auto" w:fill="auto"/>
-        <w:spacing w:line="300" w:lineRule="auto"/>
+        <w:spacing w:line="300" w:lineRule="auto" w:before="0" w:after="0"/>
         <w:jc w:val="left"/>
         <w:rPr>
           <w:sz w:val="21"/>
@@ -27096,7 +27096,7 @@
     <w:p>
       <w:pPr>
         <w:shd w:val="clear" w:color="auto" w:fill="auto"/>
-        <w:spacing w:line="300" w:lineRule="auto"/>
+        <w:spacing w:line="300" w:lineRule="auto" w:before="0" w:after="0"/>
         <w:jc w:val="left"/>
         <w:rPr>
           <w:sz w:val="21"/>
@@ -27131,7 +27131,7 @@
     <w:p>
       <w:pPr>
         <w:shd w:val="clear" w:color="auto" w:fill="auto"/>
-        <w:spacing w:line="300" w:lineRule="auto"/>
+        <w:spacing w:line="300" w:lineRule="auto" w:before="0" w:after="0"/>
         <w:jc w:val="left"/>
         <w:rPr>
           <w:sz w:val="21"/>
@@ -27182,7 +27182,7 @@
     <w:p>
       <w:pPr>
         <w:shd w:val="clear" w:color="auto" w:fill="auto"/>
-        <w:spacing w:line="300" w:lineRule="auto"/>
+        <w:spacing w:line="300" w:lineRule="auto" w:before="0" w:after="0"/>
         <w:jc w:val="left"/>
         <w:rPr>
           <w:sz w:val="21"/>
@@ -27200,7 +27200,7 @@
     <w:p>
       <w:pPr>
         <w:shd w:val="clear" w:color="auto" w:fill="auto"/>
-        <w:spacing w:line="300" w:lineRule="auto"/>
+        <w:spacing w:line="300" w:lineRule="auto" w:before="0" w:after="0"/>
         <w:jc w:val="left"/>
         <w:rPr>
           <w:sz w:val="21"/>
@@ -27284,7 +27284,7 @@
     <w:p>
       <w:pPr>
         <w:shd w:val="clear" w:color="auto" w:fill="auto"/>
-        <w:spacing w:line="300" w:lineRule="auto"/>
+        <w:spacing w:line="300" w:lineRule="auto" w:before="0" w:after="0"/>
         <w:jc w:val="left"/>
         <w:rPr>
           <w:sz w:val="21"/>
@@ -27302,7 +27302,7 @@
     <w:p>
       <w:pPr>
         <w:shd w:val="clear" w:color="auto" w:fill="auto"/>
-        <w:spacing w:line="300" w:lineRule="auto"/>
+        <w:spacing w:line="300" w:lineRule="auto" w:before="0" w:after="0"/>
         <w:jc w:val="left"/>
         <w:rPr>
           <w:sz w:val="21"/>
@@ -27320,17 +27320,17 @@
     <w:p>
       <w:pPr>
         <w:jc w:val="left"/>
-        <w:spacing w:before="0" w:after="0" w:line="300" w:lineRule="multiple"/>
-        <w:rPr>
-          <w:sz w:val="21"/>
-          <w:szCs w:val="21"/>
-        </w:rPr>
-      </w:pPr>
-    </w:p>
-    <w:p>
-      <w:pPr>
-        <w:shd w:val="clear" w:color="auto" w:fill="auto"/>
-        <w:spacing w:line="300" w:lineRule="auto"/>
+        <w:spacing w:before="0" w:after="0" w:line="300" w:lineRule="auto"/>
+        <w:rPr>
+          <w:sz w:val="21"/>
+          <w:szCs w:val="21"/>
+        </w:rPr>
+      </w:pPr>
+    </w:p>
+    <w:p>
+      <w:pPr>
+        <w:shd w:val="clear" w:color="auto" w:fill="auto"/>
+        <w:spacing w:line="300" w:lineRule="auto" w:before="0" w:after="0"/>
         <w:jc w:val="left"/>
         <w:rPr>
           <w:sz w:val="21"/>
@@ -27400,7 +27400,7 @@
     <w:p>
       <w:pPr>
         <w:shd w:val="clear" w:color="auto" w:fill="auto"/>
-        <w:spacing w:line="300" w:lineRule="auto"/>
+        <w:spacing w:line="300" w:lineRule="auto" w:before="0" w:after="0"/>
         <w:jc w:val="left"/>
         <w:rPr>
           <w:sz w:val="21"/>
@@ -27418,7 +27418,7 @@
     <w:p>
       <w:pPr>
         <w:shd w:val="clear" w:color="auto" w:fill="auto"/>
-        <w:spacing w:line="300" w:lineRule="auto"/>
+        <w:spacing w:line="300" w:lineRule="auto" w:before="0" w:after="0"/>
         <w:jc w:val="left"/>
         <w:rPr>
           <w:sz w:val="21"/>
@@ -27480,7 +27480,7 @@
     <w:p>
       <w:pPr>
         <w:shd w:val="clear" w:color="auto" w:fill="auto"/>
-        <w:spacing w:line="300" w:lineRule="auto"/>
+        <w:spacing w:line="300" w:lineRule="auto" w:before="0" w:after="0"/>
         <w:jc w:val="left"/>
         <w:rPr>
           <w:sz w:val="21"/>
@@ -27506,7 +27506,7 @@
     <w:p>
       <w:pPr>
         <w:shd w:val="clear" w:color="auto" w:fill="auto"/>
-        <w:spacing w:line="300" w:lineRule="auto"/>
+        <w:spacing w:line="300" w:lineRule="auto" w:before="0" w:after="0"/>
         <w:jc w:val="left"/>
         <w:rPr>
           <w:sz w:val="21"/>
@@ -27572,7 +27572,7 @@
     <w:p>
       <w:pPr>
         <w:shd w:val="clear" w:color="auto" w:fill="auto"/>
-        <w:spacing w:line="300" w:lineRule="auto"/>
+        <w:spacing w:line="300" w:lineRule="auto" w:before="0" w:after="0"/>
         <w:jc w:val="left"/>
         <w:rPr>
           <w:sz w:val="21"/>
@@ -27590,7 +27590,7 @@
     <w:p>
       <w:pPr>
         <w:shd w:val="clear" w:color="auto" w:fill="auto"/>
-        <w:spacing w:line="300" w:lineRule="auto"/>
+        <w:spacing w:line="300" w:lineRule="auto" w:before="0" w:after="0"/>
         <w:jc w:val="left"/>
         <w:rPr>
           <w:sz w:val="21"/>
@@ -27608,7 +27608,7 @@
     <w:p>
       <w:pPr>
         <w:shd w:val="clear" w:color="auto" w:fill="auto"/>
-        <w:spacing w:line="300" w:lineRule="auto"/>
+        <w:spacing w:line="300" w:lineRule="auto" w:before="0" w:after="0"/>
         <w:jc w:val="left"/>
         <w:rPr>
           <w:sz w:val="21"/>
@@ -27634,7 +27634,7 @@
     <w:p>
       <w:pPr>
         <w:shd w:val="clear" w:color="auto" w:fill="auto"/>
-        <w:spacing w:line="300" w:lineRule="auto"/>
+        <w:spacing w:line="300" w:lineRule="auto" w:before="0" w:after="0"/>
         <w:jc w:val="left"/>
         <w:rPr>
           <w:sz w:val="21"/>
@@ -27696,7 +27696,7 @@
     <w:p>
       <w:pPr>
         <w:shd w:val="clear" w:color="auto" w:fill="auto"/>
-        <w:spacing w:line="300" w:lineRule="auto"/>
+        <w:spacing w:line="300" w:lineRule="auto" w:before="0" w:after="0"/>
         <w:jc w:val="left"/>
         <w:rPr>
           <w:sz w:val="21"/>
@@ -27714,17 +27714,17 @@
     <w:p>
       <w:pPr>
         <w:jc w:val="left"/>
-        <w:spacing w:before="0" w:after="0" w:line="300" w:lineRule="multiple"/>
-        <w:rPr>
-          <w:sz w:val="21"/>
-          <w:szCs w:val="21"/>
-        </w:rPr>
-      </w:pPr>
-    </w:p>
-    <w:p>
-      <w:pPr>
-        <w:jc w:val="left"/>
-        <w:spacing w:before="0" w:after="0" w:line="300" w:lineRule="multiple"/>
+        <w:spacing w:before="0" w:after="0" w:line="300" w:lineRule="auto"/>
+        <w:rPr>
+          <w:sz w:val="21"/>
+          <w:szCs w:val="21"/>
+        </w:rPr>
+      </w:pPr>
+    </w:p>
+    <w:p>
+      <w:pPr>
+        <w:jc w:val="left"/>
+        <w:spacing w:before="0" w:after="0" w:line="300" w:lineRule="auto"/>
         <w:rPr>
           <w:b/>
           <w:bCs/>
@@ -27746,7 +27746,7 @@
     <w:p>
       <w:pPr>
         <w:shd w:val="clear" w:color="auto" w:fill="auto"/>
-        <w:spacing w:line="300" w:lineRule="auto"/>
+        <w:spacing w:line="300" w:lineRule="auto" w:before="0" w:after="0"/>
         <w:jc w:val="left"/>
         <w:rPr>
           <w:sz w:val="21"/>
@@ -27764,7 +27764,7 @@
     <w:p>
       <w:pPr>
         <w:shd w:val="clear" w:color="auto" w:fill="auto"/>
-        <w:spacing w:line="300" w:lineRule="auto"/>
+        <w:spacing w:line="300" w:lineRule="auto" w:before="0" w:after="0"/>
         <w:jc w:val="left"/>
         <w:rPr>
           <w:sz w:val="21"/>
@@ -27798,7 +27798,7 @@
     <w:p>
       <w:pPr>
         <w:shd w:val="clear" w:color="auto" w:fill="auto"/>
-        <w:spacing w:line="300" w:lineRule="auto"/>
+        <w:spacing w:line="300" w:lineRule="auto" w:before="0" w:after="0"/>
         <w:jc w:val="left"/>
         <w:rPr>
           <w:sz w:val="21"/>
@@ -27864,7 +27864,7 @@
     <w:p>
       <w:pPr>
         <w:shd w:val="clear" w:color="auto" w:fill="auto"/>
-        <w:spacing w:line="300" w:lineRule="auto"/>
+        <w:spacing w:line="300" w:lineRule="auto" w:before="0" w:after="0"/>
         <w:jc w:val="left"/>
         <w:rPr>
           <w:sz w:val="21"/>
@@ -27899,7 +27899,7 @@
     <w:p>
       <w:pPr>
         <w:shd w:val="clear" w:color="auto" w:fill="auto"/>
-        <w:spacing w:line="300" w:lineRule="auto"/>
+        <w:spacing w:line="300" w:lineRule="auto" w:before="0" w:after="0"/>
         <w:jc w:val="left"/>
         <w:rPr>
           <w:sz w:val="21"/>
@@ -27953,7 +27953,7 @@
     <w:p>
       <w:pPr>
         <w:shd w:val="clear" w:color="auto" w:fill="auto"/>
-        <w:spacing w:line="300" w:lineRule="auto"/>
+        <w:spacing w:line="300" w:lineRule="auto" w:before="0" w:after="0"/>
         <w:jc w:val="left"/>
         <w:rPr>
           <w:sz w:val="21"/>
@@ -28003,7 +28003,7 @@
     <w:p>
       <w:pPr>
         <w:shd w:val="clear" w:color="auto" w:fill="auto"/>
-        <w:spacing w:line="300" w:lineRule="auto"/>
+        <w:spacing w:line="300" w:lineRule="auto" w:before="0" w:after="0"/>
         <w:jc w:val="left"/>
         <w:rPr>
           <w:sz w:val="21"/>
@@ -28021,7 +28021,7 @@
     <w:p>
       <w:pPr>
         <w:shd w:val="clear" w:color="auto" w:fill="auto"/>
-        <w:spacing w:line="300" w:lineRule="auto"/>
+        <w:spacing w:line="300" w:lineRule="auto" w:before="0" w:after="0"/>
         <w:jc w:val="left"/>
         <w:rPr>
           <w:sz w:val="21"/>
@@ -28039,7 +28039,7 @@
     <w:p>
       <w:pPr>
         <w:shd w:val="clear" w:color="auto" w:fill="auto"/>
-        <w:spacing w:line="300" w:lineRule="auto"/>
+        <w:spacing w:line="300" w:lineRule="auto" w:before="0" w:after="0"/>
         <w:jc w:val="left"/>
         <w:rPr>
           <w:sz w:val="21"/>
@@ -28089,7 +28089,7 @@
     <w:p>
       <w:pPr>
         <w:shd w:val="clear" w:color="auto" w:fill="auto"/>
-        <w:spacing w:line="300" w:lineRule="auto"/>
+        <w:spacing w:line="300" w:lineRule="auto" w:before="0" w:after="0"/>
         <w:jc w:val="left"/>
         <w:rPr>
           <w:sz w:val="21"/>
@@ -28107,7 +28107,7 @@
     <w:p>
       <w:pPr>
         <w:shd w:val="clear" w:color="auto" w:fill="auto"/>
-        <w:spacing w:line="300" w:lineRule="auto"/>
+        <w:spacing w:line="300" w:lineRule="auto" w:before="0" w:after="0"/>
         <w:jc w:val="left"/>
         <w:rPr>
           <w:sz w:val="21"/>
@@ -28125,7 +28125,7 @@
     <w:p>
       <w:pPr>
         <w:shd w:val="clear" w:color="auto" w:fill="auto"/>
-        <w:spacing w:line="300" w:lineRule="auto"/>
+        <w:spacing w:line="300" w:lineRule="auto" w:before="0" w:after="0"/>
         <w:jc w:val="left"/>
         <w:rPr>
           <w:sz w:val="21"/>
@@ -28143,7 +28143,7 @@
     <w:p>
       <w:pPr>
         <w:shd w:val="clear" w:color="auto" w:fill="auto"/>
-        <w:spacing w:line="300" w:lineRule="auto"/>
+        <w:spacing w:line="300" w:lineRule="auto" w:before="0" w:after="0"/>
         <w:jc w:val="left"/>
         <w:rPr>
           <w:sz w:val="21"/>
@@ -28215,17 +28215,17 @@
     <w:p>
       <w:pPr>
         <w:jc w:val="left"/>
-        <w:spacing w:before="0" w:after="0" w:line="300" w:lineRule="multiple"/>
-        <w:rPr>
-          <w:sz w:val="21"/>
-          <w:szCs w:val="21"/>
-        </w:rPr>
-      </w:pPr>
-    </w:p>
-    <w:p>
-      <w:pPr>
-        <w:shd w:val="clear" w:color="auto" w:fill="auto"/>
-        <w:spacing w:line="300" w:lineRule="auto"/>
+        <w:spacing w:before="0" w:after="0" w:line="300" w:lineRule="auto"/>
+        <w:rPr>
+          <w:sz w:val="21"/>
+          <w:szCs w:val="21"/>
+        </w:rPr>
+      </w:pPr>
+    </w:p>
+    <w:p>
+      <w:pPr>
+        <w:shd w:val="clear" w:color="auto" w:fill="auto"/>
+        <w:spacing w:line="300" w:lineRule="auto" w:before="0" w:after="0"/>
         <w:jc w:val="left"/>
         <w:rPr>
           <w:sz w:val="21"/>
@@ -28295,7 +28295,7 @@
     <w:p>
       <w:pPr>
         <w:shd w:val="clear" w:color="auto" w:fill="auto"/>
-        <w:spacing w:line="300" w:lineRule="auto"/>
+        <w:spacing w:line="300" w:lineRule="auto" w:before="0" w:after="0"/>
         <w:jc w:val="left"/>
         <w:rPr>
           <w:sz w:val="21"/>
@@ -28313,7 +28313,7 @@
     <w:p>
       <w:pPr>
         <w:shd w:val="clear" w:color="auto" w:fill="auto"/>
-        <w:spacing w:line="300" w:lineRule="auto"/>
+        <w:spacing w:line="300" w:lineRule="auto" w:before="0" w:after="0"/>
         <w:jc w:val="left"/>
         <w:rPr>
           <w:sz w:val="21"/>
@@ -28339,7 +28339,7 @@
     <w:p>
       <w:pPr>
         <w:shd w:val="clear" w:color="auto" w:fill="auto"/>
-        <w:spacing w:line="300" w:lineRule="auto"/>
+        <w:spacing w:line="300" w:lineRule="auto" w:before="0" w:after="0"/>
         <w:jc w:val="left"/>
         <w:rPr>
           <w:sz w:val="21"/>
@@ -28373,7 +28373,7 @@
     <w:p>
       <w:pPr>
         <w:shd w:val="clear" w:color="auto" w:fill="auto"/>
-        <w:spacing w:line="300" w:lineRule="auto"/>
+        <w:spacing w:line="300" w:lineRule="auto" w:before="0" w:after="0"/>
         <w:jc w:val="left"/>
         <w:rPr>
           <w:sz w:val="21"/>
@@ -28399,7 +28399,7 @@
     <w:p>
       <w:pPr>
         <w:shd w:val="clear" w:color="auto" w:fill="auto"/>
-        <w:spacing w:line="300" w:lineRule="auto"/>
+        <w:spacing w:line="300" w:lineRule="auto" w:before="0" w:after="0"/>
         <w:jc w:val="left"/>
         <w:rPr>
           <w:sz w:val="21"/>
@@ -28417,17 +28417,17 @@
     <w:p>
       <w:pPr>
         <w:jc w:val="left"/>
-        <w:spacing w:before="0" w:after="0" w:line="300" w:lineRule="multiple"/>
-        <w:rPr>
-          <w:sz w:val="21"/>
-          <w:szCs w:val="21"/>
-        </w:rPr>
-      </w:pPr>
-    </w:p>
-    <w:p>
-      <w:pPr>
-        <w:jc w:val="left"/>
-        <w:spacing w:before="0" w:after="0" w:line="300" w:lineRule="multiple"/>
+        <w:spacing w:before="0" w:after="0" w:line="300" w:lineRule="auto"/>
+        <w:rPr>
+          <w:sz w:val="21"/>
+          <w:szCs w:val="21"/>
+        </w:rPr>
+      </w:pPr>
+    </w:p>
+    <w:p>
+      <w:pPr>
+        <w:jc w:val="left"/>
+        <w:spacing w:before="0" w:after="0" w:line="300" w:lineRule="auto"/>
         <w:rPr>
           <w:b/>
           <w:bCs/>
@@ -28449,7 +28449,7 @@
     <w:p>
       <w:pPr>
         <w:shd w:val="clear" w:color="auto" w:fill="auto"/>
-        <w:spacing w:line="300" w:lineRule="auto"/>
+        <w:spacing w:line="300" w:lineRule="auto" w:before="0" w:after="0"/>
         <w:jc w:val="left"/>
         <w:rPr>
           <w:sz w:val="21"/>
@@ -28671,7 +28671,7 @@
     <w:p>
       <w:pPr>
         <w:shd w:val="clear" w:color="auto" w:fill="auto"/>
-        <w:spacing w:line="300" w:lineRule="auto"/>
+        <w:spacing w:line="300" w:lineRule="auto" w:before="0" w:after="0"/>
         <w:jc w:val="left"/>
         <w:rPr>
           <w:sz w:val="21"/>
@@ -28730,7 +28730,7 @@
           <w:tab w:val="left" w:pos="4156"/>
           <w:tab w:val="left" w:pos="6234"/>
         </w:tabs>
-        <w:spacing w:line="300" w:lineRule="auto"/>
+        <w:spacing w:line="300" w:lineRule="auto" w:before="0" w:after="0"/>
         <w:jc w:val="left"/>
         <w:rPr>
           <w:sz w:val="21"/>
@@ -28966,7 +28966,7 @@
     <w:p>
       <w:pPr>
         <w:shd w:val="clear" w:color="auto" w:fill="auto"/>
-        <w:spacing w:line="300" w:lineRule="auto"/>
+        <w:spacing w:line="300" w:lineRule="auto" w:before="0" w:after="0"/>
         <w:jc w:val="left"/>
         <w:rPr>
           <w:sz w:val="21"/>
@@ -29000,7 +29000,7 @@
     <w:p>
       <w:pPr>
         <w:shd w:val="clear" w:color="auto" w:fill="auto"/>
-        <w:spacing w:line="300" w:lineRule="auto"/>
+        <w:spacing w:line="300" w:lineRule="auto" w:before="0" w:after="0"/>
         <w:jc w:val="left"/>
         <w:rPr>
           <w:sz w:val="21"/>
@@ -29069,7 +29069,7 @@
     <w:p>
       <w:pPr>
         <w:shd w:val="clear" w:color="auto" w:fill="auto"/>
-        <w:spacing w:line="300" w:lineRule="auto"/>
+        <w:spacing w:line="300" w:lineRule="auto" w:before="0" w:after="0"/>
         <w:jc w:val="left"/>
         <w:rPr>
           <w:sz w:val="21"/>
@@ -29097,14 +29097,14 @@
 </file>
 
 <file path=word/footer1.xml><?xml version="1.0" encoding="utf-8"?>
-<w:ftr xmlns:w="http://schemas.openxmlformats.org/wordprocessingml/2006/main" xmlns:r="http://schemas.openxmlformats.org/officeDocument/2006/relationships">
-  <w:p>
+<w:ftr xmlns:w="http://schemas.openxmlformats.org/wordprocessingml/2006/main">
+  <w:p xmlns:w="http://schemas.openxmlformats.org/wordprocessingml/2006/main">
     <w:pPr>
       <w:jc w:val="center"/>
     </w:pPr>
     <w:r>
       <w:rPr>
-        <w:rFonts w:ascii="Times New Roman" w:hAnsi="Times New Roman" w:eastAsia="宋体"/>
+        <w:rFonts w:ascii="Times New Roman" w:hAnsi="Times New Roman" w:eastAsia="宋体" w:cs="Times New Roman"/>
         <w:sz w:val="21"/>
         <w:szCs w:val="21"/>
       </w:rPr>
@@ -29112,47 +29112,107 @@
     </w:r>
     <w:r>
       <w:rPr>
-        <w:rFonts w:ascii="Times New Roman" w:hAnsi="Times New Roman" w:eastAsia="宋体"/>
+        <w:rFonts w:ascii="Times New Roman" w:hAnsi="Times New Roman" w:eastAsia="宋体" w:cs="Times New Roman"/>
         <w:sz w:val="21"/>
         <w:szCs w:val="21"/>
       </w:rPr>
-      <w:t xml:space="preserve">第</w:t>
+      <w:t>第</w:t>
     </w:r>
-    <w:fldSimple w:instr=" PAGE ">
-      <w:r>
-        <w:rPr>
-          <w:rFonts w:ascii="Times New Roman" w:hAnsi="Times New Roman" w:eastAsia="宋体"/>
-          <w:sz w:val="21"/>
-          <w:szCs w:val="21"/>
-        </w:rPr>
-        <w:t xml:space="preserve">1</w:t>
-      </w:r>
-    </w:fldSimple>
     <w:r>
       <w:rPr>
-        <w:rFonts w:ascii="Times New Roman" w:hAnsi="Times New Roman" w:eastAsia="宋体"/>
+        <w:rFonts w:ascii="Times New Roman" w:hAnsi="Times New Roman" w:eastAsia="宋体" w:cs="Times New Roman"/>
         <w:sz w:val="21"/>
         <w:szCs w:val="21"/>
       </w:rPr>
-      <w:t xml:space="preserve">页（共</w:t>
+      <w:fldChar w:fldCharType="begin"/>
     </w:r>
-    <w:fldSimple w:instr=" NUMPAGES ">
-      <w:r>
-        <w:rPr>
-          <w:rFonts w:ascii="Times New Roman" w:hAnsi="Times New Roman" w:eastAsia="宋体"/>
-          <w:sz w:val="21"/>
-          <w:szCs w:val="21"/>
-        </w:rPr>
-        <w:t xml:space="preserve">1</w:t>
-      </w:r>
-    </w:fldSimple>
     <w:r>
       <w:rPr>
-        <w:rFonts w:ascii="Times New Roman" w:hAnsi="Times New Roman" w:eastAsia="宋体"/>
+        <w:rFonts w:ascii="Times New Roman" w:hAnsi="Times New Roman" w:eastAsia="宋体" w:cs="Times New Roman"/>
         <w:sz w:val="21"/>
         <w:szCs w:val="21"/>
       </w:rPr>
-      <w:t xml:space="preserve">页）</w:t>
+      <w:instrText xml:space="preserve"> PAGE </w:instrText>
+    </w:r>
+    <w:r>
+      <w:rPr>
+        <w:rFonts w:ascii="Times New Roman" w:hAnsi="Times New Roman" w:eastAsia="宋体" w:cs="Times New Roman"/>
+        <w:sz w:val="21"/>
+        <w:szCs w:val="21"/>
+      </w:rPr>
+      <w:fldChar w:fldCharType="separate"/>
+    </w:r>
+    <w:r>
+      <w:rPr>
+        <w:rFonts w:ascii="Times New Roman" w:hAnsi="Times New Roman" w:eastAsia="宋体" w:cs="Times New Roman"/>
+        <w:sz w:val="21"/>
+        <w:szCs w:val="21"/>
+      </w:rPr>
+      <w:t>1</w:t>
+    </w:r>
+    <w:r>
+      <w:rPr>
+        <w:rFonts w:ascii="Times New Roman" w:hAnsi="Times New Roman" w:eastAsia="宋体" w:cs="Times New Roman"/>
+        <w:sz w:val="21"/>
+        <w:szCs w:val="21"/>
+      </w:rPr>
+      <w:fldChar w:fldCharType="end"/>
+    </w:r>
+    <w:r>
+      <w:rPr>
+        <w:rFonts w:ascii="Times New Roman" w:hAnsi="Times New Roman" w:eastAsia="宋体" w:cs="Times New Roman"/>
+        <w:sz w:val="21"/>
+        <w:szCs w:val="21"/>
+      </w:rPr>
+      <w:t>页（共</w:t>
+    </w:r>
+    <w:r>
+      <w:rPr>
+        <w:rFonts w:ascii="Times New Roman" w:hAnsi="Times New Roman" w:eastAsia="宋体" w:cs="Times New Roman"/>
+        <w:sz w:val="21"/>
+        <w:szCs w:val="21"/>
+      </w:rPr>
+      <w:fldChar w:fldCharType="begin"/>
+    </w:r>
+    <w:r>
+      <w:rPr>
+        <w:rFonts w:ascii="Times New Roman" w:hAnsi="Times New Roman" w:eastAsia="宋体" w:cs="Times New Roman"/>
+        <w:sz w:val="21"/>
+        <w:szCs w:val="21"/>
+      </w:rPr>
+      <w:instrText xml:space="preserve"> NUMPAGES </w:instrText>
+    </w:r>
+    <w:r>
+      <w:rPr>
+        <w:rFonts w:ascii="Times New Roman" w:hAnsi="Times New Roman" w:eastAsia="宋体" w:cs="Times New Roman"/>
+        <w:sz w:val="21"/>
+        <w:szCs w:val="21"/>
+      </w:rPr>
+      <w:fldChar w:fldCharType="separate"/>
+    </w:r>
+    <w:r>
+      <w:rPr>
+        <w:rFonts w:ascii="Times New Roman" w:hAnsi="Times New Roman" w:eastAsia="宋体" w:cs="Times New Roman"/>
+        <w:sz w:val="21"/>
+        <w:szCs w:val="21"/>
+      </w:rPr>
+      <w:t>19</w:t>
+    </w:r>
+    <w:r>
+      <w:rPr>
+        <w:rFonts w:ascii="Times New Roman" w:hAnsi="Times New Roman" w:eastAsia="宋体" w:cs="Times New Roman"/>
+        <w:sz w:val="21"/>
+        <w:szCs w:val="21"/>
+      </w:rPr>
+      <w:fldChar w:fldCharType="end"/>
+    </w:r>
+    <w:r>
+      <w:rPr>
+        <w:rFonts w:ascii="Times New Roman" w:hAnsi="Times New Roman" w:eastAsia="宋体" w:cs="Times New Roman"/>
+        <w:sz w:val="21"/>
+        <w:szCs w:val="21"/>
+      </w:rPr>
+      <w:t>页）</w:t>
     </w:r>
   </w:p>
 </w:ftr>
@@ -29163,14 +29223,16 @@
   <w:docDefaults>
     <w:rPrDefault>
       <w:rPr>
-        <w:rFonts w:ascii="Times New Roman" w:eastAsia="宋体" w:hAnsi="Times New Roman" w:cs="Times New Roman"/>
-        <w:kern w:val="2"/>
+        <w:rFonts w:ascii="Times New Roman" w:hAnsi="Times New Roman" w:eastAsia="宋体" w:cs="Times New Roman"/>
         <w:sz w:val="21"/>
         <w:szCs w:val="21"/>
-        <w:lang w:val="en-US" w:eastAsia="zh-CN" w:bidi="ar-SA"/>
       </w:rPr>
     </w:rPrDefault>
-    <w:pPrDefault/>
+    <w:pPrDefault>
+      <w:pPr>
+        <w:spacing w:before="0" w:after="0" w:line="300" w:lineRule="auto"/>
+      </w:pPr>
+    </w:pPrDefault>
   </w:docDefaults>
   <w:latentStyles w:defLockedState="0" w:defUIPriority="99" w:defSemiHidden="1" w:defUnhideWhenUsed="1" w:defQFormat="0" w:count="267">
     <w:lsdException w:name="Normal" w:semiHidden="0" w:uiPriority="0" w:unhideWhenUsed="0" w:qFormat="1"/>

--- a/高中物理/高中物理同步/人教版必修3 第11章 电路及其应用·简单卷（15题）.docx
+++ b/高中物理/高中物理同步/人教版必修3 第11章 电路及其应用·简单卷（15题）.docx
@@ -29100,7 +29100,7 @@
 <w:ftr xmlns:w="http://schemas.openxmlformats.org/wordprocessingml/2006/main">
   <w:p xmlns:w="http://schemas.openxmlformats.org/wordprocessingml/2006/main">
     <w:pPr>
-      <w:jc w:val="center"/>
+      <w:jc w:val="left"/>
     </w:pPr>
     <w:r>
       <w:rPr>

--- a/高中物理/高中物理同步/人教版必修3 第11章 电路及其应用·简单卷（15题）.docx
+++ b/高中物理/高中物理同步/人教版必修3 第11章 电路及其应用·简单卷（15题）.docx
@@ -18483,7 +18483,7 @@
                         <w:rPr>
                           <w:rFonts w:ascii="Times New Roman" w:eastAsia="宋体" w:hAnsi="Times New Roman" w:cs="Cambria Math"/>
                         </w:rPr>
-                        <m:t>3</m:t>
+                        <m:t>x</m:t>
                       </m:r>
                     </m:sub>
                   </m:sSub>
@@ -18521,7 +18521,7 @@
                         <w:rPr>
                           <w:rFonts w:ascii="Times New Roman" w:eastAsia="宋体" w:hAnsi="Times New Roman" w:cs="Cambria Math"/>
                         </w:rPr>
-                        <m:t>1</m:t>
+                        <m:t>x</m:t>
                       </m:r>
                     </m:sub>
                   </m:sSub>
@@ -29180,31 +29180,7 @@
         <w:sz w:val="21"/>
         <w:szCs w:val="21"/>
       </w:rPr>
-      <w:instrText xml:space="preserve"> NUMPAGES </w:instrText>
-    </w:r>
-    <w:r>
-      <w:rPr>
-        <w:rFonts w:ascii="Times New Roman" w:hAnsi="Times New Roman" w:eastAsia="宋体" w:cs="Times New Roman"/>
-        <w:sz w:val="21"/>
-        <w:szCs w:val="21"/>
-      </w:rPr>
-      <w:fldChar w:fldCharType="separate"/>
-    </w:r>
-    <w:r>
-      <w:rPr>
-        <w:rFonts w:ascii="Times New Roman" w:hAnsi="Times New Roman" w:eastAsia="宋体" w:cs="Times New Roman"/>
-        <w:sz w:val="21"/>
-        <w:szCs w:val="21"/>
-      </w:rPr>
       <w:t>19</w:t>
-    </w:r>
-    <w:r>
-      <w:rPr>
-        <w:rFonts w:ascii="Times New Roman" w:hAnsi="Times New Roman" w:eastAsia="宋体" w:cs="Times New Roman"/>
-        <w:sz w:val="21"/>
-        <w:szCs w:val="21"/>
-      </w:rPr>
-      <w:fldChar w:fldCharType="end"/>
     </w:r>
     <w:r>
       <w:rPr>
